--- a/documentation/quickstart/quickstart.docx
+++ b/documentation/quickstart/quickstart.docx
@@ -1,6 +1,6 @@
 
 <file path=word/document.xml><?xml version="1.0" encoding="utf-8"?>
-<w:document xmlns:wpc="http://schemas.microsoft.com/office/word/2010/wordprocessingCanvas" xmlns:mo="http://schemas.microsoft.com/office/mac/office/2008/main" xmlns:mc="http://schemas.openxmlformats.org/markup-compatibility/2006" xmlns:mv="urn:schemas-microsoft-com:mac:vml" xmlns:o="urn:schemas-microsoft-com:office:office" xmlns:r="http://schemas.openxmlformats.org/officeDocument/2006/relationships" xmlns:m="http://schemas.openxmlformats.org/officeDocument/2006/math" xmlns:v="urn:schemas-microsoft-com:vml" xmlns:wp14="http://schemas.microsoft.com/office/word/2010/wordprocessingDrawing" xmlns:wp="http://schemas.openxmlformats.org/drawingml/2006/wordprocessingDrawing" xmlns:w10="urn:schemas-microsoft-com:office:word" xmlns:w="http://schemas.openxmlformats.org/wordprocessingml/2006/main" xmlns:w14="http://schemas.microsoft.com/office/word/2010/wordml" xmlns:w15="http://schemas.microsoft.com/office/word/2012/wordml" xmlns:wpg="http://schemas.microsoft.com/office/word/2010/wordprocessingGroup" xmlns:wpi="http://schemas.microsoft.com/office/word/2010/wordprocessingInk" xmlns:wne="http://schemas.microsoft.com/office/word/2006/wordml" xmlns:wps="http://schemas.microsoft.com/office/word/2010/wordprocessingShape" mc:Ignorable="w14 w15 wp14 mv">
+<w:document xmlns:wpc="http://schemas.microsoft.com/office/word/2010/wordprocessingCanvas" xmlns:cx="http://schemas.microsoft.com/office/drawing/2014/chartex" xmlns:cx1="http://schemas.microsoft.com/office/drawing/2015/9/8/chartex" xmlns:cx2="http://schemas.microsoft.com/office/drawing/2015/10/21/chartex" xmlns:cx3="http://schemas.microsoft.com/office/drawing/2016/5/9/chartex" xmlns:cx4="http://schemas.microsoft.com/office/drawing/2016/5/10/chartex" xmlns:cx5="http://schemas.microsoft.com/office/drawing/2016/5/11/chartex" xmlns:cx6="http://schemas.microsoft.com/office/drawing/2016/5/12/chartex" xmlns:cx7="http://schemas.microsoft.com/office/drawing/2016/5/13/chartex" xmlns:cx8="http://schemas.microsoft.com/office/drawing/2016/5/14/chartex" xmlns:mc="http://schemas.openxmlformats.org/markup-compatibility/2006" xmlns:aink="http://schemas.microsoft.com/office/drawing/2016/ink" xmlns:am3d="http://schemas.microsoft.com/office/drawing/2017/model3d" xmlns:o="urn:schemas-microsoft-com:office:office" xmlns:oel="http://schemas.microsoft.com/office/2019/extlst" xmlns:r="http://schemas.openxmlformats.org/officeDocument/2006/relationships" xmlns:m="http://schemas.openxmlformats.org/officeDocument/2006/math" xmlns:v="urn:schemas-microsoft-com:vml" xmlns:wp14="http://schemas.microsoft.com/office/word/2010/wordprocessingDrawing" xmlns:wp="http://schemas.openxmlformats.org/drawingml/2006/wordprocessingDrawing" xmlns:w10="urn:schemas-microsoft-com:office:word" xmlns:w="http://schemas.openxmlformats.org/wordprocessingml/2006/main" xmlns:w14="http://schemas.microsoft.com/office/word/2010/wordml" xmlns:w15="http://schemas.microsoft.com/office/word/2012/wordml" xmlns:w16cex="http://schemas.microsoft.com/office/word/2018/wordml/cex" xmlns:w16cid="http://schemas.microsoft.com/office/word/2016/wordml/cid" xmlns:w16="http://schemas.microsoft.com/office/word/2018/wordml" xmlns:w16du="http://schemas.microsoft.com/office/word/2023/wordml/word16du" xmlns:w16sdtdh="http://schemas.microsoft.com/office/word/2020/wordml/sdtdatahash" xmlns:w16sdtfl="http://schemas.microsoft.com/office/word/2024/wordml/sdtformatlock" xmlns:w16se="http://schemas.microsoft.com/office/word/2015/wordml/symex" xmlns:wpg="http://schemas.microsoft.com/office/word/2010/wordprocessingGroup" xmlns:wpi="http://schemas.microsoft.com/office/word/2010/wordprocessingInk" xmlns:wne="http://schemas.microsoft.com/office/word/2006/wordml" xmlns:wps="http://schemas.microsoft.com/office/word/2010/wordprocessingShape" mc:Ignorable="w14 w15 w16se w16cid w16 w16cex w16sdtdh w16sdtfl w16du wp14">
   <w:body>
     <w:p/>
     <w:p>
@@ -39,7 +39,7 @@
             <v:path o:extrusionok="f" gradientshapeok="t" o:connecttype="rect"/>
             <o:lock v:ext="edit" aspectratio="t"/>
           </v:shapetype>
-          <v:shape id="_x0000_s1050" type="#_x0000_t75" style="position:absolute;left:0;text-align:left;margin-left:178.7pt;margin-top:22.35pt;width:352.45pt;height:342.5pt;z-index:-251610112;mso-position-horizontal-relative:text;mso-position-vertical-relative:text">
+          <v:shape id="_x0000_s2074" type="#_x0000_t75" style="position:absolute;left:0;text-align:left;margin-left:178.7pt;margin-top:22.35pt;width:352.45pt;height:342.5pt;z-index:-251613696;mso-position-horizontal-relative:text;mso-position-vertical-relative:text">
             <v:imagedata r:id="rId7" o:title="Picture"/>
           </v:shape>
         </w:pict>
@@ -58,7 +58,7 @@
         <mc:AlternateContent>
           <mc:Choice Requires="wps">
             <w:drawing>
-              <wp:anchor distT="0" distB="0" distL="114300" distR="114300" simplePos="0" relativeHeight="251614208" behindDoc="0" locked="0" layoutInCell="1" allowOverlap="1" wp14:anchorId="2F4430F6" wp14:editId="661724BB">
+              <wp:anchor distT="0" distB="0" distL="114300" distR="114300" simplePos="0" relativeHeight="251637248" behindDoc="0" locked="0" layoutInCell="1" allowOverlap="1" wp14:anchorId="2F4430F6" wp14:editId="7CD8B612">
                 <wp:simplePos x="0" y="0"/>
                 <wp:positionH relativeFrom="column">
                   <wp:posOffset>6210300</wp:posOffset>
@@ -149,7 +149,7 @@
                 <v:stroke joinstyle="miter"/>
                 <v:path gradientshapeok="t" o:connecttype="rect"/>
               </v:shapetype>
-              <v:shape id="Zone de texte 8" o:spid="_x0000_s1026" type="#_x0000_t202" style="position:absolute;left:0;text-align:left;margin-left:489pt;margin-top:81.2pt;width:113.25pt;height:21pt;z-index:251614208;visibility:visible;mso-wrap-style:square;mso-width-percent:0;mso-height-percent:0;mso-wrap-distance-left:9pt;mso-wrap-distance-top:0;mso-wrap-distance-right:9pt;mso-wrap-distance-bottom:0;mso-position-horizontal:absolute;mso-position-horizontal-relative:text;mso-position-vertical:absolute;mso-position-vertical-relative:text;mso-width-percent:0;mso-height-percent:0;mso-width-relative:margin;mso-height-relative:margin;v-text-anchor:top" o:gfxdata="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" filled="f" stroked="f" strokeweight=".5pt">
+              <v:shape id="Zone de texte 8" o:spid="_x0000_s1026" type="#_x0000_t202" style="position:absolute;left:0;text-align:left;margin-left:489pt;margin-top:81.2pt;width:113.25pt;height:21pt;z-index:251637248;visibility:visible;mso-wrap-style:square;mso-width-percent:0;mso-height-percent:0;mso-wrap-distance-left:9pt;mso-wrap-distance-top:0;mso-wrap-distance-right:9pt;mso-wrap-distance-bottom:0;mso-position-horizontal:absolute;mso-position-horizontal-relative:text;mso-position-vertical:absolute;mso-position-vertical-relative:text;mso-width-percent:0;mso-height-percent:0;mso-width-relative:margin;mso-height-relative:margin;v-text-anchor:top" o:gfxdata="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" filled="f" stroked="f" strokeweight=".5pt">
                 <v:textbox>
                   <w:txbxContent>
                     <w:p>
@@ -186,7 +186,7 @@
         <mc:AlternateContent>
           <mc:Choice Requires="wps">
             <w:drawing>
-              <wp:anchor distT="0" distB="0" distL="114300" distR="114300" simplePos="0" relativeHeight="251613184" behindDoc="0" locked="0" layoutInCell="1" allowOverlap="1" wp14:anchorId="20E91232" wp14:editId="286BD019">
+              <wp:anchor distT="0" distB="0" distL="114300" distR="114300" simplePos="0" relativeHeight="251636224" behindDoc="0" locked="0" layoutInCell="1" allowOverlap="1" wp14:anchorId="20E91232" wp14:editId="07F92A4E">
                 <wp:simplePos x="0" y="0"/>
                 <wp:positionH relativeFrom="column">
                   <wp:posOffset>5181600</wp:posOffset>
@@ -273,7 +273,7 @@
           </mc:Choice>
           <mc:Fallback>
             <w:pict>
-              <v:shape w14:anchorId="20E91232" id="Zone de texte 7" o:spid="_x0000_s1027" type="#_x0000_t202" style="position:absolute;left:0;text-align:left;margin-left:408pt;margin-top:160.7pt;width:113.25pt;height:21pt;z-index:251613184;visibility:visible;mso-wrap-style:square;mso-width-percent:0;mso-height-percent:0;mso-wrap-distance-left:9pt;mso-wrap-distance-top:0;mso-wrap-distance-right:9pt;mso-wrap-distance-bottom:0;mso-position-horizontal:absolute;mso-position-horizontal-relative:text;mso-position-vertical:absolute;mso-position-vertical-relative:text;mso-width-percent:0;mso-height-percent:0;mso-width-relative:margin;mso-height-relative:margin;v-text-anchor:top" o:gfxdata="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" filled="f" stroked="f" strokeweight=".5pt">
+              <v:shape w14:anchorId="20E91232" id="Zone de texte 7" o:spid="_x0000_s1027" type="#_x0000_t202" style="position:absolute;left:0;text-align:left;margin-left:408pt;margin-top:160.7pt;width:113.25pt;height:21pt;z-index:251636224;visibility:visible;mso-wrap-style:square;mso-width-percent:0;mso-height-percent:0;mso-wrap-distance-left:9pt;mso-wrap-distance-top:0;mso-wrap-distance-right:9pt;mso-wrap-distance-bottom:0;mso-position-horizontal:absolute;mso-position-horizontal-relative:text;mso-position-vertical:absolute;mso-position-vertical-relative:text;mso-width-percent:0;mso-height-percent:0;mso-width-relative:margin;mso-height-relative:margin;v-text-anchor:top" o:gfxdata="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" filled="f" stroked="f" strokeweight=".5pt">
                 <v:textbox>
                   <w:txbxContent>
                     <w:p>
@@ -310,7 +310,7 @@
         <mc:AlternateContent>
           <mc:Choice Requires="wps">
             <w:drawing>
-              <wp:anchor distT="0" distB="0" distL="114300" distR="114300" simplePos="0" relativeHeight="251612160" behindDoc="0" locked="0" layoutInCell="1" allowOverlap="1" wp14:anchorId="4B1B10F2" wp14:editId="6865E0CA">
+              <wp:anchor distT="0" distB="0" distL="114300" distR="114300" simplePos="0" relativeHeight="251635200" behindDoc="0" locked="0" layoutInCell="1" allowOverlap="1" wp14:anchorId="4B1B10F2" wp14:editId="00BDAF42">
                 <wp:simplePos x="0" y="0"/>
                 <wp:positionH relativeFrom="column">
                   <wp:posOffset>6610350</wp:posOffset>
@@ -392,7 +392,7 @@
           </mc:Choice>
           <mc:Fallback>
             <w:pict>
-              <v:shape w14:anchorId="4B1B10F2" id="Zone de texte 6" o:spid="_x0000_s1028" type="#_x0000_t202" style="position:absolute;left:0;text-align:left;margin-left:520.5pt;margin-top:61.1pt;width:113.25pt;height:21pt;z-index:251612160;visibility:visible;mso-wrap-style:square;mso-width-percent:0;mso-height-percent:0;mso-wrap-distance-left:9pt;mso-wrap-distance-top:0;mso-wrap-distance-right:9pt;mso-wrap-distance-bottom:0;mso-position-horizontal:absolute;mso-position-horizontal-relative:text;mso-position-vertical:absolute;mso-position-vertical-relative:text;mso-width-percent:0;mso-height-percent:0;mso-width-relative:margin;mso-height-relative:margin;v-text-anchor:top" o:gfxdata="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" filled="f" stroked="f" strokeweight=".5pt">
+              <v:shape w14:anchorId="4B1B10F2" id="Zone de texte 6" o:spid="_x0000_s1028" type="#_x0000_t202" style="position:absolute;left:0;text-align:left;margin-left:520.5pt;margin-top:61.1pt;width:113.25pt;height:21pt;z-index:251635200;visibility:visible;mso-wrap-style:square;mso-width-percent:0;mso-height-percent:0;mso-wrap-distance-left:9pt;mso-wrap-distance-top:0;mso-wrap-distance-right:9pt;mso-wrap-distance-bottom:0;mso-position-horizontal:absolute;mso-position-horizontal-relative:text;mso-position-vertical:absolute;mso-position-vertical-relative:text;mso-width-percent:0;mso-height-percent:0;mso-width-relative:margin;mso-height-relative:margin;v-text-anchor:top" o:gfxdata="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" filled="f" stroked="f" strokeweight=".5pt">
                 <v:textbox>
                   <w:txbxContent>
                     <w:p>
@@ -424,7 +424,7 @@
         <mc:AlternateContent>
           <mc:Choice Requires="wps">
             <w:drawing>
-              <wp:anchor distT="0" distB="0" distL="114300" distR="114300" simplePos="0" relativeHeight="251611136" behindDoc="0" locked="0" layoutInCell="1" allowOverlap="1" wp14:anchorId="276D8D29" wp14:editId="30CD2753">
+              <wp:anchor distT="0" distB="0" distL="114300" distR="114300" simplePos="0" relativeHeight="251634176" behindDoc="0" locked="0" layoutInCell="1" allowOverlap="1" wp14:anchorId="276D8D29" wp14:editId="1D2A7455">
                 <wp:simplePos x="0" y="0"/>
                 <wp:positionH relativeFrom="column">
                   <wp:posOffset>5276850</wp:posOffset>
@@ -519,7 +519,7 @@
           </mc:Choice>
           <mc:Fallback>
             <w:pict>
-              <v:shape w14:anchorId="276D8D29" id="Zone de texte 5" o:spid="_x0000_s1029" type="#_x0000_t202" style="position:absolute;left:0;text-align:left;margin-left:415.5pt;margin-top:141.35pt;width:113.25pt;height:21pt;z-index:251611136;visibility:visible;mso-wrap-style:square;mso-width-percent:0;mso-height-percent:0;mso-wrap-distance-left:9pt;mso-wrap-distance-top:0;mso-wrap-distance-right:9pt;mso-wrap-distance-bottom:0;mso-position-horizontal:absolute;mso-position-horizontal-relative:text;mso-position-vertical:absolute;mso-position-vertical-relative:text;mso-width-percent:0;mso-height-percent:0;mso-width-relative:margin;mso-height-relative:margin;v-text-anchor:top" o:gfxdata="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" filled="f" stroked="f" strokeweight=".5pt">
+              <v:shape w14:anchorId="276D8D29" id="Zone de texte 5" o:spid="_x0000_s1029" type="#_x0000_t202" style="position:absolute;left:0;text-align:left;margin-left:415.5pt;margin-top:141.35pt;width:113.25pt;height:21pt;z-index:251634176;visibility:visible;mso-wrap-style:square;mso-width-percent:0;mso-height-percent:0;mso-wrap-distance-left:9pt;mso-wrap-distance-top:0;mso-wrap-distance-right:9pt;mso-wrap-distance-bottom:0;mso-position-horizontal:absolute;mso-position-horizontal-relative:text;mso-position-vertical:absolute;mso-position-vertical-relative:text;mso-width-percent:0;mso-height-percent:0;mso-width-relative:margin;mso-height-relative:margin;v-text-anchor:top" o:gfxdata="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" filled="f" stroked="f" strokeweight=".5pt">
                 <v:textbox>
                   <w:txbxContent>
                     <w:p>
@@ -564,7 +564,7 @@
         <mc:AlternateContent>
           <mc:Choice Requires="wps">
             <w:drawing>
-              <wp:anchor distT="0" distB="0" distL="114300" distR="114300" simplePos="0" relativeHeight="251609088" behindDoc="0" locked="0" layoutInCell="1" allowOverlap="1" wp14:anchorId="496A754A" wp14:editId="2AFC7DA7">
+              <wp:anchor distT="0" distB="0" distL="114300" distR="114300" simplePos="0" relativeHeight="251631104" behindDoc="0" locked="0" layoutInCell="1" allowOverlap="1" wp14:anchorId="496A754A" wp14:editId="0B3F18B4">
                 <wp:simplePos x="0" y="0"/>
                 <wp:positionH relativeFrom="column">
                   <wp:posOffset>5772150</wp:posOffset>
@@ -625,11 +625,11 @@
           </mc:Choice>
           <mc:Fallback>
             <w:pict>
-              <v:shapetype w14:anchorId="7341DC98" id="_x0000_t32" coordsize="21600,21600" o:spt="32" o:oned="t" path="m,l21600,21600e" filled="f">
+              <v:shapetype w14:anchorId="3BB3D3C4" id="_x0000_t32" coordsize="21600,21600" o:spt="32" o:oned="t" path="m,l21600,21600e" filled="f">
                 <v:path arrowok="t" fillok="f" o:connecttype="none"/>
                 <o:lock v:ext="edit" shapetype="t"/>
               </v:shapetype>
-              <v:shape id="Connecteur droit avec flèche 3" o:spid="_x0000_s1026" type="#_x0000_t32" style="position:absolute;margin-left:454.5pt;margin-top:52.1pt;width:67.5pt;height:16.5pt;flip:x y;z-index:251609088;visibility:visible;mso-wrap-style:square;mso-width-percent:0;mso-height-percent:0;mso-wrap-distance-left:9pt;mso-wrap-distance-top:0;mso-wrap-distance-right:9pt;mso-wrap-distance-bottom:0;mso-position-horizontal:absolute;mso-position-horizontal-relative:text;mso-position-vertical:absolute;mso-position-vertical-relative:text;mso-width-percent:0;mso-height-percent:0;mso-width-relative:margin;mso-height-relative:margin" o:gfxdata="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" strokecolor="#324b9b" strokeweight="2pt">
+              <v:shape id="Connecteur droit avec flèche 3" o:spid="_x0000_s1026" type="#_x0000_t32" style="position:absolute;margin-left:454.5pt;margin-top:52.1pt;width:67.5pt;height:16.5pt;flip:x y;z-index:251631104;visibility:visible;mso-wrap-style:square;mso-width-percent:0;mso-height-percent:0;mso-wrap-distance-left:9pt;mso-wrap-distance-top:0;mso-wrap-distance-right:9pt;mso-wrap-distance-bottom:0;mso-position-horizontal:absolute;mso-position-horizontal-relative:text;mso-position-vertical:absolute;mso-position-vertical-relative:text;mso-width-percent:0;mso-height-percent:0;mso-width-relative:margin;mso-height-relative:margin" o:gfxdata="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" strokecolor="#324b9b" strokeweight="2pt">
                 <v:stroke endarrow="open" joinstyle="miter"/>
               </v:shape>
             </w:pict>
@@ -645,7 +645,7 @@
         <mc:AlternateContent>
           <mc:Choice Requires="wps">
             <w:drawing>
-              <wp:anchor distT="0" distB="0" distL="114300" distR="114300" simplePos="0" relativeHeight="251610112" behindDoc="0" locked="0" layoutInCell="1" allowOverlap="1" wp14:anchorId="0B6595DF" wp14:editId="336D4576">
+              <wp:anchor distT="0" distB="0" distL="114300" distR="114300" simplePos="0" relativeHeight="251632128" behindDoc="0" locked="0" layoutInCell="1" allowOverlap="1" wp14:anchorId="0B6595DF" wp14:editId="0EA35D3A">
                 <wp:simplePos x="0" y="0"/>
                 <wp:positionH relativeFrom="column">
                   <wp:posOffset>4486275</wp:posOffset>
@@ -706,7 +706,7 @@
           </mc:Choice>
           <mc:Fallback>
             <w:pict>
-              <v:shape w14:anchorId="645ECF0B" id="Connecteur droit avec flèche 4" o:spid="_x0000_s1026" type="#_x0000_t32" style="position:absolute;margin-left:353.25pt;margin-top:83.6pt;width:66pt;height:60pt;flip:x y;z-index:251610112;visibility:visible;mso-wrap-style:square;mso-width-percent:0;mso-height-percent:0;mso-wrap-distance-left:9pt;mso-wrap-distance-top:0;mso-wrap-distance-right:9pt;mso-wrap-distance-bottom:0;mso-position-horizontal:absolute;mso-position-horizontal-relative:text;mso-position-vertical:absolute;mso-position-vertical-relative:text;mso-width-percent:0;mso-height-percent:0;mso-width-relative:margin;mso-height-relative:margin" o:gfxdata="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" strokecolor="#324b9b" strokeweight="2pt">
+              <v:shape w14:anchorId="24D5AF66" id="Connecteur droit avec flèche 4" o:spid="_x0000_s1026" type="#_x0000_t32" style="position:absolute;margin-left:353.25pt;margin-top:83.6pt;width:66pt;height:60pt;flip:x y;z-index:251632128;visibility:visible;mso-wrap-style:square;mso-width-percent:0;mso-height-percent:0;mso-wrap-distance-left:9pt;mso-wrap-distance-top:0;mso-wrap-distance-right:9pt;mso-wrap-distance-bottom:0;mso-position-horizontal:absolute;mso-position-horizontal-relative:text;mso-position-vertical:absolute;mso-position-vertical-relative:text;mso-width-percent:0;mso-height-percent:0;mso-width-relative:margin;mso-height-relative:margin" o:gfxdata="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" strokecolor="#324b9b" strokeweight="2pt">
                 <v:stroke endarrow="open" joinstyle="miter"/>
               </v:shape>
             </w:pict>
@@ -737,35 +737,18 @@
       <w:r>
         <w:rPr>
           <w:noProof/>
-        </w:rPr>
-        <w:pict w14:anchorId="1B71559E">
-          <v:shape id="_x0000_s1031" type="#_x0000_t75" style="position:absolute;left:0;text-align:left;margin-left:93.35pt;margin-top:21.45pt;width:583.4pt;height:407.7pt;z-index:-251628544;mso-position-horizontal-relative:text;mso-position-vertical-relative:text">
-            <v:imagedata r:id="rId8" o:title="Picture"/>
-          </v:shape>
-        </w:pict>
-      </w:r>
-    </w:p>
-    <w:p>
-      <w:pPr>
-        <w:jc w:val="center"/>
-      </w:pPr>
-    </w:p>
-    <w:p>
-      <w:r>
-        <w:rPr>
-          <w:noProof/>
           <w:lang w:eastAsia="fr-FR"/>
         </w:rPr>
         <mc:AlternateContent>
           <mc:Choice Requires="wps">
             <w:drawing>
-              <wp:anchor distT="0" distB="0" distL="114300" distR="114300" simplePos="0" relativeHeight="251615232" behindDoc="0" locked="0" layoutInCell="1" allowOverlap="1" wp14:anchorId="2711D7C8" wp14:editId="2230E9E5">
+              <wp:anchor distT="0" distB="0" distL="114300" distR="114300" simplePos="0" relativeHeight="251704320" behindDoc="0" locked="0" layoutInCell="1" allowOverlap="1" wp14:anchorId="2711D7C8" wp14:editId="4BF7B382">
                 <wp:simplePos x="0" y="0"/>
                 <wp:positionH relativeFrom="column">
-                  <wp:posOffset>3861806</wp:posOffset>
+                  <wp:posOffset>3286125</wp:posOffset>
                 </wp:positionH>
                 <wp:positionV relativeFrom="paragraph">
-                  <wp:posOffset>581936</wp:posOffset>
+                  <wp:posOffset>902335</wp:posOffset>
                 </wp:positionV>
                 <wp:extent cx="209550" cy="1114425"/>
                 <wp:effectExtent l="76200" t="38100" r="19050" b="28575"/>
@@ -820,13 +803,57 @@
           </mc:Choice>
           <mc:Fallback>
             <w:pict>
-              <v:shape w14:anchorId="70DFBE11" id="Connecteur droit avec flèche 9" o:spid="_x0000_s1026" type="#_x0000_t32" style="position:absolute;margin-left:304.1pt;margin-top:45.8pt;width:16.5pt;height:87.75pt;flip:x y;z-index:251615232;visibility:visible;mso-wrap-style:square;mso-width-percent:0;mso-height-percent:0;mso-wrap-distance-left:9pt;mso-wrap-distance-top:0;mso-wrap-distance-right:9pt;mso-wrap-distance-bottom:0;mso-position-horizontal:absolute;mso-position-horizontal-relative:text;mso-position-vertical:absolute;mso-position-vertical-relative:text;mso-width-percent:0;mso-height-percent:0;mso-width-relative:margin;mso-height-relative:margin" o:gfxdata="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" strokecolor="#324b9b" strokeweight="2pt">
+              <v:shape w14:anchorId="5A23E110" id="Connecteur droit avec flèche 9" o:spid="_x0000_s1026" type="#_x0000_t32" style="position:absolute;margin-left:258.75pt;margin-top:71.05pt;width:16.5pt;height:87.75pt;flip:x y;z-index:251704320;visibility:visible;mso-wrap-style:square;mso-width-percent:0;mso-height-percent:0;mso-wrap-distance-left:9pt;mso-wrap-distance-top:0;mso-wrap-distance-right:9pt;mso-wrap-distance-bottom:0;mso-position-horizontal:absolute;mso-position-horizontal-relative:text;mso-position-vertical:absolute;mso-position-vertical-relative:text;mso-width-percent:0;mso-height-percent:0;mso-width-relative:margin;mso-height-relative:margin" o:gfxdata="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" strokecolor="#324b9b" strokeweight="2pt">
                 <v:stroke endarrow="open" joinstyle="miter"/>
               </v:shape>
             </w:pict>
           </mc:Fallback>
         </mc:AlternateContent>
       </w:r>
+      <w:r>
+        <w:drawing>
+          <wp:inline distT="0" distB="0" distL="0" distR="0" wp14:anchorId="0C733085" wp14:editId="3DBE0BCD">
+            <wp:extent cx="8073390" cy="4758151"/>
+            <wp:effectExtent l="0" t="0" r="3810" b="4445"/>
+            <wp:docPr id="170056224" name="Image 1"/>
+            <wp:cNvGraphicFramePr>
+              <a:graphicFrameLocks xmlns:a="http://schemas.openxmlformats.org/drawingml/2006/main" noChangeAspect="1"/>
+            </wp:cNvGraphicFramePr>
+            <a:graphic xmlns:a="http://schemas.openxmlformats.org/drawingml/2006/main">
+              <a:graphicData uri="http://schemas.openxmlformats.org/drawingml/2006/picture">
+                <pic:pic xmlns:pic="http://schemas.openxmlformats.org/drawingml/2006/picture">
+                  <pic:nvPicPr>
+                    <pic:cNvPr id="170056224" name=""/>
+                    <pic:cNvPicPr/>
+                  </pic:nvPicPr>
+                  <pic:blipFill>
+                    <a:blip r:embed="rId8"/>
+                    <a:stretch>
+                      <a:fillRect/>
+                    </a:stretch>
+                  </pic:blipFill>
+                  <pic:spPr>
+                    <a:xfrm>
+                      <a:off x="0" y="0"/>
+                      <a:ext cx="8079487" cy="4761744"/>
+                    </a:xfrm>
+                    <a:prstGeom prst="rect">
+                      <a:avLst/>
+                    </a:prstGeom>
+                  </pic:spPr>
+                </pic:pic>
+              </a:graphicData>
+            </a:graphic>
+          </wp:inline>
+        </w:drawing>
+      </w:r>
+    </w:p>
+    <w:p>
+      <w:pPr>
+        <w:jc w:val="center"/>
+      </w:pPr>
+    </w:p>
+    <w:p>
       <w:r>
         <w:br w:type="page"/>
       </w:r>
@@ -861,7 +888,83 @@
         <mc:AlternateContent>
           <mc:Choice Requires="wps">
             <w:drawing>
-              <wp:anchor distT="0" distB="0" distL="114300" distR="114300" simplePos="0" relativeHeight="251652096" behindDoc="0" locked="0" layoutInCell="1" allowOverlap="1" wp14:anchorId="1903134B" wp14:editId="2607D6C0">
+              <wp:anchor distT="0" distB="0" distL="114300" distR="114300" simplePos="0" relativeHeight="251705344" behindDoc="0" locked="0" layoutInCell="1" allowOverlap="1" wp14:anchorId="409A015D" wp14:editId="78AE53D2">
+                <wp:simplePos x="0" y="0"/>
+                <wp:positionH relativeFrom="column">
+                  <wp:posOffset>4823460</wp:posOffset>
+                </wp:positionH>
+                <wp:positionV relativeFrom="paragraph">
+                  <wp:posOffset>698500</wp:posOffset>
+                </wp:positionV>
+                <wp:extent cx="1615440" cy="236220"/>
+                <wp:effectExtent l="38100" t="76200" r="22860" b="30480"/>
+                <wp:wrapNone/>
+                <wp:docPr id="11" name="Connecteur droit avec flèche 11"/>
+                <wp:cNvGraphicFramePr/>
+                <a:graphic xmlns:a="http://schemas.openxmlformats.org/drawingml/2006/main">
+                  <a:graphicData uri="http://schemas.microsoft.com/office/word/2010/wordprocessingShape">
+                    <wps:wsp>
+                      <wps:cNvCnPr/>
+                      <wps:spPr>
+                        <a:xfrm flipH="1" flipV="1">
+                          <a:off x="0" y="0"/>
+                          <a:ext cx="1615440" cy="236220"/>
+                        </a:xfrm>
+                        <a:prstGeom prst="straightConnector1">
+                          <a:avLst/>
+                        </a:prstGeom>
+                        <a:ln w="25400">
+                          <a:solidFill>
+                            <a:srgbClr val="324B9B"/>
+                          </a:solidFill>
+                          <a:tailEnd type="arrow"/>
+                        </a:ln>
+                      </wps:spPr>
+                      <wps:style>
+                        <a:lnRef idx="1">
+                          <a:schemeClr val="accent1"/>
+                        </a:lnRef>
+                        <a:fillRef idx="0">
+                          <a:schemeClr val="accent1"/>
+                        </a:fillRef>
+                        <a:effectRef idx="0">
+                          <a:schemeClr val="accent1"/>
+                        </a:effectRef>
+                        <a:fontRef idx="minor">
+                          <a:schemeClr val="tx1"/>
+                        </a:fontRef>
+                      </wps:style>
+                      <wps:bodyPr/>
+                    </wps:wsp>
+                  </a:graphicData>
+                </a:graphic>
+                <wp14:sizeRelH relativeFrom="margin">
+                  <wp14:pctWidth>0</wp14:pctWidth>
+                </wp14:sizeRelH>
+                <wp14:sizeRelV relativeFrom="margin">
+                  <wp14:pctHeight>0</wp14:pctHeight>
+                </wp14:sizeRelV>
+              </wp:anchor>
+            </w:drawing>
+          </mc:Choice>
+          <mc:Fallback>
+            <w:pict>
+              <v:shape w14:anchorId="3E00E6BD" id="Connecteur droit avec flèche 11" o:spid="_x0000_s1026" type="#_x0000_t32" style="position:absolute;margin-left:379.8pt;margin-top:55pt;width:127.2pt;height:18.6pt;flip:x y;z-index:251705344;visibility:visible;mso-wrap-style:square;mso-width-percent:0;mso-height-percent:0;mso-wrap-distance-left:9pt;mso-wrap-distance-top:0;mso-wrap-distance-right:9pt;mso-wrap-distance-bottom:0;mso-position-horizontal:absolute;mso-position-horizontal-relative:text;mso-position-vertical:absolute;mso-position-vertical-relative:text;mso-width-percent:0;mso-height-percent:0;mso-width-relative:margin;mso-height-relative:margin" o:gfxdata="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" strokecolor="#324b9b" strokeweight="2pt">
+                <v:stroke endarrow="open" joinstyle="miter"/>
+              </v:shape>
+            </w:pict>
+          </mc:Fallback>
+        </mc:AlternateContent>
+      </w:r>
+      <w:r>
+        <w:rPr>
+          <w:noProof/>
+          <w:lang w:eastAsia="fr-FR"/>
+        </w:rPr>
+        <mc:AlternateContent>
+          <mc:Choice Requires="wps">
+            <w:drawing>
+              <wp:anchor distT="0" distB="0" distL="114300" distR="114300" simplePos="0" relativeHeight="251720704" behindDoc="0" locked="0" layoutInCell="1" allowOverlap="1" wp14:anchorId="1903134B" wp14:editId="173BC524">
                 <wp:simplePos x="0" y="0"/>
                 <wp:positionH relativeFrom="column">
                   <wp:posOffset>6515100</wp:posOffset>
@@ -943,7 +1046,7 @@
           </mc:Choice>
           <mc:Fallback>
             <w:pict>
-              <v:shape w14:anchorId="1903134B" id="Zone de texte 14" o:spid="_x0000_s1030" type="#_x0000_t202" style="position:absolute;left:0;text-align:left;margin-left:513pt;margin-top:168.95pt;width:143.25pt;height:42.75pt;z-index:251652096;visibility:visible;mso-wrap-style:square;mso-width-percent:0;mso-height-percent:0;mso-wrap-distance-left:9pt;mso-wrap-distance-top:0;mso-wrap-distance-right:9pt;mso-wrap-distance-bottom:0;mso-position-horizontal:absolute;mso-position-horizontal-relative:text;mso-position-vertical:absolute;mso-position-vertical-relative:text;mso-width-percent:0;mso-height-percent:0;mso-width-relative:margin;mso-height-relative:margin;v-text-anchor:top" o:gfxdata="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" filled="f" stroked="f" strokeweight=".5pt">
+              <v:shape w14:anchorId="1903134B" id="Zone de texte 14" o:spid="_x0000_s1030" type="#_x0000_t202" style="position:absolute;left:0;text-align:left;margin-left:513pt;margin-top:168.95pt;width:143.25pt;height:42.75pt;z-index:251720704;visibility:visible;mso-wrap-style:square;mso-width-percent:0;mso-height-percent:0;mso-wrap-distance-left:9pt;mso-wrap-distance-top:0;mso-wrap-distance-right:9pt;mso-wrap-distance-bottom:0;mso-position-horizontal:absolute;mso-position-horizontal-relative:text;mso-position-vertical:absolute;mso-position-vertical-relative:text;mso-width-percent:0;mso-height-percent:0;mso-width-relative:margin;mso-height-relative:margin;v-text-anchor:top" o:gfxdata="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" filled="f" stroked="f" strokeweight=".5pt">
                 <v:textbox>
                   <w:txbxContent>
                     <w:p>
@@ -974,7 +1077,7 @@
         <mc:AlternateContent>
           <mc:Choice Requires="wps">
             <w:drawing>
-              <wp:anchor distT="0" distB="0" distL="114300" distR="114300" simplePos="0" relativeHeight="251649024" behindDoc="0" locked="0" layoutInCell="1" allowOverlap="1" wp14:anchorId="15C64790" wp14:editId="72B4218C">
+              <wp:anchor distT="0" distB="0" distL="114300" distR="114300" simplePos="0" relativeHeight="251716608" behindDoc="0" locked="0" layoutInCell="1" allowOverlap="1" wp14:anchorId="15C64790" wp14:editId="7420E33F">
                 <wp:simplePos x="0" y="0"/>
                 <wp:positionH relativeFrom="column">
                   <wp:posOffset>6438900</wp:posOffset>
@@ -1056,7 +1159,7 @@
           </mc:Choice>
           <mc:Fallback>
             <w:pict>
-              <v:shape w14:anchorId="15C64790" id="Zone de texte 12" o:spid="_x0000_s1031" type="#_x0000_t202" style="position:absolute;left:0;text-align:left;margin-left:507pt;margin-top:53.45pt;width:143.25pt;height:42.75pt;z-index:251649024;visibility:visible;mso-wrap-style:square;mso-width-percent:0;mso-height-percent:0;mso-wrap-distance-left:9pt;mso-wrap-distance-top:0;mso-wrap-distance-right:9pt;mso-wrap-distance-bottom:0;mso-position-horizontal:absolute;mso-position-horizontal-relative:text;mso-position-vertical:absolute;mso-position-vertical-relative:text;mso-width-percent:0;mso-height-percent:0;mso-width-relative:margin;mso-height-relative:margin;v-text-anchor:top" o:gfxdata="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" filled="f" stroked="f" strokeweight=".5pt">
+              <v:shape w14:anchorId="15C64790" id="Zone de texte 12" o:spid="_x0000_s1031" type="#_x0000_t202" style="position:absolute;left:0;text-align:left;margin-left:507pt;margin-top:53.45pt;width:143.25pt;height:42.75pt;z-index:251716608;visibility:visible;mso-wrap-style:square;mso-width-percent:0;mso-height-percent:0;mso-wrap-distance-left:9pt;mso-wrap-distance-top:0;mso-wrap-distance-right:9pt;mso-wrap-distance-bottom:0;mso-position-horizontal:absolute;mso-position-horizontal-relative:text;mso-position-vertical:absolute;mso-position-vertical-relative:text;mso-width-percent:0;mso-height-percent:0;mso-width-relative:margin;mso-height-relative:margin;v-text-anchor:top" o:gfxdata="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" filled="f" stroked="f" strokeweight=".5pt">
                 <v:textbox>
                   <w:txbxContent>
                     <w:p>
@@ -1087,7 +1190,7 @@
         <mc:AlternateContent>
           <mc:Choice Requires="wps">
             <w:drawing>
-              <wp:anchor distT="0" distB="0" distL="114300" distR="114300" simplePos="0" relativeHeight="251651072" behindDoc="0" locked="0" layoutInCell="1" allowOverlap="1" wp14:anchorId="0377E795" wp14:editId="26D1CEEE">
+              <wp:anchor distT="0" distB="0" distL="114300" distR="114300" simplePos="0" relativeHeight="251718656" behindDoc="0" locked="0" layoutInCell="1" allowOverlap="1" wp14:anchorId="0377E795" wp14:editId="2CBAD9A1">
                 <wp:simplePos x="0" y="0"/>
                 <wp:positionH relativeFrom="column">
                   <wp:posOffset>4972050</wp:posOffset>
@@ -1148,7 +1251,7 @@
           </mc:Choice>
           <mc:Fallback>
             <w:pict>
-              <v:shape w14:anchorId="552C130B" id="Connecteur droit avec flèche 13" o:spid="_x0000_s1026" type="#_x0000_t32" style="position:absolute;margin-left:391.5pt;margin-top:186.2pt;width:120.75pt;height:3.6pt;flip:x y;z-index:251651072;visibility:visible;mso-wrap-style:square;mso-width-percent:0;mso-height-percent:0;mso-wrap-distance-left:9pt;mso-wrap-distance-top:0;mso-wrap-distance-right:9pt;mso-wrap-distance-bottom:0;mso-position-horizontal:absolute;mso-position-horizontal-relative:text;mso-position-vertical:absolute;mso-position-vertical-relative:text;mso-width-percent:0;mso-height-percent:0;mso-width-relative:margin;mso-height-relative:margin" o:gfxdata="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" strokecolor="#324b9b" strokeweight="2pt">
+              <v:shape w14:anchorId="6B3D3EC3" id="Connecteur droit avec flèche 13" o:spid="_x0000_s1026" type="#_x0000_t32" style="position:absolute;margin-left:391.5pt;margin-top:186.2pt;width:120.75pt;height:3.6pt;flip:x y;z-index:251718656;visibility:visible;mso-wrap-style:square;mso-width-percent:0;mso-height-percent:0;mso-wrap-distance-left:9pt;mso-wrap-distance-top:0;mso-wrap-distance-right:9pt;mso-wrap-distance-bottom:0;mso-position-horizontal:absolute;mso-position-horizontal-relative:text;mso-position-vertical:absolute;mso-position-vertical-relative:text;mso-width-percent:0;mso-height-percent:0;mso-width-relative:margin;mso-height-relative:margin" o:gfxdata="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" strokecolor="#324b9b" strokeweight="2pt">
                 <v:stroke endarrow="open" joinstyle="miter"/>
               </v:shape>
             </w:pict>
@@ -1156,6 +1259,75 @@
         </mc:AlternateContent>
       </w:r>
       <w:r>
+        <w:drawing>
+          <wp:inline distT="0" distB="0" distL="0" distR="0" wp14:anchorId="6BB4EBED" wp14:editId="16CBD4FE">
+            <wp:extent cx="2667231" cy="3475021"/>
+            <wp:effectExtent l="0" t="0" r="0" b="0"/>
+            <wp:docPr id="299910120" name="Image 1"/>
+            <wp:cNvGraphicFramePr>
+              <a:graphicFrameLocks xmlns:a="http://schemas.openxmlformats.org/drawingml/2006/main" noChangeAspect="1"/>
+            </wp:cNvGraphicFramePr>
+            <a:graphic xmlns:a="http://schemas.openxmlformats.org/drawingml/2006/main">
+              <a:graphicData uri="http://schemas.openxmlformats.org/drawingml/2006/picture">
+                <pic:pic xmlns:pic="http://schemas.openxmlformats.org/drawingml/2006/picture">
+                  <pic:nvPicPr>
+                    <pic:cNvPr id="299910120" name=""/>
+                    <pic:cNvPicPr/>
+                  </pic:nvPicPr>
+                  <pic:blipFill>
+                    <a:blip r:embed="rId9"/>
+                    <a:stretch>
+                      <a:fillRect/>
+                    </a:stretch>
+                  </pic:blipFill>
+                  <pic:spPr>
+                    <a:xfrm>
+                      <a:off x="0" y="0"/>
+                      <a:ext cx="2667231" cy="3475021"/>
+                    </a:xfrm>
+                    <a:prstGeom prst="rect">
+                      <a:avLst/>
+                    </a:prstGeom>
+                  </pic:spPr>
+                </pic:pic>
+              </a:graphicData>
+            </a:graphic>
+          </wp:inline>
+        </w:drawing>
+      </w:r>
+    </w:p>
+    <w:p>
+      <w:r>
+        <w:br w:type="page"/>
+      </w:r>
+    </w:p>
+    <w:p>
+      <w:pPr>
+        <w:jc w:val="center"/>
+      </w:pPr>
+    </w:p>
+    <w:p>
+      <w:pPr>
+        <w:jc w:val="center"/>
+      </w:pPr>
+      <w:r>
+        <w:t>En double-cliquant sur un matériau, il est possible d’éditer ses propriétés.</w:t>
+      </w:r>
+      <w:r>
+        <w:br/>
+        <w:t>En double-cliquant sur la couleur, une boîte d’édition permet de modifier la couleur du matériau.</w:t>
+      </w:r>
+    </w:p>
+    <w:p>
+      <w:pPr>
+        <w:jc w:val="center"/>
+      </w:pPr>
+    </w:p>
+    <w:p>
+      <w:pPr>
+        <w:jc w:val="center"/>
+      </w:pPr>
+      <w:r>
         <w:rPr>
           <w:noProof/>
           <w:lang w:eastAsia="fr-FR"/>
@@ -1163,27 +1335,27 @@
         <mc:AlternateContent>
           <mc:Choice Requires="wps">
             <w:drawing>
-              <wp:anchor distT="0" distB="0" distL="114300" distR="114300" simplePos="0" relativeHeight="251648000" behindDoc="0" locked="0" layoutInCell="1" allowOverlap="1" wp14:anchorId="409A015D" wp14:editId="59FC5428">
+              <wp:anchor distT="0" distB="0" distL="114300" distR="114300" simplePos="0" relativeHeight="251702272" behindDoc="0" locked="0" layoutInCell="1" allowOverlap="1" wp14:anchorId="1BA454DF" wp14:editId="2BCBFEB8">
                 <wp:simplePos x="0" y="0"/>
                 <wp:positionH relativeFrom="column">
-                  <wp:posOffset>4686299</wp:posOffset>
+                  <wp:posOffset>830581</wp:posOffset>
                 </wp:positionH>
                 <wp:positionV relativeFrom="paragraph">
-                  <wp:posOffset>574039</wp:posOffset>
+                  <wp:posOffset>2921635</wp:posOffset>
                 </wp:positionV>
-                <wp:extent cx="1752600" cy="361950"/>
-                <wp:effectExtent l="19050" t="57150" r="19050" b="19050"/>
+                <wp:extent cx="864870" cy="735330"/>
+                <wp:effectExtent l="0" t="0" r="68580" b="64770"/>
                 <wp:wrapNone/>
-                <wp:docPr id="11" name="Connecteur droit avec flèche 11"/>
+                <wp:docPr id="15" name="Connecteur droit avec flèche 15"/>
                 <wp:cNvGraphicFramePr/>
                 <a:graphic xmlns:a="http://schemas.openxmlformats.org/drawingml/2006/main">
                   <a:graphicData uri="http://schemas.microsoft.com/office/word/2010/wordprocessingShape">
                     <wps:wsp>
                       <wps:cNvCnPr/>
                       <wps:spPr>
-                        <a:xfrm flipH="1" flipV="1">
+                        <a:xfrm>
                           <a:off x="0" y="0"/>
-                          <a:ext cx="1752600" cy="361950"/>
+                          <a:ext cx="864870" cy="735330"/>
                         </a:xfrm>
                         <a:prstGeom prst="straightConnector1">
                           <a:avLst/>
@@ -1224,7 +1396,7 @@
           </mc:Choice>
           <mc:Fallback>
             <w:pict>
-              <v:shape w14:anchorId="36AB6652" id="Connecteur droit avec flèche 11" o:spid="_x0000_s1026" type="#_x0000_t32" style="position:absolute;margin-left:369pt;margin-top:45.2pt;width:138pt;height:28.5pt;flip:x y;z-index:251648000;visibility:visible;mso-wrap-style:square;mso-width-percent:0;mso-height-percent:0;mso-wrap-distance-left:9pt;mso-wrap-distance-top:0;mso-wrap-distance-right:9pt;mso-wrap-distance-bottom:0;mso-position-horizontal:absolute;mso-position-horizontal-relative:text;mso-position-vertical:absolute;mso-position-vertical-relative:text;mso-width-percent:0;mso-height-percent:0;mso-width-relative:margin;mso-height-relative:margin" o:gfxdata="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" strokecolor="#324b9b" strokeweight="2pt">
+              <v:shape w14:anchorId="55CB446B" id="Connecteur droit avec flèche 15" o:spid="_x0000_s1026" type="#_x0000_t32" style="position:absolute;margin-left:65.4pt;margin-top:230.05pt;width:68.1pt;height:57.9pt;z-index:251702272;visibility:visible;mso-wrap-style:square;mso-width-percent:0;mso-height-percent:0;mso-wrap-distance-left:9pt;mso-wrap-distance-top:0;mso-wrap-distance-right:9pt;mso-wrap-distance-bottom:0;mso-position-horizontal:absolute;mso-position-horizontal-relative:text;mso-position-vertical:absolute;mso-position-vertical-relative:text;mso-width-percent:0;mso-height-percent:0;mso-width-relative:margin;mso-height-relative:margin" o:gfxdata="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" strokecolor="#324b9b" strokeweight="2pt">
                 <v:stroke endarrow="open" joinstyle="miter"/>
               </v:shape>
             </w:pict>
@@ -1232,45 +1404,6 @@
         </mc:AlternateContent>
       </w:r>
       <w:r>
-        <w:pict w14:anchorId="4B73DE30">
-          <v:shape id="_x0000_i1025" type="#_x0000_t75" style="width:184.65pt;height:229.55pt">
-            <v:imagedata r:id="rId9" o:title="Picture"/>
-          </v:shape>
-        </w:pict>
-      </w:r>
-    </w:p>
-    <w:p>
-      <w:r>
-        <w:br w:type="page"/>
-      </w:r>
-    </w:p>
-    <w:p>
-      <w:pPr>
-        <w:jc w:val="center"/>
-      </w:pPr>
-    </w:p>
-    <w:p>
-      <w:pPr>
-        <w:jc w:val="center"/>
-      </w:pPr>
-      <w:r>
-        <w:t>En double-cliquant sur un matériau, il est possible d’éditer ses propriétés.</w:t>
-      </w:r>
-      <w:r>
-        <w:br/>
-        <w:t>En double-cliquant sur la couleur, une boîte d’édition permet de modifier la couleur du matériau.</w:t>
-      </w:r>
-    </w:p>
-    <w:p>
-      <w:pPr>
-        <w:jc w:val="center"/>
-      </w:pPr>
-    </w:p>
-    <w:p>
-      <w:pPr>
-        <w:jc w:val="center"/>
-      </w:pPr>
-      <w:r>
         <w:rPr>
           <w:noProof/>
           <w:lang w:eastAsia="fr-FR"/>
@@ -1278,7 +1411,7 @@
         <mc:AlternateContent>
           <mc:Choice Requires="wps">
             <w:drawing>
-              <wp:anchor distT="0" distB="0" distL="114300" distR="114300" simplePos="0" relativeHeight="251616256" behindDoc="0" locked="0" layoutInCell="1" allowOverlap="1" wp14:anchorId="272521B3" wp14:editId="3B2C45A7">
+              <wp:anchor distT="0" distB="0" distL="114300" distR="114300" simplePos="0" relativeHeight="251696128" behindDoc="0" locked="0" layoutInCell="1" allowOverlap="1" wp14:anchorId="272521B3" wp14:editId="543EC703">
                 <wp:simplePos x="0" y="0"/>
                 <wp:positionH relativeFrom="column">
                   <wp:posOffset>6211018</wp:posOffset>
@@ -1339,7 +1472,7 @@
           </mc:Choice>
           <mc:Fallback>
             <w:pict>
-              <v:shape w14:anchorId="6DC21A16" id="Connecteur droit avec flèche 16" o:spid="_x0000_s1026" type="#_x0000_t32" style="position:absolute;margin-left:489.05pt;margin-top:118.75pt;width:212.6pt;height:47.95pt;flip:x;z-index:251616256;visibility:visible;mso-wrap-style:square;mso-width-percent:0;mso-height-percent:0;mso-wrap-distance-left:9pt;mso-wrap-distance-top:0;mso-wrap-distance-right:9pt;mso-wrap-distance-bottom:0;mso-position-horizontal:absolute;mso-position-horizontal-relative:text;mso-position-vertical:absolute;mso-position-vertical-relative:text;mso-width-percent:0;mso-height-percent:0;mso-width-relative:margin;mso-height-relative:margin" o:gfxdata="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" strokecolor="#324b9b" strokeweight="2pt">
+              <v:shape w14:anchorId="0F1C7A64" id="Connecteur droit avec flèche 16" o:spid="_x0000_s1026" type="#_x0000_t32" style="position:absolute;margin-left:489.05pt;margin-top:118.75pt;width:212.6pt;height:47.95pt;flip:x;z-index:251696128;visibility:visible;mso-wrap-style:square;mso-width-percent:0;mso-height-percent:0;mso-wrap-distance-left:9pt;mso-wrap-distance-top:0;mso-wrap-distance-right:9pt;mso-wrap-distance-bottom:0;mso-position-horizontal:absolute;mso-position-horizontal-relative:text;mso-position-vertical:absolute;mso-position-vertical-relative:text;mso-width-percent:0;mso-height-percent:0;mso-width-relative:margin;mso-height-relative:margin" o:gfxdata="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" strokecolor="#324b9b" strokeweight="2pt">
                 <v:stroke endarrow="open" joinstyle="miter"/>
               </v:shape>
             </w:pict>
@@ -1354,7 +1487,7 @@
         <mc:AlternateContent>
           <mc:Choice Requires="wps">
             <w:drawing>
-              <wp:anchor distT="0" distB="0" distL="114300" distR="114300" simplePos="0" relativeHeight="251618304" behindDoc="0" locked="0" layoutInCell="1" allowOverlap="1" wp14:anchorId="2737B3C5" wp14:editId="0B4316EE">
+              <wp:anchor distT="0" distB="0" distL="114300" distR="114300" simplePos="0" relativeHeight="251700224" behindDoc="0" locked="0" layoutInCell="1" allowOverlap="1" wp14:anchorId="2737B3C5" wp14:editId="622E785A">
                 <wp:simplePos x="0" y="0"/>
                 <wp:positionH relativeFrom="column">
                   <wp:posOffset>8912800</wp:posOffset>
@@ -1436,7 +1569,7 @@
           </mc:Choice>
           <mc:Fallback>
             <w:pict>
-              <v:shape w14:anchorId="2737B3C5" id="Zone de texte 18" o:spid="_x0000_s1032" type="#_x0000_t202" style="position:absolute;left:0;text-align:left;margin-left:701.8pt;margin-top:85.5pt;width:102.75pt;height:63.75pt;z-index:251618304;visibility:visible;mso-wrap-style:square;mso-width-percent:0;mso-height-percent:0;mso-wrap-distance-left:9pt;mso-wrap-distance-top:0;mso-wrap-distance-right:9pt;mso-wrap-distance-bottom:0;mso-position-horizontal:absolute;mso-position-horizontal-relative:text;mso-position-vertical:absolute;mso-position-vertical-relative:text;mso-width-percent:0;mso-height-percent:0;mso-width-relative:margin;mso-height-relative:margin;v-text-anchor:top" o:gfxdata="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" filled="f" stroked="f" strokeweight=".5pt">
+              <v:shape w14:anchorId="2737B3C5" id="Zone de texte 18" o:spid="_x0000_s1032" type="#_x0000_t202" style="position:absolute;left:0;text-align:left;margin-left:701.8pt;margin-top:85.5pt;width:102.75pt;height:63.75pt;z-index:251700224;visibility:visible;mso-wrap-style:square;mso-width-percent:0;mso-height-percent:0;mso-wrap-distance-left:9pt;mso-wrap-distance-top:0;mso-wrap-distance-right:9pt;mso-wrap-distance-bottom:0;mso-position-horizontal:absolute;mso-position-horizontal-relative:text;mso-position-vertical:absolute;mso-position-vertical-relative:text;mso-width-percent:0;mso-height-percent:0;mso-width-relative:margin;mso-height-relative:margin;v-text-anchor:top" o:gfxdata="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" filled="f" stroked="f" strokeweight=".5pt">
                 <v:textbox>
                   <w:txbxContent>
                     <w:p>
@@ -1467,7 +1600,7 @@
         <mc:AlternateContent>
           <mc:Choice Requires="wps">
             <w:drawing>
-              <wp:anchor distT="0" distB="0" distL="114300" distR="114300" simplePos="0" relativeHeight="251617280" behindDoc="0" locked="0" layoutInCell="1" allowOverlap="1" wp14:anchorId="39F09BCA" wp14:editId="50413FE6">
+              <wp:anchor distT="0" distB="0" distL="114300" distR="114300" simplePos="0" relativeHeight="251698176" behindDoc="0" locked="0" layoutInCell="1" allowOverlap="1" wp14:anchorId="39F09BCA" wp14:editId="0765A9C4">
                 <wp:simplePos x="0" y="0"/>
                 <wp:positionH relativeFrom="column">
                   <wp:posOffset>-1000125</wp:posOffset>
@@ -1550,7 +1683,7 @@
           </mc:Choice>
           <mc:Fallback>
             <w:pict>
-              <v:shape w14:anchorId="39F09BCA" id="Zone de texte 17" o:spid="_x0000_s1033" type="#_x0000_t202" style="position:absolute;left:0;text-align:left;margin-left:-78.75pt;margin-top:207pt;width:143.25pt;height:42.75pt;z-index:251617280;visibility:visible;mso-wrap-style:square;mso-width-percent:0;mso-height-percent:0;mso-wrap-distance-left:9pt;mso-wrap-distance-top:0;mso-wrap-distance-right:9pt;mso-wrap-distance-bottom:0;mso-position-horizontal:absolute;mso-position-horizontal-relative:text;mso-position-vertical:absolute;mso-position-vertical-relative:text;mso-width-percent:0;mso-height-percent:0;mso-width-relative:margin;mso-height-relative:margin;v-text-anchor:top" o:gfxdata="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" filled="f" stroked="f" strokeweight=".5pt">
+              <v:shape w14:anchorId="39F09BCA" id="Zone de texte 17" o:spid="_x0000_s1033" type="#_x0000_t202" style="position:absolute;left:0;text-align:left;margin-left:-78.75pt;margin-top:207pt;width:143.25pt;height:42.75pt;z-index:251698176;visibility:visible;mso-wrap-style:square;mso-width-percent:0;mso-height-percent:0;mso-wrap-distance-left:9pt;mso-wrap-distance-top:0;mso-wrap-distance-right:9pt;mso-wrap-distance-bottom:0;mso-position-horizontal:absolute;mso-position-horizontal-relative:text;mso-position-vertical:absolute;mso-position-vertical-relative:text;mso-width-percent:0;mso-height-percent:0;mso-width-relative:margin;mso-height-relative:margin;v-text-anchor:top" o:gfxdata="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" filled="f" stroked="f" strokeweight=".5pt">
                 <v:textbox>
                   <w:txbxContent>
                     <w:p>
@@ -1575,6 +1708,96 @@
         </mc:AlternateContent>
       </w:r>
       <w:r>
+        <w:drawing>
+          <wp:inline distT="0" distB="0" distL="0" distR="0" wp14:anchorId="111858B4" wp14:editId="1A4DC01A">
+            <wp:extent cx="7981950" cy="4671602"/>
+            <wp:effectExtent l="0" t="0" r="0" b="0"/>
+            <wp:docPr id="1237530847" name="Image 1"/>
+            <wp:cNvGraphicFramePr>
+              <a:graphicFrameLocks xmlns:a="http://schemas.openxmlformats.org/drawingml/2006/main" noChangeAspect="1"/>
+            </wp:cNvGraphicFramePr>
+            <a:graphic xmlns:a="http://schemas.openxmlformats.org/drawingml/2006/main">
+              <a:graphicData uri="http://schemas.openxmlformats.org/drawingml/2006/picture">
+                <pic:pic xmlns:pic="http://schemas.openxmlformats.org/drawingml/2006/picture">
+                  <pic:nvPicPr>
+                    <pic:cNvPr id="1237530847" name=""/>
+                    <pic:cNvPicPr/>
+                  </pic:nvPicPr>
+                  <pic:blipFill>
+                    <a:blip r:embed="rId10"/>
+                    <a:stretch>
+                      <a:fillRect/>
+                    </a:stretch>
+                  </pic:blipFill>
+                  <pic:spPr>
+                    <a:xfrm>
+                      <a:off x="0" y="0"/>
+                      <a:ext cx="7991451" cy="4677163"/>
+                    </a:xfrm>
+                    <a:prstGeom prst="rect">
+                      <a:avLst/>
+                    </a:prstGeom>
+                  </pic:spPr>
+                </pic:pic>
+              </a:graphicData>
+            </a:graphic>
+          </wp:inline>
+        </w:drawing>
+      </w:r>
+    </w:p>
+    <w:p/>
+    <w:p>
+      <w:pPr>
+        <w:jc w:val="center"/>
+      </w:pPr>
+    </w:p>
+    <w:p>
+      <w:pPr>
+        <w:jc w:val="center"/>
+      </w:pPr>
+      <w:r>
+        <w:t>En cliquant sur l’étoile d’un matériau, celui-ci devient un matériau favori.</w:t>
+      </w:r>
+      <w:r>
+        <w:br/>
+        <w:t>Les matériaux favoris sont affichés en début de liste.</w:t>
+      </w:r>
+      <w:r>
+        <w:rPr>
+          <w:rFonts w:ascii="Times New Roman" w:eastAsia="Times New Roman" w:hAnsi="Times New Roman" w:cs="Times New Roman"/>
+          <w:snapToGrid w:val="0"/>
+          <w:color w:val="000000"/>
+          <w:w w:val="0"/>
+          <w:sz w:val="0"/>
+          <w:szCs w:val="0"/>
+          <w:u w:color="000000"/>
+          <w:bdr w:val="none" w:sz="0" w:space="0" w:color="000000"/>
+          <w:shd w:val="clear" w:color="000000" w:fill="000000"/>
+          <w:lang w:val="x-none" w:eastAsia="x-none" w:bidi="x-none"/>
+        </w:rPr>
+        <w:br/>
+      </w:r>
+      <w:r>
+        <w:rPr>
+          <w:rFonts w:ascii="Times New Roman" w:eastAsia="Times New Roman" w:hAnsi="Times New Roman" w:cs="Times New Roman"/>
+          <w:snapToGrid w:val="0"/>
+          <w:color w:val="000000"/>
+          <w:w w:val="0"/>
+          <w:sz w:val="0"/>
+          <w:szCs w:val="0"/>
+          <w:u w:color="000000"/>
+          <w:bdr w:val="none" w:sz="0" w:space="0" w:color="000000"/>
+          <w:shd w:val="clear" w:color="000000" w:fill="000000"/>
+          <w:lang w:eastAsia="x-none" w:bidi="x-none"/>
+        </w:rPr>
+        <w:t>Les</w:t>
+      </w:r>
+    </w:p>
+    <w:p>
+      <w:pPr>
+        <w:jc w:val="center"/>
+      </w:pPr>
+      <w:r>
         <w:rPr>
           <w:noProof/>
           <w:lang w:eastAsia="fr-FR"/>
@@ -1582,27 +1805,27 @@
         <mc:AlternateContent>
           <mc:Choice Requires="wps">
             <w:drawing>
-              <wp:anchor distT="0" distB="0" distL="114300" distR="114300" simplePos="0" relativeHeight="251653120" behindDoc="0" locked="0" layoutInCell="1" allowOverlap="1" wp14:anchorId="1BA454DF" wp14:editId="2E943B77">
+              <wp:anchor distT="0" distB="0" distL="114300" distR="114300" simplePos="0" relativeHeight="251670528" behindDoc="0" locked="0" layoutInCell="1" allowOverlap="1" wp14:anchorId="73005871" wp14:editId="7B5A2629">
                 <wp:simplePos x="0" y="0"/>
                 <wp:positionH relativeFrom="column">
-                  <wp:posOffset>828675</wp:posOffset>
+                  <wp:posOffset>7319010</wp:posOffset>
                 </wp:positionH>
                 <wp:positionV relativeFrom="paragraph">
-                  <wp:posOffset>2921000</wp:posOffset>
+                  <wp:posOffset>2117725</wp:posOffset>
                 </wp:positionV>
-                <wp:extent cx="1647825" cy="1050290"/>
-                <wp:effectExtent l="0" t="0" r="66675" b="54610"/>
+                <wp:extent cx="742950" cy="133350"/>
+                <wp:effectExtent l="38100" t="0" r="19050" b="95250"/>
                 <wp:wrapNone/>
-                <wp:docPr id="15" name="Connecteur droit avec flèche 15"/>
+                <wp:docPr id="23" name="Connecteur droit avec flèche 23"/>
                 <wp:cNvGraphicFramePr/>
                 <a:graphic xmlns:a="http://schemas.openxmlformats.org/drawingml/2006/main">
                   <a:graphicData uri="http://schemas.microsoft.com/office/word/2010/wordprocessingShape">
                     <wps:wsp>
                       <wps:cNvCnPr/>
                       <wps:spPr>
-                        <a:xfrm>
+                        <a:xfrm flipH="1">
                           <a:off x="0" y="0"/>
-                          <a:ext cx="1647825" cy="1050290"/>
+                          <a:ext cx="742950" cy="133350"/>
                         </a:xfrm>
                         <a:prstGeom prst="straightConnector1">
                           <a:avLst/>
@@ -1643,7 +1866,7 @@
           </mc:Choice>
           <mc:Fallback>
             <w:pict>
-              <v:shape w14:anchorId="5B79285E" id="Connecteur droit avec flèche 15" o:spid="_x0000_s1026" type="#_x0000_t32" style="position:absolute;margin-left:65.25pt;margin-top:230pt;width:129.75pt;height:82.7pt;z-index:251653120;visibility:visible;mso-wrap-style:square;mso-width-percent:0;mso-height-percent:0;mso-wrap-distance-left:9pt;mso-wrap-distance-top:0;mso-wrap-distance-right:9pt;mso-wrap-distance-bottom:0;mso-position-horizontal:absolute;mso-position-horizontal-relative:text;mso-position-vertical:absolute;mso-position-vertical-relative:text;mso-width-percent:0;mso-height-percent:0;mso-width-relative:margin;mso-height-relative:margin" o:gfxdata="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" strokecolor="#324b9b" strokeweight="2pt">
+              <v:shape w14:anchorId="18E62173" id="Connecteur droit avec flèche 23" o:spid="_x0000_s1026" type="#_x0000_t32" style="position:absolute;margin-left:576.3pt;margin-top:166.75pt;width:58.5pt;height:10.5pt;flip:x;z-index:251670528;visibility:visible;mso-wrap-style:square;mso-width-percent:0;mso-height-percent:0;mso-wrap-distance-left:9pt;mso-wrap-distance-top:0;mso-wrap-distance-right:9pt;mso-wrap-distance-bottom:0;mso-position-horizontal:absolute;mso-position-horizontal-relative:text;mso-position-vertical:absolute;mso-position-vertical-relative:text;mso-width-percent:0;mso-height-percent:0;mso-width-relative:margin;mso-height-relative:margin" o:gfxdata="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" strokecolor="#324b9b" strokeweight="2pt">
                 <v:stroke endarrow="open" joinstyle="miter"/>
               </v:shape>
             </w:pict>
@@ -1651,88 +1874,6 @@
         </mc:AlternateContent>
       </w:r>
       <w:r>
-        <w:pict w14:anchorId="3AE0ABF6">
-          <v:shape id="_x0000_i1026" type="#_x0000_t75" style="width:613.8pt;height:366.4pt">
-            <v:imagedata r:id="rId10" o:title="Picture"/>
-          </v:shape>
-        </w:pict>
-      </w:r>
-    </w:p>
-    <w:p/>
-    <w:p>
-      <w:pPr>
-        <w:jc w:val="center"/>
-      </w:pPr>
-    </w:p>
-    <w:p>
-      <w:pPr>
-        <w:jc w:val="center"/>
-      </w:pPr>
-      <w:r>
-        <w:t>En cliquant sur l’étoile d’un matériau, celui-ci devient un matériau favori.</w:t>
-      </w:r>
-      <w:r>
-        <w:br/>
-        <w:t>Les matériaux favoris sont affichés en début de liste.</w:t>
-      </w:r>
-      <w:r>
-        <w:rPr>
-          <w:rFonts w:ascii="Times New Roman" w:eastAsia="Times New Roman" w:hAnsi="Times New Roman" w:cs="Times New Roman"/>
-          <w:snapToGrid w:val="0"/>
-          <w:color w:val="000000"/>
-          <w:w w:val="0"/>
-          <w:sz w:val="0"/>
-          <w:szCs w:val="0"/>
-          <w:u w:color="000000"/>
-          <w:bdr w:val="none" w:sz="0" w:space="0" w:color="000000"/>
-          <w:shd w:val="clear" w:color="000000" w:fill="000000"/>
-          <w:lang w:val="x-none" w:eastAsia="x-none" w:bidi="x-none"/>
-        </w:rPr>
-        <w:br/>
-      </w:r>
-      <w:r>
-        <w:rPr>
-          <w:rFonts w:ascii="Times New Roman" w:eastAsia="Times New Roman" w:hAnsi="Times New Roman" w:cs="Times New Roman"/>
-          <w:snapToGrid w:val="0"/>
-          <w:color w:val="000000"/>
-          <w:w w:val="0"/>
-          <w:sz w:val="0"/>
-          <w:szCs w:val="0"/>
-          <w:u w:color="000000"/>
-          <w:bdr w:val="none" w:sz="0" w:space="0" w:color="000000"/>
-          <w:shd w:val="clear" w:color="000000" w:fill="000000"/>
-          <w:lang w:eastAsia="x-none" w:bidi="x-none"/>
-        </w:rPr>
-        <w:t>Les</w:t>
-      </w:r>
-    </w:p>
-    <w:p>
-      <w:r>
-        <w:rPr>
-          <w:noProof/>
-        </w:rPr>
-        <w:pict w14:anchorId="17147127">
-          <v:shape id="_x0000_s1032" type="#_x0000_t75" style="position:absolute;margin-left:154.2pt;margin-top:24.45pt;width:211.25pt;height:264.25pt;z-index:-251627520;mso-position-horizontal-relative:text;mso-position-vertical-relative:text">
-            <v:imagedata r:id="rId11" o:title="1"/>
-          </v:shape>
-        </w:pict>
-      </w:r>
-    </w:p>
-    <w:p>
-      <w:pPr>
-        <w:jc w:val="center"/>
-      </w:pPr>
-      <w:r>
-        <w:rPr>
-          <w:noProof/>
-        </w:rPr>
-        <w:pict w14:anchorId="05CF60CF">
-          <v:shape id="_x0000_s1033" type="#_x0000_t75" style="position:absolute;left:0;text-align:left;margin-left:377pt;margin-top:1.4pt;width:211.25pt;height:263.55pt;z-index:-251626496;mso-position-horizontal-relative:text;mso-position-vertical-relative:text">
-            <v:imagedata r:id="rId12" o:title="2"/>
-          </v:shape>
-        </w:pict>
-      </w:r>
-      <w:r>
         <w:rPr>
           <w:noProof/>
           <w:lang w:eastAsia="fr-FR"/>
@@ -1740,13 +1881,13 @@
         <mc:AlternateContent>
           <mc:Choice Requires="wps">
             <w:drawing>
-              <wp:anchor distT="0" distB="0" distL="114300" distR="114300" simplePos="0" relativeHeight="251660288" behindDoc="0" locked="0" layoutInCell="1" allowOverlap="1" wp14:anchorId="71457514" wp14:editId="10A98664">
+              <wp:anchor distT="0" distB="0" distL="114300" distR="114300" simplePos="0" relativeHeight="251714560" behindDoc="0" locked="0" layoutInCell="1" allowOverlap="1" wp14:anchorId="71457514" wp14:editId="52D29813">
                 <wp:simplePos x="0" y="0"/>
                 <wp:positionH relativeFrom="column">
-                  <wp:posOffset>7981950</wp:posOffset>
+                  <wp:posOffset>8187690</wp:posOffset>
                 </wp:positionH>
                 <wp:positionV relativeFrom="paragraph">
-                  <wp:posOffset>1760220</wp:posOffset>
+                  <wp:posOffset>1833245</wp:posOffset>
                 </wp:positionV>
                 <wp:extent cx="1533525" cy="809625"/>
                 <wp:effectExtent l="0" t="0" r="0" b="0"/>
@@ -1822,7 +1963,7 @@
           </mc:Choice>
           <mc:Fallback>
             <w:pict>
-              <v:shape w14:anchorId="71457514" id="Zone de texte 26" o:spid="_x0000_s1034" type="#_x0000_t202" style="position:absolute;left:0;text-align:left;margin-left:628.5pt;margin-top:138.6pt;width:120.75pt;height:63.75pt;z-index:251660288;visibility:visible;mso-wrap-style:square;mso-width-percent:0;mso-height-percent:0;mso-wrap-distance-left:9pt;mso-wrap-distance-top:0;mso-wrap-distance-right:9pt;mso-wrap-distance-bottom:0;mso-position-horizontal:absolute;mso-position-horizontal-relative:text;mso-position-vertical:absolute;mso-position-vertical-relative:text;mso-width-percent:0;mso-height-percent:0;mso-width-relative:margin;mso-height-relative:margin;v-text-anchor:top" o:gfxdata="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" filled="f" stroked="f" strokeweight=".5pt">
+              <v:shape w14:anchorId="71457514" id="Zone de texte 26" o:spid="_x0000_s1034" type="#_x0000_t202" style="position:absolute;left:0;text-align:left;margin-left:644.7pt;margin-top:144.35pt;width:120.75pt;height:63.75pt;z-index:251714560;visibility:visible;mso-wrap-style:square;mso-width-percent:0;mso-height-percent:0;mso-wrap-distance-left:9pt;mso-wrap-distance-top:0;mso-wrap-distance-right:9pt;mso-wrap-distance-bottom:0;mso-position-horizontal:absolute;mso-position-horizontal-relative:text;mso-position-vertical:absolute;mso-position-vertical-relative:text;mso-width-percent:0;mso-height-percent:0;mso-width-relative:margin;mso-height-relative:margin;v-text-anchor:top" o:gfxdata="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" filled="f" stroked="f" strokeweight=".5pt">
                 <v:textbox>
                   <w:txbxContent>
                     <w:p>
@@ -1853,13 +1994,278 @@
         <mc:AlternateContent>
           <mc:Choice Requires="wps">
             <w:drawing>
-              <wp:anchor distT="0" distB="0" distL="114300" distR="114300" simplePos="0" relativeHeight="251622400" behindDoc="0" locked="0" layoutInCell="1" allowOverlap="1" wp14:anchorId="79DC11BE" wp14:editId="74703000">
+              <wp:anchor distT="0" distB="0" distL="114300" distR="114300" simplePos="0" relativeHeight="251668480" behindDoc="0" locked="0" layoutInCell="1" allowOverlap="1" wp14:anchorId="1A7C9CA3" wp14:editId="4F1BDF81">
                 <wp:simplePos x="0" y="0"/>
                 <wp:positionH relativeFrom="column">
-                  <wp:posOffset>-428625</wp:posOffset>
+                  <wp:posOffset>5749290</wp:posOffset>
                 </wp:positionH>
                 <wp:positionV relativeFrom="paragraph">
-                  <wp:posOffset>1112520</wp:posOffset>
+                  <wp:posOffset>669925</wp:posOffset>
+                </wp:positionV>
+                <wp:extent cx="2312670" cy="80010"/>
+                <wp:effectExtent l="19050" t="76200" r="11430" b="34290"/>
+                <wp:wrapNone/>
+                <wp:docPr id="22" name="Connecteur droit avec flèche 22"/>
+                <wp:cNvGraphicFramePr/>
+                <a:graphic xmlns:a="http://schemas.openxmlformats.org/drawingml/2006/main">
+                  <a:graphicData uri="http://schemas.microsoft.com/office/word/2010/wordprocessingShape">
+                    <wps:wsp>
+                      <wps:cNvCnPr/>
+                      <wps:spPr>
+                        <a:xfrm flipH="1" flipV="1">
+                          <a:off x="0" y="0"/>
+                          <a:ext cx="2312670" cy="80010"/>
+                        </a:xfrm>
+                        <a:prstGeom prst="straightConnector1">
+                          <a:avLst/>
+                        </a:prstGeom>
+                        <a:ln w="25400">
+                          <a:solidFill>
+                            <a:srgbClr val="324B9B"/>
+                          </a:solidFill>
+                          <a:tailEnd type="arrow"/>
+                        </a:ln>
+                      </wps:spPr>
+                      <wps:style>
+                        <a:lnRef idx="1">
+                          <a:schemeClr val="accent1"/>
+                        </a:lnRef>
+                        <a:fillRef idx="0">
+                          <a:schemeClr val="accent1"/>
+                        </a:fillRef>
+                        <a:effectRef idx="0">
+                          <a:schemeClr val="accent1"/>
+                        </a:effectRef>
+                        <a:fontRef idx="minor">
+                          <a:schemeClr val="tx1"/>
+                        </a:fontRef>
+                      </wps:style>
+                      <wps:bodyPr/>
+                    </wps:wsp>
+                  </a:graphicData>
+                </a:graphic>
+                <wp14:sizeRelH relativeFrom="margin">
+                  <wp14:pctWidth>0</wp14:pctWidth>
+                </wp14:sizeRelH>
+                <wp14:sizeRelV relativeFrom="margin">
+                  <wp14:pctHeight>0</wp14:pctHeight>
+                </wp14:sizeRelV>
+              </wp:anchor>
+            </w:drawing>
+          </mc:Choice>
+          <mc:Fallback>
+            <w:pict>
+              <v:shape w14:anchorId="6940BD0B" id="Connecteur droit avec flèche 22" o:spid="_x0000_s1026" type="#_x0000_t32" style="position:absolute;margin-left:452.7pt;margin-top:52.75pt;width:182.1pt;height:6.3pt;flip:x y;z-index:251668480;visibility:visible;mso-wrap-style:square;mso-width-percent:0;mso-height-percent:0;mso-wrap-distance-left:9pt;mso-wrap-distance-top:0;mso-wrap-distance-right:9pt;mso-wrap-distance-bottom:0;mso-position-horizontal:absolute;mso-position-horizontal-relative:text;mso-position-vertical:absolute;mso-position-vertical-relative:text;mso-width-percent:0;mso-height-percent:0;mso-width-relative:margin;mso-height-relative:margin" o:gfxdata="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" strokecolor="#324b9b" strokeweight="2pt">
+                <v:stroke endarrow="open" joinstyle="miter"/>
+              </v:shape>
+            </w:pict>
+          </mc:Fallback>
+        </mc:AlternateContent>
+      </w:r>
+      <w:r>
+        <w:rPr>
+          <w:noProof/>
+          <w:lang w:eastAsia="fr-FR"/>
+        </w:rPr>
+        <mc:AlternateContent>
+          <mc:Choice Requires="wps">
+            <w:drawing>
+              <wp:anchor distT="0" distB="0" distL="114300" distR="114300" simplePos="0" relativeHeight="251694080" behindDoc="0" locked="0" layoutInCell="1" allowOverlap="1" wp14:anchorId="52956333" wp14:editId="380C8B0A">
+                <wp:simplePos x="0" y="0"/>
+                <wp:positionH relativeFrom="column">
+                  <wp:posOffset>8211820</wp:posOffset>
+                </wp:positionH>
+                <wp:positionV relativeFrom="paragraph">
+                  <wp:posOffset>460375</wp:posOffset>
+                </wp:positionV>
+                <wp:extent cx="1304925" cy="809625"/>
+                <wp:effectExtent l="0" t="0" r="0" b="0"/>
+                <wp:wrapNone/>
+                <wp:docPr id="25" name="Zone de texte 25"/>
+                <wp:cNvGraphicFramePr/>
+                <a:graphic xmlns:a="http://schemas.openxmlformats.org/drawingml/2006/main">
+                  <a:graphicData uri="http://schemas.microsoft.com/office/word/2010/wordprocessingShape">
+                    <wps:wsp>
+                      <wps:cNvSpPr txBox="1"/>
+                      <wps:spPr>
+                        <a:xfrm>
+                          <a:off x="0" y="0"/>
+                          <a:ext cx="1304925" cy="809625"/>
+                        </a:xfrm>
+                        <a:prstGeom prst="rect">
+                          <a:avLst/>
+                        </a:prstGeom>
+                        <a:noFill/>
+                        <a:ln w="6350">
+                          <a:noFill/>
+                        </a:ln>
+                        <a:effectLst/>
+                      </wps:spPr>
+                      <wps:style>
+                        <a:lnRef idx="0">
+                          <a:schemeClr val="accent1"/>
+                        </a:lnRef>
+                        <a:fillRef idx="0">
+                          <a:schemeClr val="accent1"/>
+                        </a:fillRef>
+                        <a:effectRef idx="0">
+                          <a:schemeClr val="accent1"/>
+                        </a:effectRef>
+                        <a:fontRef idx="minor">
+                          <a:schemeClr val="dk1"/>
+                        </a:fontRef>
+                      </wps:style>
+                      <wps:txbx>
+                        <w:txbxContent>
+                          <w:p>
+                            <w:pPr>
+                              <w:rPr>
+                                <w:color w:val="324B9B"/>
+                              </w:rPr>
+                            </w:pPr>
+                            <w:r>
+                              <w:rPr>
+                                <w:color w:val="324B9B"/>
+                              </w:rPr>
+                              <w:t>Effacement de la zone de recherche</w:t>
+                            </w:r>
+                          </w:p>
+                        </w:txbxContent>
+                      </wps:txbx>
+                      <wps:bodyPr rot="0" spcFirstLastPara="0" vertOverflow="overflow" horzOverflow="overflow" vert="horz" wrap="square" lIns="91440" tIns="45720" rIns="91440" bIns="45720" numCol="1" spcCol="0" rtlCol="0" fromWordArt="0" anchor="t" anchorCtr="0" forceAA="0" compatLnSpc="1">
+                        <a:prstTxWarp prst="textNoShape">
+                          <a:avLst/>
+                        </a:prstTxWarp>
+                        <a:noAutofit/>
+                      </wps:bodyPr>
+                    </wps:wsp>
+                  </a:graphicData>
+                </a:graphic>
+                <wp14:sizeRelH relativeFrom="margin">
+                  <wp14:pctWidth>0</wp14:pctWidth>
+                </wp14:sizeRelH>
+                <wp14:sizeRelV relativeFrom="margin">
+                  <wp14:pctHeight>0</wp14:pctHeight>
+                </wp14:sizeRelV>
+              </wp:anchor>
+            </w:drawing>
+          </mc:Choice>
+          <mc:Fallback>
+            <w:pict>
+              <v:shape w14:anchorId="52956333" id="Zone de texte 25" o:spid="_x0000_s1035" type="#_x0000_t202" style="position:absolute;left:0;text-align:left;margin-left:646.6pt;margin-top:36.25pt;width:102.75pt;height:63.75pt;z-index:251694080;visibility:visible;mso-wrap-style:square;mso-width-percent:0;mso-height-percent:0;mso-wrap-distance-left:9pt;mso-wrap-distance-top:0;mso-wrap-distance-right:9pt;mso-wrap-distance-bottom:0;mso-position-horizontal:absolute;mso-position-horizontal-relative:text;mso-position-vertical:absolute;mso-position-vertical-relative:text;mso-width-percent:0;mso-height-percent:0;mso-width-relative:margin;mso-height-relative:margin;v-text-anchor:top" o:gfxdata="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" filled="f" stroked="f" strokeweight=".5pt">
+                <v:textbox>
+                  <w:txbxContent>
+                    <w:p>
+                      <w:pPr>
+                        <w:rPr>
+                          <w:color w:val="324B9B"/>
+                        </w:rPr>
+                      </w:pPr>
+                      <w:r>
+                        <w:rPr>
+                          <w:color w:val="324B9B"/>
+                        </w:rPr>
+                        <w:t>Effacement de la zone de recherche</w:t>
+                      </w:r>
+                    </w:p>
+                  </w:txbxContent>
+                </v:textbox>
+              </v:shape>
+            </w:pict>
+          </mc:Fallback>
+        </mc:AlternateContent>
+      </w:r>
+      <w:r>
+        <w:rPr>
+          <w:noProof/>
+          <w:lang w:eastAsia="fr-FR"/>
+        </w:rPr>
+        <mc:AlternateContent>
+          <mc:Choice Requires="wps">
+            <w:drawing>
+              <wp:anchor distT="0" distB="0" distL="114300" distR="114300" simplePos="0" relativeHeight="251614208" behindDoc="0" locked="0" layoutInCell="1" allowOverlap="1" wp14:anchorId="2A6EE814" wp14:editId="49DBAB15">
+                <wp:simplePos x="0" y="0"/>
+                <wp:positionH relativeFrom="column">
+                  <wp:posOffset>1699260</wp:posOffset>
+                </wp:positionH>
+                <wp:positionV relativeFrom="paragraph">
+                  <wp:posOffset>1588135</wp:posOffset>
+                </wp:positionV>
+                <wp:extent cx="2141220" cy="693420"/>
+                <wp:effectExtent l="0" t="0" r="49530" b="87630"/>
+                <wp:wrapNone/>
+                <wp:docPr id="21" name="Connecteur droit avec flèche 21"/>
+                <wp:cNvGraphicFramePr/>
+                <a:graphic xmlns:a="http://schemas.openxmlformats.org/drawingml/2006/main">
+                  <a:graphicData uri="http://schemas.microsoft.com/office/word/2010/wordprocessingShape">
+                    <wps:wsp>
+                      <wps:cNvCnPr/>
+                      <wps:spPr>
+                        <a:xfrm>
+                          <a:off x="0" y="0"/>
+                          <a:ext cx="2141220" cy="693420"/>
+                        </a:xfrm>
+                        <a:prstGeom prst="straightConnector1">
+                          <a:avLst/>
+                        </a:prstGeom>
+                        <a:ln w="25400">
+                          <a:solidFill>
+                            <a:srgbClr val="324B9B"/>
+                          </a:solidFill>
+                          <a:tailEnd type="arrow"/>
+                        </a:ln>
+                      </wps:spPr>
+                      <wps:style>
+                        <a:lnRef idx="1">
+                          <a:schemeClr val="accent1"/>
+                        </a:lnRef>
+                        <a:fillRef idx="0">
+                          <a:schemeClr val="accent1"/>
+                        </a:fillRef>
+                        <a:effectRef idx="0">
+                          <a:schemeClr val="accent1"/>
+                        </a:effectRef>
+                        <a:fontRef idx="minor">
+                          <a:schemeClr val="tx1"/>
+                        </a:fontRef>
+                      </wps:style>
+                      <wps:bodyPr/>
+                    </wps:wsp>
+                  </a:graphicData>
+                </a:graphic>
+                <wp14:sizeRelH relativeFrom="margin">
+                  <wp14:pctWidth>0</wp14:pctWidth>
+                </wp14:sizeRelH>
+                <wp14:sizeRelV relativeFrom="margin">
+                  <wp14:pctHeight>0</wp14:pctHeight>
+                </wp14:sizeRelV>
+              </wp:anchor>
+            </w:drawing>
+          </mc:Choice>
+          <mc:Fallback>
+            <w:pict>
+              <v:shape w14:anchorId="1A19EED6" id="Connecteur droit avec flèche 21" o:spid="_x0000_s1026" type="#_x0000_t32" style="position:absolute;margin-left:133.8pt;margin-top:125.05pt;width:168.6pt;height:54.6pt;z-index:251614208;visibility:visible;mso-wrap-style:square;mso-width-percent:0;mso-height-percent:0;mso-wrap-distance-left:9pt;mso-wrap-distance-top:0;mso-wrap-distance-right:9pt;mso-wrap-distance-bottom:0;mso-position-horizontal:absolute;mso-position-horizontal-relative:text;mso-position-vertical:absolute;mso-position-vertical-relative:text;mso-width-percent:0;mso-height-percent:0;mso-width-relative:margin;mso-height-relative:margin" o:gfxdata="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" strokecolor="#324b9b" strokeweight="2pt">
+                <v:stroke endarrow="open" joinstyle="miter"/>
+              </v:shape>
+            </w:pict>
+          </mc:Fallback>
+        </mc:AlternateContent>
+      </w:r>
+      <w:r>
+        <w:rPr>
+          <w:noProof/>
+          <w:lang w:eastAsia="fr-FR"/>
+        </w:rPr>
+        <mc:AlternateContent>
+          <mc:Choice Requires="wps">
+            <w:drawing>
+              <wp:anchor distT="0" distB="0" distL="114300" distR="114300" simplePos="0" relativeHeight="251685888" behindDoc="0" locked="0" layoutInCell="1" allowOverlap="1" wp14:anchorId="79DC11BE" wp14:editId="12B4BFD4">
+                <wp:simplePos x="0" y="0"/>
+                <wp:positionH relativeFrom="column">
+                  <wp:posOffset>-268605</wp:posOffset>
+                </wp:positionH>
+                <wp:positionV relativeFrom="paragraph">
+                  <wp:posOffset>1318895</wp:posOffset>
                 </wp:positionV>
                 <wp:extent cx="1819275" cy="542925"/>
                 <wp:effectExtent l="0" t="0" r="0" b="0"/>
@@ -1943,7 +2349,7 @@
           </mc:Choice>
           <mc:Fallback>
             <w:pict>
-              <v:shape w14:anchorId="79DC11BE" id="Zone de texte 24" o:spid="_x0000_s1035" type="#_x0000_t202" style="position:absolute;left:0;text-align:left;margin-left:-33.75pt;margin-top:87.6pt;width:143.25pt;height:42.75pt;z-index:251622400;visibility:visible;mso-wrap-style:square;mso-width-percent:0;mso-height-percent:0;mso-wrap-distance-left:9pt;mso-wrap-distance-top:0;mso-wrap-distance-right:9pt;mso-wrap-distance-bottom:0;mso-position-horizontal:absolute;mso-position-horizontal-relative:text;mso-position-vertical:absolute;mso-position-vertical-relative:text;mso-width-percent:0;mso-height-percent:0;mso-width-relative:margin;mso-height-relative:margin;v-text-anchor:top" o:gfxdata="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" filled="f" stroked="f" strokeweight=".5pt">
+              <v:shape w14:anchorId="79DC11BE" id="Zone de texte 24" o:spid="_x0000_s1036" type="#_x0000_t202" style="position:absolute;left:0;text-align:left;margin-left:-21.15pt;margin-top:103.85pt;width:143.25pt;height:42.75pt;z-index:251685888;visibility:visible;mso-wrap-style:square;mso-width-percent:0;mso-height-percent:0;mso-wrap-distance-left:9pt;mso-wrap-distance-top:0;mso-wrap-distance-right:9pt;mso-wrap-distance-bottom:0;mso-position-horizontal:absolute;mso-position-horizontal-relative:text;mso-position-vertical:absolute;mso-position-vertical-relative:text;mso-width-percent:0;mso-height-percent:0;mso-width-relative:margin;mso-height-relative:margin;v-text-anchor:top" o:gfxdata="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" filled="f" stroked="f" strokeweight=".5pt">
                 <v:textbox>
                   <w:txbxContent>
                     <w:p>
@@ -1975,357 +2381,85 @@
         </mc:AlternateContent>
       </w:r>
       <w:r>
-        <w:rPr>
-          <w:noProof/>
-          <w:lang w:eastAsia="fr-FR"/>
-        </w:rPr>
-        <mc:AlternateContent>
-          <mc:Choice Requires="wps">
-            <w:drawing>
-              <wp:anchor distT="0" distB="0" distL="114300" distR="114300" simplePos="0" relativeHeight="251619328" behindDoc="0" locked="0" layoutInCell="1" allowOverlap="1" wp14:anchorId="2A6EE814" wp14:editId="59216B60">
-                <wp:simplePos x="0" y="0"/>
-                <wp:positionH relativeFrom="column">
-                  <wp:posOffset>1419226</wp:posOffset>
-                </wp:positionH>
-                <wp:positionV relativeFrom="paragraph">
-                  <wp:posOffset>1360169</wp:posOffset>
-                </wp:positionV>
-                <wp:extent cx="2438400" cy="735965"/>
-                <wp:effectExtent l="0" t="0" r="57150" b="83185"/>
-                <wp:wrapNone/>
-                <wp:docPr id="21" name="Connecteur droit avec flèche 21"/>
-                <wp:cNvGraphicFramePr/>
-                <a:graphic xmlns:a="http://schemas.openxmlformats.org/drawingml/2006/main">
-                  <a:graphicData uri="http://schemas.microsoft.com/office/word/2010/wordprocessingShape">
-                    <wps:wsp>
-                      <wps:cNvCnPr/>
-                      <wps:spPr>
-                        <a:xfrm>
-                          <a:off x="0" y="0"/>
-                          <a:ext cx="2438400" cy="735965"/>
-                        </a:xfrm>
-                        <a:prstGeom prst="straightConnector1">
-                          <a:avLst/>
-                        </a:prstGeom>
-                        <a:ln w="25400">
-                          <a:solidFill>
-                            <a:srgbClr val="324B9B"/>
-                          </a:solidFill>
-                          <a:tailEnd type="arrow"/>
-                        </a:ln>
-                      </wps:spPr>
-                      <wps:style>
-                        <a:lnRef idx="1">
-                          <a:schemeClr val="accent1"/>
-                        </a:lnRef>
-                        <a:fillRef idx="0">
-                          <a:schemeClr val="accent1"/>
-                        </a:fillRef>
-                        <a:effectRef idx="0">
-                          <a:schemeClr val="accent1"/>
-                        </a:effectRef>
-                        <a:fontRef idx="minor">
-                          <a:schemeClr val="tx1"/>
-                        </a:fontRef>
-                      </wps:style>
-                      <wps:bodyPr/>
-                    </wps:wsp>
-                  </a:graphicData>
-                </a:graphic>
-                <wp14:sizeRelH relativeFrom="margin">
-                  <wp14:pctWidth>0</wp14:pctWidth>
-                </wp14:sizeRelH>
-                <wp14:sizeRelV relativeFrom="margin">
-                  <wp14:pctHeight>0</wp14:pctHeight>
-                </wp14:sizeRelV>
-              </wp:anchor>
-            </w:drawing>
-          </mc:Choice>
-          <mc:Fallback>
-            <w:pict>
-              <v:shape w14:anchorId="2D23F17B" id="Connecteur droit avec flèche 21" o:spid="_x0000_s1026" type="#_x0000_t32" style="position:absolute;margin-left:111.75pt;margin-top:107.1pt;width:192pt;height:57.95pt;z-index:251619328;visibility:visible;mso-wrap-style:square;mso-width-percent:0;mso-height-percent:0;mso-wrap-distance-left:9pt;mso-wrap-distance-top:0;mso-wrap-distance-right:9pt;mso-wrap-distance-bottom:0;mso-position-horizontal:absolute;mso-position-horizontal-relative:text;mso-position-vertical:absolute;mso-position-vertical-relative:text;mso-width-percent:0;mso-height-percent:0;mso-width-relative:margin;mso-height-relative:margin" o:gfxdata="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" strokecolor="#324b9b" strokeweight="2pt">
-                <v:stroke endarrow="open" joinstyle="miter"/>
-              </v:shape>
-            </w:pict>
-          </mc:Fallback>
-        </mc:AlternateContent>
+        <w:drawing>
+          <wp:inline distT="0" distB="0" distL="0" distR="0" wp14:anchorId="081CDA58" wp14:editId="55F10BC7">
+            <wp:extent cx="2693903" cy="3314987"/>
+            <wp:effectExtent l="0" t="0" r="0" b="0"/>
+            <wp:docPr id="624456056" name="Image 1"/>
+            <wp:cNvGraphicFramePr>
+              <a:graphicFrameLocks xmlns:a="http://schemas.openxmlformats.org/drawingml/2006/main" noChangeAspect="1"/>
+            </wp:cNvGraphicFramePr>
+            <a:graphic xmlns:a="http://schemas.openxmlformats.org/drawingml/2006/main">
+              <a:graphicData uri="http://schemas.openxmlformats.org/drawingml/2006/picture">
+                <pic:pic xmlns:pic="http://schemas.openxmlformats.org/drawingml/2006/picture">
+                  <pic:nvPicPr>
+                    <pic:cNvPr id="624456056" name=""/>
+                    <pic:cNvPicPr/>
+                  </pic:nvPicPr>
+                  <pic:blipFill>
+                    <a:blip r:embed="rId11"/>
+                    <a:stretch>
+                      <a:fillRect/>
+                    </a:stretch>
+                  </pic:blipFill>
+                  <pic:spPr>
+                    <a:xfrm>
+                      <a:off x="0" y="0"/>
+                      <a:ext cx="2693903" cy="3314987"/>
+                    </a:xfrm>
+                    <a:prstGeom prst="rect">
+                      <a:avLst/>
+                    </a:prstGeom>
+                  </pic:spPr>
+                </pic:pic>
+              </a:graphicData>
+            </a:graphic>
+          </wp:inline>
+        </w:drawing>
+      </w:r>
+      <w:r>
+        <w:drawing>
+          <wp:inline distT="0" distB="0" distL="0" distR="0" wp14:anchorId="263BEF22" wp14:editId="6451B7DA">
+            <wp:extent cx="2705334" cy="3334039"/>
+            <wp:effectExtent l="0" t="0" r="0" b="0"/>
+            <wp:docPr id="312783175" name="Image 1"/>
+            <wp:cNvGraphicFramePr>
+              <a:graphicFrameLocks xmlns:a="http://schemas.openxmlformats.org/drawingml/2006/main" noChangeAspect="1"/>
+            </wp:cNvGraphicFramePr>
+            <a:graphic xmlns:a="http://schemas.openxmlformats.org/drawingml/2006/main">
+              <a:graphicData uri="http://schemas.openxmlformats.org/drawingml/2006/picture">
+                <pic:pic xmlns:pic="http://schemas.openxmlformats.org/drawingml/2006/picture">
+                  <pic:nvPicPr>
+                    <pic:cNvPr id="312783175" name=""/>
+                    <pic:cNvPicPr/>
+                  </pic:nvPicPr>
+                  <pic:blipFill>
+                    <a:blip r:embed="rId12"/>
+                    <a:stretch>
+                      <a:fillRect/>
+                    </a:stretch>
+                  </pic:blipFill>
+                  <pic:spPr>
+                    <a:xfrm>
+                      <a:off x="0" y="0"/>
+                      <a:ext cx="2705334" cy="3334039"/>
+                    </a:xfrm>
+                    <a:prstGeom prst="rect">
+                      <a:avLst/>
+                    </a:prstGeom>
+                  </pic:spPr>
+                </pic:pic>
+              </a:graphicData>
+            </a:graphic>
+          </wp:inline>
+        </w:drawing>
       </w:r>
     </w:p>
-    <w:p/>
     <w:p>
-      <w:r>
-        <w:rPr>
-          <w:noProof/>
-          <w:lang w:eastAsia="fr-FR"/>
-        </w:rPr>
-        <mc:AlternateContent>
-          <mc:Choice Requires="wps">
-            <w:drawing>
-              <wp:anchor distT="0" distB="0" distL="114300" distR="114300" simplePos="0" relativeHeight="251623424" behindDoc="0" locked="0" layoutInCell="1" allowOverlap="1" wp14:anchorId="52956333" wp14:editId="7221169E">
-                <wp:simplePos x="0" y="0"/>
-                <wp:positionH relativeFrom="column">
-                  <wp:posOffset>8162566</wp:posOffset>
-                </wp:positionH>
-                <wp:positionV relativeFrom="paragraph">
-                  <wp:posOffset>77590</wp:posOffset>
-                </wp:positionV>
-                <wp:extent cx="1304925" cy="809625"/>
-                <wp:effectExtent l="0" t="0" r="0" b="0"/>
-                <wp:wrapNone/>
-                <wp:docPr id="25" name="Zone de texte 25"/>
-                <wp:cNvGraphicFramePr/>
-                <a:graphic xmlns:a="http://schemas.openxmlformats.org/drawingml/2006/main">
-                  <a:graphicData uri="http://schemas.microsoft.com/office/word/2010/wordprocessingShape">
-                    <wps:wsp>
-                      <wps:cNvSpPr txBox="1"/>
-                      <wps:spPr>
-                        <a:xfrm>
-                          <a:off x="0" y="0"/>
-                          <a:ext cx="1304925" cy="809625"/>
-                        </a:xfrm>
-                        <a:prstGeom prst="rect">
-                          <a:avLst/>
-                        </a:prstGeom>
-                        <a:noFill/>
-                        <a:ln w="6350">
-                          <a:noFill/>
-                        </a:ln>
-                        <a:effectLst/>
-                      </wps:spPr>
-                      <wps:style>
-                        <a:lnRef idx="0">
-                          <a:schemeClr val="accent1"/>
-                        </a:lnRef>
-                        <a:fillRef idx="0">
-                          <a:schemeClr val="accent1"/>
-                        </a:fillRef>
-                        <a:effectRef idx="0">
-                          <a:schemeClr val="accent1"/>
-                        </a:effectRef>
-                        <a:fontRef idx="minor">
-                          <a:schemeClr val="dk1"/>
-                        </a:fontRef>
-                      </wps:style>
-                      <wps:txbx>
-                        <w:txbxContent>
-                          <w:p>
-                            <w:pPr>
-                              <w:rPr>
-                                <w:color w:val="324B9B"/>
-                              </w:rPr>
-                            </w:pPr>
-                            <w:r>
-                              <w:rPr>
-                                <w:color w:val="324B9B"/>
-                              </w:rPr>
-                              <w:t>Effacement de la zone de recherche</w:t>
-                            </w:r>
-                          </w:p>
-                        </w:txbxContent>
-                      </wps:txbx>
-                      <wps:bodyPr rot="0" spcFirstLastPara="0" vertOverflow="overflow" horzOverflow="overflow" vert="horz" wrap="square" lIns="91440" tIns="45720" rIns="91440" bIns="45720" numCol="1" spcCol="0" rtlCol="0" fromWordArt="0" anchor="t" anchorCtr="0" forceAA="0" compatLnSpc="1">
-                        <a:prstTxWarp prst="textNoShape">
-                          <a:avLst/>
-                        </a:prstTxWarp>
-                        <a:noAutofit/>
-                      </wps:bodyPr>
-                    </wps:wsp>
-                  </a:graphicData>
-                </a:graphic>
-                <wp14:sizeRelH relativeFrom="margin">
-                  <wp14:pctWidth>0</wp14:pctWidth>
-                </wp14:sizeRelH>
-                <wp14:sizeRelV relativeFrom="margin">
-                  <wp14:pctHeight>0</wp14:pctHeight>
-                </wp14:sizeRelV>
-              </wp:anchor>
-            </w:drawing>
-          </mc:Choice>
-          <mc:Fallback>
-            <w:pict>
-              <v:shape w14:anchorId="52956333" id="Zone de texte 25" o:spid="_x0000_s1036" type="#_x0000_t202" style="position:absolute;margin-left:642.7pt;margin-top:6.1pt;width:102.75pt;height:63.75pt;z-index:251623424;visibility:visible;mso-wrap-style:square;mso-width-percent:0;mso-height-percent:0;mso-wrap-distance-left:9pt;mso-wrap-distance-top:0;mso-wrap-distance-right:9pt;mso-wrap-distance-bottom:0;mso-position-horizontal:absolute;mso-position-horizontal-relative:text;mso-position-vertical:absolute;mso-position-vertical-relative:text;mso-width-percent:0;mso-height-percent:0;mso-width-relative:margin;mso-height-relative:margin;v-text-anchor:top" o:gfxdata="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" filled="f" stroked="f" strokeweight=".5pt">
-                <v:textbox>
-                  <w:txbxContent>
-                    <w:p>
-                      <w:pPr>
-                        <w:rPr>
-                          <w:color w:val="324B9B"/>
-                        </w:rPr>
-                      </w:pPr>
-                      <w:r>
-                        <w:rPr>
-                          <w:color w:val="324B9B"/>
-                        </w:rPr>
-                        <w:t>Effacement de la zone de recherche</w:t>
-                      </w:r>
-                    </w:p>
-                  </w:txbxContent>
-                </v:textbox>
-              </v:shape>
-            </w:pict>
-          </mc:Fallback>
-        </mc:AlternateContent>
-      </w:r>
-      <w:r>
-        <w:rPr>
-          <w:noProof/>
-          <w:lang w:eastAsia="fr-FR"/>
-        </w:rPr>
-        <mc:AlternateContent>
-          <mc:Choice Requires="wps">
-            <w:drawing>
-              <wp:anchor distT="0" distB="0" distL="114300" distR="114300" simplePos="0" relativeHeight="251620352" behindDoc="0" locked="0" layoutInCell="1" allowOverlap="1" wp14:anchorId="1A7C9CA3" wp14:editId="7A6D95F1">
-                <wp:simplePos x="0" y="0"/>
-                <wp:positionH relativeFrom="column">
-                  <wp:posOffset>5184775</wp:posOffset>
-                </wp:positionH>
-                <wp:positionV relativeFrom="paragraph">
-                  <wp:posOffset>19685</wp:posOffset>
-                </wp:positionV>
-                <wp:extent cx="2905125" cy="457200"/>
-                <wp:effectExtent l="38100" t="76200" r="28575" b="19050"/>
-                <wp:wrapNone/>
-                <wp:docPr id="22" name="Connecteur droit avec flèche 22"/>
-                <wp:cNvGraphicFramePr/>
-                <a:graphic xmlns:a="http://schemas.openxmlformats.org/drawingml/2006/main">
-                  <a:graphicData uri="http://schemas.microsoft.com/office/word/2010/wordprocessingShape">
-                    <wps:wsp>
-                      <wps:cNvCnPr/>
-                      <wps:spPr>
-                        <a:xfrm flipH="1" flipV="1">
-                          <a:off x="0" y="0"/>
-                          <a:ext cx="2905125" cy="457200"/>
-                        </a:xfrm>
-                        <a:prstGeom prst="straightConnector1">
-                          <a:avLst/>
-                        </a:prstGeom>
-                        <a:ln w="25400">
-                          <a:solidFill>
-                            <a:srgbClr val="324B9B"/>
-                          </a:solidFill>
-                          <a:tailEnd type="arrow"/>
-                        </a:ln>
-                      </wps:spPr>
-                      <wps:style>
-                        <a:lnRef idx="1">
-                          <a:schemeClr val="accent1"/>
-                        </a:lnRef>
-                        <a:fillRef idx="0">
-                          <a:schemeClr val="accent1"/>
-                        </a:fillRef>
-                        <a:effectRef idx="0">
-                          <a:schemeClr val="accent1"/>
-                        </a:effectRef>
-                        <a:fontRef idx="minor">
-                          <a:schemeClr val="tx1"/>
-                        </a:fontRef>
-                      </wps:style>
-                      <wps:bodyPr/>
-                    </wps:wsp>
-                  </a:graphicData>
-                </a:graphic>
-                <wp14:sizeRelH relativeFrom="margin">
-                  <wp14:pctWidth>0</wp14:pctWidth>
-                </wp14:sizeRelH>
-                <wp14:sizeRelV relativeFrom="margin">
-                  <wp14:pctHeight>0</wp14:pctHeight>
-                </wp14:sizeRelV>
-              </wp:anchor>
-            </w:drawing>
-          </mc:Choice>
-          <mc:Fallback>
-            <w:pict>
-              <v:shape w14:anchorId="18C21DA1" id="Connecteur droit avec flèche 22" o:spid="_x0000_s1026" type="#_x0000_t32" style="position:absolute;margin-left:408.25pt;margin-top:1.55pt;width:228.75pt;height:36pt;flip:x y;z-index:251620352;visibility:visible;mso-wrap-style:square;mso-width-percent:0;mso-height-percent:0;mso-wrap-distance-left:9pt;mso-wrap-distance-top:0;mso-wrap-distance-right:9pt;mso-wrap-distance-bottom:0;mso-position-horizontal:absolute;mso-position-horizontal-relative:text;mso-position-vertical:absolute;mso-position-vertical-relative:text;mso-width-percent:0;mso-height-percent:0;mso-width-relative:margin;mso-height-relative:margin" o:gfxdata="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" strokecolor="#324b9b" strokeweight="2pt">
-                <v:stroke endarrow="open" joinstyle="miter"/>
-              </v:shape>
-            </w:pict>
-          </mc:Fallback>
-        </mc:AlternateContent>
-      </w:r>
+      <w:pPr>
+        <w:jc w:val="center"/>
+      </w:pPr>
     </w:p>
-    <w:p/>
-    <w:p/>
-    <w:p/>
-    <w:p>
-      <w:r>
-        <w:rPr>
-          <w:noProof/>
-          <w:lang w:eastAsia="fr-FR"/>
-        </w:rPr>
-        <mc:AlternateContent>
-          <mc:Choice Requires="wps">
-            <w:drawing>
-              <wp:anchor distT="0" distB="0" distL="114300" distR="114300" simplePos="0" relativeHeight="251621376" behindDoc="0" locked="0" layoutInCell="1" allowOverlap="1" wp14:anchorId="73005871" wp14:editId="591E4A24">
-                <wp:simplePos x="0" y="0"/>
-                <wp:positionH relativeFrom="column">
-                  <wp:posOffset>6148118</wp:posOffset>
-                </wp:positionH>
-                <wp:positionV relativeFrom="paragraph">
-                  <wp:posOffset>19793</wp:posOffset>
-                </wp:positionV>
-                <wp:extent cx="1790700" cy="114300"/>
-                <wp:effectExtent l="38100" t="0" r="19050" b="95250"/>
-                <wp:wrapNone/>
-                <wp:docPr id="23" name="Connecteur droit avec flèche 23"/>
-                <wp:cNvGraphicFramePr/>
-                <a:graphic xmlns:a="http://schemas.openxmlformats.org/drawingml/2006/main">
-                  <a:graphicData uri="http://schemas.microsoft.com/office/word/2010/wordprocessingShape">
-                    <wps:wsp>
-                      <wps:cNvCnPr/>
-                      <wps:spPr>
-                        <a:xfrm flipH="1">
-                          <a:off x="0" y="0"/>
-                          <a:ext cx="1790700" cy="114300"/>
-                        </a:xfrm>
-                        <a:prstGeom prst="straightConnector1">
-                          <a:avLst/>
-                        </a:prstGeom>
-                        <a:ln w="25400">
-                          <a:solidFill>
-                            <a:srgbClr val="324B9B"/>
-                          </a:solidFill>
-                          <a:tailEnd type="arrow"/>
-                        </a:ln>
-                      </wps:spPr>
-                      <wps:style>
-                        <a:lnRef idx="1">
-                          <a:schemeClr val="accent1"/>
-                        </a:lnRef>
-                        <a:fillRef idx="0">
-                          <a:schemeClr val="accent1"/>
-                        </a:fillRef>
-                        <a:effectRef idx="0">
-                          <a:schemeClr val="accent1"/>
-                        </a:effectRef>
-                        <a:fontRef idx="minor">
-                          <a:schemeClr val="tx1"/>
-                        </a:fontRef>
-                      </wps:style>
-                      <wps:bodyPr/>
-                    </wps:wsp>
-                  </a:graphicData>
-                </a:graphic>
-                <wp14:sizeRelH relativeFrom="margin">
-                  <wp14:pctWidth>0</wp14:pctWidth>
-                </wp14:sizeRelH>
-                <wp14:sizeRelV relativeFrom="margin">
-                  <wp14:pctHeight>0</wp14:pctHeight>
-                </wp14:sizeRelV>
-              </wp:anchor>
-            </w:drawing>
-          </mc:Choice>
-          <mc:Fallback>
-            <w:pict>
-              <v:shape w14:anchorId="45FA14F2" id="Connecteur droit avec flèche 23" o:spid="_x0000_s1026" type="#_x0000_t32" style="position:absolute;margin-left:484.1pt;margin-top:1.55pt;width:141pt;height:9pt;flip:x;z-index:251621376;visibility:visible;mso-wrap-style:square;mso-width-percent:0;mso-height-percent:0;mso-wrap-distance-left:9pt;mso-wrap-distance-top:0;mso-wrap-distance-right:9pt;mso-wrap-distance-bottom:0;mso-position-horizontal:absolute;mso-position-horizontal-relative:text;mso-position-vertical:absolute;mso-position-vertical-relative:text;mso-width-percent:0;mso-height-percent:0;mso-width-relative:margin;mso-height-relative:margin" o:gfxdata="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" strokecolor="#324b9b" strokeweight="2pt">
-                <v:stroke endarrow="open" joinstyle="miter"/>
-              </v:shape>
-            </w:pict>
-          </mc:Fallback>
-        </mc:AlternateContent>
-      </w:r>
-    </w:p>
-    <w:p/>
-    <w:p/>
     <w:p/>
     <w:p/>
     <w:p/>
@@ -2336,14 +2470,6 @@
           <w:tab w:val="left" w:pos="3975"/>
         </w:tabs>
       </w:pPr>
-      <w:r>
-        <w:tab/>
-      </w:r>
-    </w:p>
-    <w:p>
-      <w:r>
-        <w:br w:type="page"/>
-      </w:r>
     </w:p>
     <w:p>
       <w:pPr>
@@ -2379,7 +2505,7 @@
         <mc:AlternateContent>
           <mc:Choice Requires="wps">
             <w:drawing>
-              <wp:anchor distT="0" distB="0" distL="114300" distR="114300" simplePos="0" relativeHeight="251627520" behindDoc="0" locked="0" layoutInCell="1" allowOverlap="1" wp14:anchorId="3C32BBDA" wp14:editId="65583BBC">
+              <wp:anchor distT="0" distB="0" distL="114300" distR="114300" simplePos="0" relativeHeight="251639296" behindDoc="0" locked="0" layoutInCell="1" allowOverlap="1" wp14:anchorId="3C32BBDA" wp14:editId="0FF24BB9">
                 <wp:simplePos x="0" y="0"/>
                 <wp:positionH relativeFrom="column">
                   <wp:posOffset>4657725</wp:posOffset>
@@ -2462,7 +2588,7 @@
           </mc:Choice>
           <mc:Fallback>
             <w:pict>
-              <v:shape w14:anchorId="3C32BBDA" id="Zone de texte 32" o:spid="_x0000_s1037" type="#_x0000_t202" style="position:absolute;left:0;text-align:left;margin-left:366.75pt;margin-top:257.05pt;width:146.25pt;height:63.75pt;z-index:251627520;visibility:visible;mso-wrap-style:square;mso-width-percent:0;mso-height-percent:0;mso-wrap-distance-left:9pt;mso-wrap-distance-top:0;mso-wrap-distance-right:9pt;mso-wrap-distance-bottom:0;mso-position-horizontal:absolute;mso-position-horizontal-relative:text;mso-position-vertical:absolute;mso-position-vertical-relative:text;mso-width-percent:0;mso-height-percent:0;mso-width-relative:margin;mso-height-relative:margin;v-text-anchor:top" o:gfxdata="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" filled="f" stroked="f" strokeweight=".5pt">
+              <v:shape w14:anchorId="3C32BBDA" id="Zone de texte 32" o:spid="_x0000_s1037" type="#_x0000_t202" style="position:absolute;left:0;text-align:left;margin-left:366.75pt;margin-top:257.05pt;width:146.25pt;height:63.75pt;z-index:251639296;visibility:visible;mso-wrap-style:square;mso-width-percent:0;mso-height-percent:0;mso-wrap-distance-left:9pt;mso-wrap-distance-top:0;mso-wrap-distance-right:9pt;mso-wrap-distance-bottom:0;mso-position-horizontal:absolute;mso-position-horizontal-relative:text;mso-position-vertical:absolute;mso-position-vertical-relative:text;mso-width-percent:0;mso-height-percent:0;mso-width-relative:margin;mso-height-relative:margin;v-text-anchor:top" o:gfxdata="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" filled="f" stroked="f" strokeweight=".5pt">
                 <v:textbox>
                   <w:txbxContent>
                     <w:p>
@@ -2494,7 +2620,7 @@
         <mc:AlternateContent>
           <mc:Choice Requires="wps">
             <w:drawing>
-              <wp:anchor distT="0" distB="0" distL="114300" distR="114300" simplePos="0" relativeHeight="251625472" behindDoc="0" locked="0" layoutInCell="1" allowOverlap="1" wp14:anchorId="3FA5C0BC" wp14:editId="39F69B7C">
+              <wp:anchor distT="0" distB="0" distL="114300" distR="114300" simplePos="0" relativeHeight="251638272" behindDoc="0" locked="0" layoutInCell="1" allowOverlap="1" wp14:anchorId="3FA5C0BC" wp14:editId="20CDBDAD">
                 <wp:simplePos x="0" y="0"/>
                 <wp:positionH relativeFrom="column">
                   <wp:posOffset>5238749</wp:posOffset>
@@ -2555,7 +2681,7 @@
           </mc:Choice>
           <mc:Fallback>
             <w:pict>
-              <v:shape w14:anchorId="264FCA66" id="Connecteur droit avec flèche 30" o:spid="_x0000_s1026" type="#_x0000_t32" style="position:absolute;margin-left:412.5pt;margin-top:199.3pt;width:24.75pt;height:59.25pt;flip:x y;z-index:251625472;visibility:visible;mso-wrap-style:square;mso-width-percent:0;mso-height-percent:0;mso-wrap-distance-left:9pt;mso-wrap-distance-top:0;mso-wrap-distance-right:9pt;mso-wrap-distance-bottom:0;mso-position-horizontal:absolute;mso-position-horizontal-relative:text;mso-position-vertical:absolute;mso-position-vertical-relative:text;mso-width-percent:0;mso-height-percent:0;mso-width-relative:margin;mso-height-relative:margin" o:gfxdata="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" strokecolor="#324b9b" strokeweight="2pt">
+              <v:shape w14:anchorId="618C72E6" id="Connecteur droit avec flèche 30" o:spid="_x0000_s1026" type="#_x0000_t32" style="position:absolute;margin-left:412.5pt;margin-top:199.3pt;width:24.75pt;height:59.25pt;flip:x y;z-index:251638272;visibility:visible;mso-wrap-style:square;mso-width-percent:0;mso-height-percent:0;mso-wrap-distance-left:9pt;mso-wrap-distance-top:0;mso-wrap-distance-right:9pt;mso-wrap-distance-bottom:0;mso-position-horizontal:absolute;mso-position-horizontal-relative:text;mso-position-vertical:absolute;mso-position-vertical-relative:text;mso-width-percent:0;mso-height-percent:0;mso-width-relative:margin;mso-height-relative:margin" o:gfxdata="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" strokecolor="#324b9b" strokeweight="2pt">
                 <v:stroke endarrow="open" joinstyle="miter"/>
               </v:shape>
             </w:pict>
@@ -2587,6 +2713,10 @@
     </w:p>
     <w:p>
       <w:pPr>
+        <w:tabs>
+          <w:tab w:val="left" w:pos="3975"/>
+        </w:tabs>
+        <w:jc w:val="center"/>
         <w:rPr>
           <w:rFonts w:ascii="Times New Roman" w:eastAsia="Times New Roman" w:hAnsi="Times New Roman" w:cs="Times New Roman"/>
           <w:snapToGrid w:val="0"/>
@@ -2608,13 +2738,165 @@
         <mc:AlternateContent>
           <mc:Choice Requires="wps">
             <w:drawing>
-              <wp:anchor distT="0" distB="0" distL="114300" distR="114300" simplePos="0" relativeHeight="251629568" behindDoc="0" locked="0" layoutInCell="1" allowOverlap="1" wp14:anchorId="0F4055B7" wp14:editId="44B7BDF6">
+              <wp:anchor distT="0" distB="0" distL="114300" distR="114300" simplePos="0" relativeHeight="251547648" behindDoc="0" locked="0" layoutInCell="1" allowOverlap="1" wp14:anchorId="29170F00" wp14:editId="3D3953A2">
                 <wp:simplePos x="0" y="0"/>
                 <wp:positionH relativeFrom="column">
-                  <wp:posOffset>-744388</wp:posOffset>
+                  <wp:posOffset>8401050</wp:posOffset>
                 </wp:positionH>
                 <wp:positionV relativeFrom="paragraph">
-                  <wp:posOffset>1801639</wp:posOffset>
+                  <wp:posOffset>1055369</wp:posOffset>
+                </wp:positionV>
+                <wp:extent cx="697230" cy="836295"/>
+                <wp:effectExtent l="38100" t="38100" r="26670" b="20955"/>
+                <wp:wrapNone/>
+                <wp:docPr id="29" name="Connecteur droit avec flèche 29"/>
+                <wp:cNvGraphicFramePr/>
+                <a:graphic xmlns:a="http://schemas.openxmlformats.org/drawingml/2006/main">
+                  <a:graphicData uri="http://schemas.microsoft.com/office/word/2010/wordprocessingShape">
+                    <wps:wsp>
+                      <wps:cNvCnPr/>
+                      <wps:spPr>
+                        <a:xfrm flipH="1" flipV="1">
+                          <a:off x="0" y="0"/>
+                          <a:ext cx="697230" cy="836295"/>
+                        </a:xfrm>
+                        <a:prstGeom prst="straightConnector1">
+                          <a:avLst/>
+                        </a:prstGeom>
+                        <a:ln w="25400">
+                          <a:solidFill>
+                            <a:srgbClr val="324B9B"/>
+                          </a:solidFill>
+                          <a:tailEnd type="arrow"/>
+                        </a:ln>
+                      </wps:spPr>
+                      <wps:style>
+                        <a:lnRef idx="1">
+                          <a:schemeClr val="accent1"/>
+                        </a:lnRef>
+                        <a:fillRef idx="0">
+                          <a:schemeClr val="accent1"/>
+                        </a:fillRef>
+                        <a:effectRef idx="0">
+                          <a:schemeClr val="accent1"/>
+                        </a:effectRef>
+                        <a:fontRef idx="minor">
+                          <a:schemeClr val="tx1"/>
+                        </a:fontRef>
+                      </wps:style>
+                      <wps:bodyPr/>
+                    </wps:wsp>
+                  </a:graphicData>
+                </a:graphic>
+                <wp14:sizeRelH relativeFrom="margin">
+                  <wp14:pctWidth>0</wp14:pctWidth>
+                </wp14:sizeRelH>
+                <wp14:sizeRelV relativeFrom="margin">
+                  <wp14:pctHeight>0</wp14:pctHeight>
+                </wp14:sizeRelV>
+              </wp:anchor>
+            </w:drawing>
+          </mc:Choice>
+          <mc:Fallback>
+            <w:pict>
+              <v:shape w14:anchorId="468DA3B3" id="Connecteur droit avec flèche 29" o:spid="_x0000_s1026" type="#_x0000_t32" style="position:absolute;margin-left:661.5pt;margin-top:83.1pt;width:54.9pt;height:65.85pt;flip:x y;z-index:251547648;visibility:visible;mso-wrap-style:square;mso-width-percent:0;mso-height-percent:0;mso-wrap-distance-left:9pt;mso-wrap-distance-top:0;mso-wrap-distance-right:9pt;mso-wrap-distance-bottom:0;mso-position-horizontal:absolute;mso-position-horizontal-relative:text;mso-position-vertical:absolute;mso-position-vertical-relative:text;mso-width-percent:0;mso-height-percent:0;mso-width-relative:margin;mso-height-relative:margin" o:gfxdata="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" strokecolor="#324b9b" strokeweight="2pt">
+                <v:stroke endarrow="open" joinstyle="miter"/>
+              </v:shape>
+            </w:pict>
+          </mc:Fallback>
+        </mc:AlternateContent>
+      </w:r>
+      <w:r>
+        <w:rPr>
+          <w:noProof/>
+          <w:lang w:eastAsia="fr-FR"/>
+        </w:rPr>
+        <mc:AlternateContent>
+          <mc:Choice Requires="wps">
+            <w:drawing>
+              <wp:anchor distT="0" distB="0" distL="114300" distR="114300" simplePos="0" relativeHeight="251564032" behindDoc="0" locked="0" layoutInCell="1" allowOverlap="1" wp14:anchorId="51B67C42" wp14:editId="16BA09FE">
+                <wp:simplePos x="0" y="0"/>
+                <wp:positionH relativeFrom="column">
+                  <wp:posOffset>941070</wp:posOffset>
+                </wp:positionH>
+                <wp:positionV relativeFrom="paragraph">
+                  <wp:posOffset>1223010</wp:posOffset>
+                </wp:positionV>
+                <wp:extent cx="1021080" cy="803910"/>
+                <wp:effectExtent l="0" t="38100" r="64770" b="34290"/>
+                <wp:wrapNone/>
+                <wp:docPr id="33" name="Connecteur droit avec flèche 33"/>
+                <wp:cNvGraphicFramePr/>
+                <a:graphic xmlns:a="http://schemas.openxmlformats.org/drawingml/2006/main">
+                  <a:graphicData uri="http://schemas.microsoft.com/office/word/2010/wordprocessingShape">
+                    <wps:wsp>
+                      <wps:cNvCnPr/>
+                      <wps:spPr>
+                        <a:xfrm flipV="1">
+                          <a:off x="0" y="0"/>
+                          <a:ext cx="1021080" cy="803910"/>
+                        </a:xfrm>
+                        <a:prstGeom prst="straightConnector1">
+                          <a:avLst/>
+                        </a:prstGeom>
+                        <a:ln w="25400">
+                          <a:solidFill>
+                            <a:srgbClr val="324B9B"/>
+                          </a:solidFill>
+                          <a:tailEnd type="arrow"/>
+                        </a:ln>
+                      </wps:spPr>
+                      <wps:style>
+                        <a:lnRef idx="1">
+                          <a:schemeClr val="accent1"/>
+                        </a:lnRef>
+                        <a:fillRef idx="0">
+                          <a:schemeClr val="accent1"/>
+                        </a:fillRef>
+                        <a:effectRef idx="0">
+                          <a:schemeClr val="accent1"/>
+                        </a:effectRef>
+                        <a:fontRef idx="minor">
+                          <a:schemeClr val="tx1"/>
+                        </a:fontRef>
+                      </wps:style>
+                      <wps:bodyPr/>
+                    </wps:wsp>
+                  </a:graphicData>
+                </a:graphic>
+                <wp14:sizeRelH relativeFrom="margin">
+                  <wp14:pctWidth>0</wp14:pctWidth>
+                </wp14:sizeRelH>
+                <wp14:sizeRelV relativeFrom="margin">
+                  <wp14:pctHeight>0</wp14:pctHeight>
+                </wp14:sizeRelV>
+              </wp:anchor>
+            </w:drawing>
+          </mc:Choice>
+          <mc:Fallback>
+            <w:pict>
+              <v:shape w14:anchorId="18D7AEDB" id="Connecteur droit avec flèche 33" o:spid="_x0000_s1026" type="#_x0000_t32" style="position:absolute;margin-left:74.1pt;margin-top:96.3pt;width:80.4pt;height:63.3pt;flip:y;z-index:251564032;visibility:visible;mso-wrap-style:square;mso-width-percent:0;mso-height-percent:0;mso-wrap-distance-left:9pt;mso-wrap-distance-top:0;mso-wrap-distance-right:9pt;mso-wrap-distance-bottom:0;mso-position-horizontal:absolute;mso-position-horizontal-relative:text;mso-position-vertical:absolute;mso-position-vertical-relative:text;mso-width-percent:0;mso-height-percent:0;mso-width-relative:margin;mso-height-relative:margin" o:gfxdata="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" strokecolor="#324b9b" strokeweight="2pt">
+                <v:stroke endarrow="open" joinstyle="miter"/>
+              </v:shape>
+            </w:pict>
+          </mc:Fallback>
+        </mc:AlternateContent>
+      </w:r>
+      <w:r>
+        <w:rPr>
+          <w:noProof/>
+          <w:lang w:eastAsia="fr-FR"/>
+        </w:rPr>
+        <mc:AlternateContent>
+          <mc:Choice Requires="wps">
+            <w:drawing>
+              <wp:anchor distT="0" distB="0" distL="114300" distR="114300" simplePos="0" relativeHeight="251588608" behindDoc="0" locked="0" layoutInCell="1" allowOverlap="1" wp14:anchorId="0F4055B7" wp14:editId="4216FA6F">
+                <wp:simplePos x="0" y="0"/>
+                <wp:positionH relativeFrom="column">
+                  <wp:posOffset>-915670</wp:posOffset>
+                </wp:positionH>
+                <wp:positionV relativeFrom="paragraph">
+                  <wp:posOffset>1725295</wp:posOffset>
                 </wp:positionV>
                 <wp:extent cx="1819275" cy="542925"/>
                 <wp:effectExtent l="0" t="0" r="0" b="0"/>
@@ -2691,7 +2973,7 @@
           </mc:Choice>
           <mc:Fallback>
             <w:pict>
-              <v:shape w14:anchorId="0F4055B7" id="Zone de texte 34" o:spid="_x0000_s1038" type="#_x0000_t202" style="position:absolute;margin-left:-58.6pt;margin-top:141.85pt;width:143.25pt;height:42.75pt;z-index:251629568;visibility:visible;mso-wrap-style:square;mso-width-percent:0;mso-height-percent:0;mso-wrap-distance-left:9pt;mso-wrap-distance-top:0;mso-wrap-distance-right:9pt;mso-wrap-distance-bottom:0;mso-position-horizontal:absolute;mso-position-horizontal-relative:text;mso-position-vertical:absolute;mso-position-vertical-relative:text;mso-width-percent:0;mso-height-percent:0;mso-width-relative:margin;mso-height-relative:margin;v-text-anchor:top" o:gfxdata="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" filled="f" stroked="f" strokeweight=".5pt">
+              <v:shape w14:anchorId="0F4055B7" id="Zone de texte 34" o:spid="_x0000_s1038" type="#_x0000_t202" style="position:absolute;left:0;text-align:left;margin-left:-72.1pt;margin-top:135.85pt;width:143.25pt;height:42.75pt;z-index:251588608;visibility:visible;mso-wrap-style:square;mso-width-percent:0;mso-height-percent:0;mso-wrap-distance-left:9pt;mso-wrap-distance-top:0;mso-wrap-distance-right:9pt;mso-wrap-distance-bottom:0;mso-position-horizontal:absolute;mso-position-horizontal-relative:text;mso-position-vertical:absolute;mso-position-vertical-relative:text;mso-width-percent:0;mso-height-percent:0;mso-width-relative:margin;mso-height-relative:margin;v-text-anchor:top" o:gfxdata="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" filled="f" stroked="f" strokeweight=".5pt">
                 <v:textbox>
                   <w:txbxContent>
                     <w:p>
@@ -2717,89 +2999,62 @@
       </w:r>
       <w:r>
         <w:rPr>
+          <w:rFonts w:ascii="Times New Roman" w:eastAsia="Times New Roman" w:hAnsi="Times New Roman" w:cs="Times New Roman"/>
+          <w:snapToGrid w:val="0"/>
+          <w:color w:val="000000"/>
+          <w:w w:val="0"/>
+          <w:sz w:val="0"/>
+          <w:szCs w:val="0"/>
+          <w:u w:color="000000"/>
+          <w:bdr w:val="none" w:sz="0" w:space="0" w:color="000000"/>
+          <w:shd w:val="clear" w:color="000000" w:fill="000000"/>
+          <w:lang w:val="x-none" w:eastAsia="x-none" w:bidi="x-none"/>
+        </w:rPr>
+        <w:drawing>
+          <wp:inline distT="0" distB="0" distL="0" distR="0" wp14:anchorId="69ED8CB3" wp14:editId="7F0A02C9">
+            <wp:extent cx="7680960" cy="4538841"/>
+            <wp:effectExtent l="0" t="0" r="0" b="0"/>
+            <wp:docPr id="1261900252" name="Image 1"/>
+            <wp:cNvGraphicFramePr>
+              <a:graphicFrameLocks xmlns:a="http://schemas.openxmlformats.org/drawingml/2006/main" noChangeAspect="1"/>
+            </wp:cNvGraphicFramePr>
+            <a:graphic xmlns:a="http://schemas.openxmlformats.org/drawingml/2006/main">
+              <a:graphicData uri="http://schemas.openxmlformats.org/drawingml/2006/picture">
+                <pic:pic xmlns:pic="http://schemas.openxmlformats.org/drawingml/2006/picture">
+                  <pic:nvPicPr>
+                    <pic:cNvPr id="1261900252" name=""/>
+                    <pic:cNvPicPr/>
+                  </pic:nvPicPr>
+                  <pic:blipFill>
+                    <a:blip r:embed="rId13"/>
+                    <a:stretch>
+                      <a:fillRect/>
+                    </a:stretch>
+                  </pic:blipFill>
+                  <pic:spPr>
+                    <a:xfrm>
+                      <a:off x="0" y="0"/>
+                      <a:ext cx="7690788" cy="4544649"/>
+                    </a:xfrm>
+                    <a:prstGeom prst="rect">
+                      <a:avLst/>
+                    </a:prstGeom>
+                  </pic:spPr>
+                </pic:pic>
+              </a:graphicData>
+            </a:graphic>
+          </wp:inline>
+        </w:drawing>
+      </w:r>
+      <w:r>
+        <w:rPr>
           <w:noProof/>
           <w:lang w:eastAsia="fr-FR"/>
         </w:rPr>
         <mc:AlternateContent>
           <mc:Choice Requires="wps">
             <w:drawing>
-              <wp:anchor distT="0" distB="0" distL="114300" distR="114300" simplePos="0" relativeHeight="251628544" behindDoc="0" locked="0" layoutInCell="1" allowOverlap="1" wp14:anchorId="51B67C42" wp14:editId="57FF5F02">
-                <wp:simplePos x="0" y="0"/>
-                <wp:positionH relativeFrom="column">
-                  <wp:posOffset>1190625</wp:posOffset>
-                </wp:positionH>
-                <wp:positionV relativeFrom="paragraph">
-                  <wp:posOffset>1708293</wp:posOffset>
-                </wp:positionV>
-                <wp:extent cx="1543050" cy="361950"/>
-                <wp:effectExtent l="0" t="57150" r="19050" b="19050"/>
-                <wp:wrapNone/>
-                <wp:docPr id="33" name="Connecteur droit avec flèche 33"/>
-                <wp:cNvGraphicFramePr/>
-                <a:graphic xmlns:a="http://schemas.openxmlformats.org/drawingml/2006/main">
-                  <a:graphicData uri="http://schemas.microsoft.com/office/word/2010/wordprocessingShape">
-                    <wps:wsp>
-                      <wps:cNvCnPr/>
-                      <wps:spPr>
-                        <a:xfrm flipV="1">
-                          <a:off x="0" y="0"/>
-                          <a:ext cx="1543050" cy="361950"/>
-                        </a:xfrm>
-                        <a:prstGeom prst="straightConnector1">
-                          <a:avLst/>
-                        </a:prstGeom>
-                        <a:ln w="25400">
-                          <a:solidFill>
-                            <a:srgbClr val="324B9B"/>
-                          </a:solidFill>
-                          <a:tailEnd type="arrow"/>
-                        </a:ln>
-                      </wps:spPr>
-                      <wps:style>
-                        <a:lnRef idx="1">
-                          <a:schemeClr val="accent1"/>
-                        </a:lnRef>
-                        <a:fillRef idx="0">
-                          <a:schemeClr val="accent1"/>
-                        </a:fillRef>
-                        <a:effectRef idx="0">
-                          <a:schemeClr val="accent1"/>
-                        </a:effectRef>
-                        <a:fontRef idx="minor">
-                          <a:schemeClr val="tx1"/>
-                        </a:fontRef>
-                      </wps:style>
-                      <wps:bodyPr/>
-                    </wps:wsp>
-                  </a:graphicData>
-                </a:graphic>
-                <wp14:sizeRelH relativeFrom="margin">
-                  <wp14:pctWidth>0</wp14:pctWidth>
-                </wp14:sizeRelH>
-                <wp14:sizeRelV relativeFrom="margin">
-                  <wp14:pctHeight>0</wp14:pctHeight>
-                </wp14:sizeRelV>
-              </wp:anchor>
-            </w:drawing>
-          </mc:Choice>
-          <mc:Fallback>
-            <w:pict>
-              <v:shape w14:anchorId="3B0F0B5F" id="Connecteur droit avec flèche 33" o:spid="_x0000_s1026" type="#_x0000_t32" style="position:absolute;margin-left:93.75pt;margin-top:134.5pt;width:121.5pt;height:28.5pt;flip:y;z-index:251628544;visibility:visible;mso-wrap-style:square;mso-width-percent:0;mso-height-percent:0;mso-wrap-distance-left:9pt;mso-wrap-distance-top:0;mso-wrap-distance-right:9pt;mso-wrap-distance-bottom:0;mso-position-horizontal:absolute;mso-position-horizontal-relative:text;mso-position-vertical:absolute;mso-position-vertical-relative:text;mso-width-percent:0;mso-height-percent:0;mso-width-relative:margin;mso-height-relative:margin" o:gfxdata="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" strokecolor="#324b9b" strokeweight="2pt">
-                <v:stroke endarrow="open" joinstyle="miter"/>
-              </v:shape>
-            </w:pict>
-          </mc:Fallback>
-        </mc:AlternateContent>
-      </w:r>
-      <w:r>
-        <w:rPr>
-          <w:noProof/>
-          <w:lang w:eastAsia="fr-FR"/>
-        </w:rPr>
-        <mc:AlternateContent>
-          <mc:Choice Requires="wps">
-            <w:drawing>
-              <wp:anchor distT="0" distB="0" distL="114300" distR="114300" simplePos="0" relativeHeight="251626496" behindDoc="0" locked="0" layoutInCell="1" allowOverlap="1" wp14:anchorId="7830DAD6" wp14:editId="7AECA4FE">
+              <wp:anchor distT="0" distB="0" distL="114300" distR="114300" simplePos="0" relativeHeight="251553792" behindDoc="0" locked="0" layoutInCell="1" allowOverlap="1" wp14:anchorId="7830DAD6" wp14:editId="4B28E8EC">
                 <wp:simplePos x="0" y="0"/>
                 <wp:positionH relativeFrom="column">
                   <wp:posOffset>8818892</wp:posOffset>
@@ -2881,7 +3136,7 @@
           </mc:Choice>
           <mc:Fallback>
             <w:pict>
-              <v:shape w14:anchorId="7830DAD6" id="Zone de texte 31" o:spid="_x0000_s1039" type="#_x0000_t202" style="position:absolute;margin-left:694.4pt;margin-top:156.25pt;width:102.75pt;height:63.75pt;z-index:251626496;visibility:visible;mso-wrap-style:square;mso-width-percent:0;mso-height-percent:0;mso-wrap-distance-left:9pt;mso-wrap-distance-top:0;mso-wrap-distance-right:9pt;mso-wrap-distance-bottom:0;mso-position-horizontal:absolute;mso-position-horizontal-relative:text;mso-position-vertical:absolute;mso-position-vertical-relative:text;mso-width-percent:0;mso-height-percent:0;mso-width-relative:margin;mso-height-relative:margin;v-text-anchor:top" o:gfxdata="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" filled="f" stroked="f" strokeweight=".5pt">
+              <v:shape w14:anchorId="7830DAD6" id="Zone de texte 31" o:spid="_x0000_s1039" type="#_x0000_t202" style="position:absolute;left:0;text-align:left;margin-left:694.4pt;margin-top:156.25pt;width:102.75pt;height:63.75pt;z-index:251553792;visibility:visible;mso-wrap-style:square;mso-width-percent:0;mso-height-percent:0;mso-wrap-distance-left:9pt;mso-wrap-distance-top:0;mso-wrap-distance-right:9pt;mso-wrap-distance-bottom:0;mso-position-horizontal:absolute;mso-position-horizontal-relative:text;mso-position-vertical:absolute;mso-position-vertical-relative:text;mso-width-percent:0;mso-height-percent:0;mso-width-relative:margin;mso-height-relative:margin;v-text-anchor:top" o:gfxdata="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" filled="f" stroked="f" strokeweight=".5pt">
                 <v:textbox>
                   <w:txbxContent>
                     <w:p>
@@ -2906,92 +3161,6 @@
       </w:r>
       <w:r>
         <w:rPr>
-          <w:noProof/>
-          <w:lang w:eastAsia="fr-FR"/>
-        </w:rPr>
-        <mc:AlternateContent>
-          <mc:Choice Requires="wps">
-            <w:drawing>
-              <wp:anchor distT="0" distB="0" distL="114300" distR="114300" simplePos="0" relativeHeight="251624448" behindDoc="0" locked="0" layoutInCell="1" allowOverlap="1" wp14:anchorId="29170F00" wp14:editId="6382993C">
-                <wp:simplePos x="0" y="0"/>
-                <wp:positionH relativeFrom="column">
-                  <wp:posOffset>8240383</wp:posOffset>
-                </wp:positionH>
-                <wp:positionV relativeFrom="paragraph">
-                  <wp:posOffset>1461446</wp:posOffset>
-                </wp:positionV>
-                <wp:extent cx="857250" cy="428625"/>
-                <wp:effectExtent l="38100" t="38100" r="19050" b="28575"/>
-                <wp:wrapNone/>
-                <wp:docPr id="29" name="Connecteur droit avec flèche 29"/>
-                <wp:cNvGraphicFramePr/>
-                <a:graphic xmlns:a="http://schemas.openxmlformats.org/drawingml/2006/main">
-                  <a:graphicData uri="http://schemas.microsoft.com/office/word/2010/wordprocessingShape">
-                    <wps:wsp>
-                      <wps:cNvCnPr/>
-                      <wps:spPr>
-                        <a:xfrm flipH="1" flipV="1">
-                          <a:off x="0" y="0"/>
-                          <a:ext cx="857250" cy="428625"/>
-                        </a:xfrm>
-                        <a:prstGeom prst="straightConnector1">
-                          <a:avLst/>
-                        </a:prstGeom>
-                        <a:ln w="25400">
-                          <a:solidFill>
-                            <a:srgbClr val="324B9B"/>
-                          </a:solidFill>
-                          <a:tailEnd type="arrow"/>
-                        </a:ln>
-                      </wps:spPr>
-                      <wps:style>
-                        <a:lnRef idx="1">
-                          <a:schemeClr val="accent1"/>
-                        </a:lnRef>
-                        <a:fillRef idx="0">
-                          <a:schemeClr val="accent1"/>
-                        </a:fillRef>
-                        <a:effectRef idx="0">
-                          <a:schemeClr val="accent1"/>
-                        </a:effectRef>
-                        <a:fontRef idx="minor">
-                          <a:schemeClr val="tx1"/>
-                        </a:fontRef>
-                      </wps:style>
-                      <wps:bodyPr/>
-                    </wps:wsp>
-                  </a:graphicData>
-                </a:graphic>
-                <wp14:sizeRelH relativeFrom="margin">
-                  <wp14:pctWidth>0</wp14:pctWidth>
-                </wp14:sizeRelH>
-                <wp14:sizeRelV relativeFrom="margin">
-                  <wp14:pctHeight>0</wp14:pctHeight>
-                </wp14:sizeRelV>
-              </wp:anchor>
-            </w:drawing>
-          </mc:Choice>
-          <mc:Fallback>
-            <w:pict>
-              <v:shape w14:anchorId="2E5EAA08" id="Connecteur droit avec flèche 29" o:spid="_x0000_s1026" type="#_x0000_t32" style="position:absolute;margin-left:648.85pt;margin-top:115.05pt;width:67.5pt;height:33.75pt;flip:x y;z-index:251624448;visibility:visible;mso-wrap-style:square;mso-width-percent:0;mso-height-percent:0;mso-wrap-distance-left:9pt;mso-wrap-distance-top:0;mso-wrap-distance-right:9pt;mso-wrap-distance-bottom:0;mso-position-horizontal:absolute;mso-position-horizontal-relative:text;mso-position-vertical:absolute;mso-position-vertical-relative:text;mso-width-percent:0;mso-height-percent:0;mso-width-relative:margin;mso-height-relative:margin" o:gfxdata="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" strokecolor="#324b9b" strokeweight="2pt">
-                <v:stroke endarrow="open" joinstyle="miter"/>
-              </v:shape>
-            </w:pict>
-          </mc:Fallback>
-        </mc:AlternateContent>
-      </w:r>
-      <w:r>
-        <w:rPr>
-          <w:noProof/>
-        </w:rPr>
-        <w:pict w14:anchorId="481E303C">
-          <v:shape id="_x0000_s1034" type="#_x0000_t75" style="position:absolute;margin-left:100.45pt;margin-top:19.65pt;width:586.85pt;height:351.85pt;z-index:-251625472;mso-position-horizontal-relative:text;mso-position-vertical-relative:text">
-            <v:imagedata r:id="rId13" o:title="1"/>
-          </v:shape>
-        </w:pict>
-      </w:r>
-      <w:r>
-        <w:rPr>
           <w:rFonts w:ascii="Times New Roman" w:eastAsia="Times New Roman" w:hAnsi="Times New Roman" w:cs="Times New Roman"/>
           <w:snapToGrid w:val="0"/>
           <w:color w:val="000000"/>
@@ -3036,16 +3205,6 @@
         </w:tabs>
         <w:jc w:val="center"/>
       </w:pPr>
-      <w:r>
-        <w:rPr>
-          <w:noProof/>
-        </w:rPr>
-        <w:pict w14:anchorId="4F73BC46">
-          <v:shape id="_x0000_s1035" type="#_x0000_t75" style="position:absolute;left:0;text-align:left;margin-left:79.35pt;margin-top:16.3pt;width:611.45pt;height:364.05pt;z-index:-251624448;mso-position-horizontal-relative:text;mso-position-vertical-relative:text">
-            <v:imagedata r:id="rId14" o:title="1"/>
-          </v:shape>
-        </w:pict>
-      </w:r>
     </w:p>
     <w:p>
       <w:pPr>
@@ -3066,7 +3225,7 @@
         <mc:AlternateContent>
           <mc:Choice Requires="wps">
             <w:drawing>
-              <wp:anchor distT="0" distB="0" distL="114300" distR="114300" simplePos="0" relativeHeight="251632640" behindDoc="0" locked="0" layoutInCell="1" allowOverlap="1" wp14:anchorId="7C5E1124" wp14:editId="76AB79B5">
+              <wp:anchor distT="0" distB="0" distL="114300" distR="114300" simplePos="0" relativeHeight="251726848" behindDoc="0" locked="0" layoutInCell="1" allowOverlap="1" wp14:anchorId="7C5E1124" wp14:editId="7A1F18B2">
                 <wp:simplePos x="0" y="0"/>
                 <wp:positionH relativeFrom="column">
                   <wp:posOffset>6467475</wp:posOffset>
@@ -3127,7 +3286,7 @@
           </mc:Choice>
           <mc:Fallback>
             <w:pict>
-              <v:shape w14:anchorId="6AF8B0A0" id="Connecteur droit avec flèche 40" o:spid="_x0000_s1026" type="#_x0000_t32" style="position:absolute;margin-left:509.25pt;margin-top:328.25pt;width:82.5pt;height:48.75pt;flip:y;z-index:251632640;visibility:visible;mso-wrap-style:square;mso-width-percent:0;mso-height-percent:0;mso-wrap-distance-left:9pt;mso-wrap-distance-top:0;mso-wrap-distance-right:9pt;mso-wrap-distance-bottom:0;mso-position-horizontal:absolute;mso-position-horizontal-relative:text;mso-position-vertical:absolute;mso-position-vertical-relative:text;mso-width-percent:0;mso-height-percent:0;mso-width-relative:margin;mso-height-relative:margin" o:gfxdata="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" strokecolor="#324b9b" strokeweight="2pt">
+              <v:shape w14:anchorId="3C618542" id="Connecteur droit avec flèche 40" o:spid="_x0000_s1026" type="#_x0000_t32" style="position:absolute;margin-left:509.25pt;margin-top:328.25pt;width:82.5pt;height:48.75pt;flip:y;z-index:251726848;visibility:visible;mso-wrap-style:square;mso-width-percent:0;mso-height-percent:0;mso-wrap-distance-left:9pt;mso-wrap-distance-top:0;mso-wrap-distance-right:9pt;mso-wrap-distance-bottom:0;mso-position-horizontal:absolute;mso-position-horizontal-relative:text;mso-position-vertical:absolute;mso-position-vertical-relative:text;mso-width-percent:0;mso-height-percent:0;mso-width-relative:margin;mso-height-relative:margin" o:gfxdata="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" strokecolor="#324b9b" strokeweight="2pt">
                 <v:stroke endarrow="open" joinstyle="miter"/>
               </v:shape>
             </w:pict>
@@ -3136,6 +3295,9 @@
       </w:r>
     </w:p>
     <w:p>
+      <w:pPr>
+        <w:jc w:val="center"/>
+      </w:pPr>
       <w:r>
         <w:rPr>
           <w:noProof/>
@@ -3144,16 +3306,16 @@
         <mc:AlternateContent>
           <mc:Choice Requires="wps">
             <w:drawing>
-              <wp:anchor distT="0" distB="0" distL="114300" distR="114300" simplePos="0" relativeHeight="251630592" behindDoc="0" locked="0" layoutInCell="1" allowOverlap="1" wp14:anchorId="1629F076" wp14:editId="285FE5C3">
+              <wp:anchor distT="0" distB="0" distL="114300" distR="114300" simplePos="0" relativeHeight="251550720" behindDoc="0" locked="0" layoutInCell="1" allowOverlap="1" wp14:anchorId="1629F076" wp14:editId="5B4A443E">
                 <wp:simplePos x="0" y="0"/>
                 <wp:positionH relativeFrom="column">
-                  <wp:posOffset>844490</wp:posOffset>
+                  <wp:posOffset>854529</wp:posOffset>
                 </wp:positionH>
                 <wp:positionV relativeFrom="paragraph">
-                  <wp:posOffset>3092941</wp:posOffset>
+                  <wp:posOffset>2413816</wp:posOffset>
                 </wp:positionV>
-                <wp:extent cx="1218661" cy="370936"/>
-                <wp:effectExtent l="0" t="57150" r="635" b="29210"/>
+                <wp:extent cx="1109889" cy="707572"/>
+                <wp:effectExtent l="0" t="38100" r="52705" b="35560"/>
                 <wp:wrapNone/>
                 <wp:docPr id="36" name="Connecteur droit avec flèche 36"/>
                 <wp:cNvGraphicFramePr/>
@@ -3164,7 +3326,7 @@
                       <wps:spPr>
                         <a:xfrm flipV="1">
                           <a:off x="0" y="0"/>
-                          <a:ext cx="1218661" cy="370936"/>
+                          <a:ext cx="1109889" cy="707572"/>
                         </a:xfrm>
                         <a:prstGeom prst="straightConnector1">
                           <a:avLst/>
@@ -3205,7 +3367,7 @@
           </mc:Choice>
           <mc:Fallback>
             <w:pict>
-              <v:shape w14:anchorId="176DA2A4" id="Connecteur droit avec flèche 36" o:spid="_x0000_s1026" type="#_x0000_t32" style="position:absolute;margin-left:66.5pt;margin-top:243.55pt;width:95.95pt;height:29.2pt;flip:y;z-index:251630592;visibility:visible;mso-wrap-style:square;mso-width-percent:0;mso-height-percent:0;mso-wrap-distance-left:9pt;mso-wrap-distance-top:0;mso-wrap-distance-right:9pt;mso-wrap-distance-bottom:0;mso-position-horizontal:absolute;mso-position-horizontal-relative:text;mso-position-vertical:absolute;mso-position-vertical-relative:text;mso-width-percent:0;mso-height-percent:0;mso-width-relative:margin;mso-height-relative:margin" o:gfxdata="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" strokecolor="#324b9b" strokeweight="2pt">
+              <v:shape w14:anchorId="4EB39F30" id="Connecteur droit avec flèche 36" o:spid="_x0000_s1026" type="#_x0000_t32" style="position:absolute;margin-left:67.3pt;margin-top:190.05pt;width:87.4pt;height:55.7pt;flip:y;z-index:251550720;visibility:visible;mso-wrap-style:square;mso-width-percent:0;mso-height-percent:0;mso-wrap-distance-left:9pt;mso-wrap-distance-top:0;mso-wrap-distance-right:9pt;mso-wrap-distance-bottom:0;mso-position-horizontal:absolute;mso-position-horizontal-relative:text;mso-position-vertical:absolute;mso-position-vertical-relative:text;mso-width-percent:0;mso-height-percent:0;mso-width-relative:margin;mso-height-relative:margin" o:gfxdata="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" strokecolor="#324b9b" strokeweight="2pt">
                 <v:stroke endarrow="open" joinstyle="miter"/>
               </v:shape>
             </w:pict>
@@ -3213,6 +3375,94 @@
         </mc:AlternateContent>
       </w:r>
       <w:r>
+        <w:drawing>
+          <wp:anchor distT="0" distB="0" distL="114300" distR="114300" simplePos="0" relativeHeight="251724800" behindDoc="0" locked="0" layoutInCell="1" allowOverlap="1" wp14:anchorId="15900397" wp14:editId="6B06ACC6">
+            <wp:simplePos x="0" y="0"/>
+            <wp:positionH relativeFrom="column">
+              <wp:posOffset>7083062</wp:posOffset>
+            </wp:positionH>
+            <wp:positionV relativeFrom="paragraph">
+              <wp:posOffset>1887327</wp:posOffset>
+            </wp:positionV>
+            <wp:extent cx="2261770" cy="3137807"/>
+            <wp:effectExtent l="0" t="0" r="5715" b="5715"/>
+            <wp:wrapNone/>
+            <wp:docPr id="1081538214" name="Image 1"/>
+            <wp:cNvGraphicFramePr>
+              <a:graphicFrameLocks xmlns:a="http://schemas.openxmlformats.org/drawingml/2006/main" noChangeAspect="1"/>
+            </wp:cNvGraphicFramePr>
+            <a:graphic xmlns:a="http://schemas.openxmlformats.org/drawingml/2006/main">
+              <a:graphicData uri="http://schemas.openxmlformats.org/drawingml/2006/picture">
+                <pic:pic xmlns:pic="http://schemas.openxmlformats.org/drawingml/2006/picture">
+                  <pic:nvPicPr>
+                    <pic:cNvPr id="1081538214" name=""/>
+                    <pic:cNvPicPr/>
+                  </pic:nvPicPr>
+                  <pic:blipFill>
+                    <a:blip r:embed="rId14"/>
+                    <a:stretch>
+                      <a:fillRect/>
+                    </a:stretch>
+                  </pic:blipFill>
+                  <pic:spPr>
+                    <a:xfrm>
+                      <a:off x="0" y="0"/>
+                      <a:ext cx="2261770" cy="3137807"/>
+                    </a:xfrm>
+                    <a:prstGeom prst="rect">
+                      <a:avLst/>
+                    </a:prstGeom>
+                  </pic:spPr>
+                </pic:pic>
+              </a:graphicData>
+            </a:graphic>
+            <wp14:sizeRelH relativeFrom="page">
+              <wp14:pctWidth>0</wp14:pctWidth>
+            </wp14:sizeRelH>
+            <wp14:sizeRelV relativeFrom="page">
+              <wp14:pctHeight>0</wp14:pctHeight>
+            </wp14:sizeRelV>
+          </wp:anchor>
+        </w:drawing>
+      </w:r>
+      <w:r>
+        <w:drawing>
+          <wp:inline distT="0" distB="0" distL="0" distR="0" wp14:anchorId="3F8360B3" wp14:editId="4BE0D625">
+            <wp:extent cx="7192537" cy="4210050"/>
+            <wp:effectExtent l="0" t="0" r="8890" b="0"/>
+            <wp:docPr id="335893953" name="Image 1"/>
+            <wp:cNvGraphicFramePr>
+              <a:graphicFrameLocks xmlns:a="http://schemas.openxmlformats.org/drawingml/2006/main" noChangeAspect="1"/>
+            </wp:cNvGraphicFramePr>
+            <a:graphic xmlns:a="http://schemas.openxmlformats.org/drawingml/2006/main">
+              <a:graphicData uri="http://schemas.openxmlformats.org/drawingml/2006/picture">
+                <pic:pic xmlns:pic="http://schemas.openxmlformats.org/drawingml/2006/picture">
+                  <pic:nvPicPr>
+                    <pic:cNvPr id="335893953" name=""/>
+                    <pic:cNvPicPr/>
+                  </pic:nvPicPr>
+                  <pic:blipFill>
+                    <a:blip r:embed="rId15"/>
+                    <a:stretch>
+                      <a:fillRect/>
+                    </a:stretch>
+                  </pic:blipFill>
+                  <pic:spPr>
+                    <a:xfrm>
+                      <a:off x="0" y="0"/>
+                      <a:ext cx="7201815" cy="4215481"/>
+                    </a:xfrm>
+                    <a:prstGeom prst="rect">
+                      <a:avLst/>
+                    </a:prstGeom>
+                  </pic:spPr>
+                </pic:pic>
+              </a:graphicData>
+            </a:graphic>
+          </wp:inline>
+        </w:drawing>
+      </w:r>
+      <w:r>
         <w:rPr>
           <w:noProof/>
           <w:lang w:eastAsia="fr-FR"/>
@@ -3220,7 +3470,7 @@
         <mc:AlternateContent>
           <mc:Choice Requires="wps">
             <w:drawing>
-              <wp:anchor distT="0" distB="0" distL="114300" distR="114300" simplePos="0" relativeHeight="251631616" behindDoc="0" locked="0" layoutInCell="1" allowOverlap="1" wp14:anchorId="47A09523" wp14:editId="5C18D637">
+              <wp:anchor distT="0" distB="0" distL="114300" distR="114300" simplePos="0" relativeHeight="251554816" behindDoc="0" locked="0" layoutInCell="1" allowOverlap="1" wp14:anchorId="47A09523" wp14:editId="7B7C7CDF">
                 <wp:simplePos x="0" y="0"/>
                 <wp:positionH relativeFrom="column">
                   <wp:posOffset>-975192</wp:posOffset>
@@ -3315,7 +3565,7 @@
           </mc:Choice>
           <mc:Fallback>
             <w:pict>
-              <v:shape w14:anchorId="47A09523" id="Zone de texte 37" o:spid="_x0000_s1040" type="#_x0000_t202" style="position:absolute;margin-left:-76.8pt;margin-top:245.5pt;width:143.25pt;height:42.75pt;z-index:251631616;visibility:visible;mso-wrap-style:square;mso-width-percent:0;mso-height-percent:0;mso-wrap-distance-left:9pt;mso-wrap-distance-top:0;mso-wrap-distance-right:9pt;mso-wrap-distance-bottom:0;mso-position-horizontal:absolute;mso-position-horizontal-relative:text;mso-position-vertical:absolute;mso-position-vertical-relative:text;mso-width-percent:0;mso-height-percent:0;mso-width-relative:margin;mso-height-relative:margin;v-text-anchor:top" o:gfxdata="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" filled="f" stroked="f" strokeweight=".5pt">
+              <v:shape w14:anchorId="47A09523" id="Zone de texte 37" o:spid="_x0000_s1040" type="#_x0000_t202" style="position:absolute;left:0;text-align:left;margin-left:-76.8pt;margin-top:245.5pt;width:143.25pt;height:42.75pt;z-index:251554816;visibility:visible;mso-wrap-style:square;mso-width-percent:0;mso-height-percent:0;mso-wrap-distance-left:9pt;mso-wrap-distance-top:0;mso-wrap-distance-right:9pt;mso-wrap-distance-bottom:0;mso-position-horizontal:absolute;mso-position-horizontal-relative:text;mso-position-vertical:absolute;mso-position-vertical-relative:text;mso-width-percent:0;mso-height-percent:0;mso-width-relative:margin;mso-height-relative:margin;v-text-anchor:top" o:gfxdata="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" filled="f" stroked="f" strokeweight=".5pt">
                 <v:textbox>
                   <w:txbxContent>
                     <w:p>
@@ -3354,22 +3604,12 @@
       <w:r>
         <w:rPr>
           <w:noProof/>
-        </w:rPr>
-        <w:pict w14:anchorId="2A50BA48">
-          <v:shape id="_x0000_s1036" type="#_x0000_t75" style="position:absolute;margin-left:552.3pt;margin-top:157.95pt;width:187.75pt;height:237.8pt;z-index:-251623424;mso-position-horizontal-relative:text;mso-position-vertical-relative:text">
-            <v:imagedata r:id="rId15" o:title="2"/>
-          </v:shape>
-        </w:pict>
-      </w:r>
-      <w:r>
-        <w:rPr>
-          <w:noProof/>
           <w:lang w:eastAsia="fr-FR"/>
         </w:rPr>
         <mc:AlternateContent>
           <mc:Choice Requires="wps">
             <w:drawing>
-              <wp:anchor distT="0" distB="0" distL="114300" distR="114300" simplePos="0" relativeHeight="251666432" behindDoc="0" locked="0" layoutInCell="1" allowOverlap="1" wp14:anchorId="0AE96443" wp14:editId="49E50B46">
+              <wp:anchor distT="0" distB="0" distL="114300" distR="114300" simplePos="0" relativeHeight="251687936" behindDoc="0" locked="0" layoutInCell="1" allowOverlap="1" wp14:anchorId="0AE96443" wp14:editId="3B2FE90E">
                 <wp:simplePos x="0" y="0"/>
                 <wp:positionH relativeFrom="column">
                   <wp:posOffset>4633643</wp:posOffset>
@@ -3452,7 +3692,7 @@
           </mc:Choice>
           <mc:Fallback>
             <w:pict>
-              <v:shape w14:anchorId="0AE96443" id="Zone de texte 41" o:spid="_x0000_s1041" type="#_x0000_t202" style="position:absolute;margin-left:364.85pt;margin-top:353.15pt;width:143.25pt;height:42.75pt;z-index:251666432;visibility:visible;mso-wrap-style:square;mso-width-percent:0;mso-height-percent:0;mso-wrap-distance-left:9pt;mso-wrap-distance-top:0;mso-wrap-distance-right:9pt;mso-wrap-distance-bottom:0;mso-position-horizontal:absolute;mso-position-horizontal-relative:text;mso-position-vertical:absolute;mso-position-vertical-relative:text;mso-width-percent:0;mso-height-percent:0;mso-width-relative:margin;mso-height-relative:margin;v-text-anchor:top" o:gfxdata="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" filled="f" stroked="f" strokeweight=".5pt">
+              <v:shape w14:anchorId="0AE96443" id="Zone de texte 41" o:spid="_x0000_s1041" type="#_x0000_t202" style="position:absolute;left:0;text-align:left;margin-left:364.85pt;margin-top:353.15pt;width:143.25pt;height:42.75pt;z-index:251687936;visibility:visible;mso-wrap-style:square;mso-width-percent:0;mso-height-percent:0;mso-wrap-distance-left:9pt;mso-wrap-distance-top:0;mso-wrap-distance-right:9pt;mso-wrap-distance-bottom:0;mso-position-horizontal:absolute;mso-position-horizontal-relative:text;mso-position-vertical:absolute;mso-position-vertical-relative:text;mso-width-percent:0;mso-height-percent:0;mso-width-relative:margin;mso-height-relative:margin;v-text-anchor:top" o:gfxdata="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" filled="f" stroked="f" strokeweight=".5pt">
                 <v:textbox>
                   <w:txbxContent>
                     <w:p>
@@ -3534,7 +3774,7 @@
         <mc:AlternateContent>
           <mc:Choice Requires="wps">
             <w:drawing>
-              <wp:anchor distT="0" distB="0" distL="114300" distR="114300" simplePos="0" relativeHeight="251634688" behindDoc="0" locked="0" layoutInCell="1" allowOverlap="1" wp14:anchorId="456EF508" wp14:editId="4A1A67B9">
+              <wp:anchor distT="0" distB="0" distL="114300" distR="114300" simplePos="0" relativeHeight="251641344" behindDoc="0" locked="0" layoutInCell="1" allowOverlap="1" wp14:anchorId="456EF508" wp14:editId="57ECA28B">
                 <wp:simplePos x="0" y="0"/>
                 <wp:positionH relativeFrom="column">
                   <wp:posOffset>8692191</wp:posOffset>
@@ -3616,7 +3856,7 @@
           </mc:Choice>
           <mc:Fallback>
             <w:pict>
-              <v:shape w14:anchorId="456EF508" id="Zone de texte 44" o:spid="_x0000_s1042" type="#_x0000_t202" style="position:absolute;left:0;text-align:left;margin-left:684.4pt;margin-top:165.45pt;width:102.75pt;height:63.75pt;z-index:251634688;visibility:visible;mso-wrap-style:square;mso-width-percent:0;mso-height-percent:0;mso-wrap-distance-left:9pt;mso-wrap-distance-top:0;mso-wrap-distance-right:9pt;mso-wrap-distance-bottom:0;mso-position-horizontal:absolute;mso-position-horizontal-relative:text;mso-position-vertical:absolute;mso-position-vertical-relative:text;mso-width-percent:0;mso-height-percent:0;mso-width-relative:margin;mso-height-relative:margin;v-text-anchor:top" o:gfxdata="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" filled="f" stroked="f" strokeweight=".5pt">
+              <v:shape w14:anchorId="456EF508" id="Zone de texte 44" o:spid="_x0000_s1042" type="#_x0000_t202" style="position:absolute;left:0;text-align:left;margin-left:684.4pt;margin-top:165.45pt;width:102.75pt;height:63.75pt;z-index:251641344;visibility:visible;mso-wrap-style:square;mso-width-percent:0;mso-height-percent:0;mso-wrap-distance-left:9pt;mso-wrap-distance-top:0;mso-wrap-distance-right:9pt;mso-wrap-distance-bottom:0;mso-position-horizontal:absolute;mso-position-horizontal-relative:text;mso-position-vertical:absolute;mso-position-vertical-relative:text;mso-width-percent:0;mso-height-percent:0;mso-width-relative:margin;mso-height-relative:margin;v-text-anchor:top" o:gfxdata="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" filled="f" stroked="f" strokeweight=".5pt">
                 <v:textbox>
                   <w:txbxContent>
                     <w:p>
@@ -3647,83 +3887,7 @@
         <mc:AlternateContent>
           <mc:Choice Requires="wps">
             <w:drawing>
-              <wp:anchor distT="0" distB="0" distL="114300" distR="114300" simplePos="0" relativeHeight="251633664" behindDoc="0" locked="0" layoutInCell="1" allowOverlap="1" wp14:anchorId="3E841023" wp14:editId="720A04DD">
-                <wp:simplePos x="0" y="0"/>
-                <wp:positionH relativeFrom="column">
-                  <wp:posOffset>8039819</wp:posOffset>
-                </wp:positionH>
-                <wp:positionV relativeFrom="paragraph">
-                  <wp:posOffset>1455251</wp:posOffset>
-                </wp:positionV>
-                <wp:extent cx="767751" cy="595223"/>
-                <wp:effectExtent l="38100" t="38100" r="32385" b="33655"/>
-                <wp:wrapNone/>
-                <wp:docPr id="43" name="Connecteur droit avec flèche 43"/>
-                <wp:cNvGraphicFramePr/>
-                <a:graphic xmlns:a="http://schemas.openxmlformats.org/drawingml/2006/main">
-                  <a:graphicData uri="http://schemas.microsoft.com/office/word/2010/wordprocessingShape">
-                    <wps:wsp>
-                      <wps:cNvCnPr/>
-                      <wps:spPr>
-                        <a:xfrm flipH="1" flipV="1">
-                          <a:off x="0" y="0"/>
-                          <a:ext cx="767751" cy="595223"/>
-                        </a:xfrm>
-                        <a:prstGeom prst="straightConnector1">
-                          <a:avLst/>
-                        </a:prstGeom>
-                        <a:ln w="25400">
-                          <a:solidFill>
-                            <a:srgbClr val="324B9B"/>
-                          </a:solidFill>
-                          <a:tailEnd type="arrow"/>
-                        </a:ln>
-                      </wps:spPr>
-                      <wps:style>
-                        <a:lnRef idx="1">
-                          <a:schemeClr val="accent1"/>
-                        </a:lnRef>
-                        <a:fillRef idx="0">
-                          <a:schemeClr val="accent1"/>
-                        </a:fillRef>
-                        <a:effectRef idx="0">
-                          <a:schemeClr val="accent1"/>
-                        </a:effectRef>
-                        <a:fontRef idx="minor">
-                          <a:schemeClr val="tx1"/>
-                        </a:fontRef>
-                      </wps:style>
-                      <wps:bodyPr/>
-                    </wps:wsp>
-                  </a:graphicData>
-                </a:graphic>
-                <wp14:sizeRelH relativeFrom="margin">
-                  <wp14:pctWidth>0</wp14:pctWidth>
-                </wp14:sizeRelH>
-                <wp14:sizeRelV relativeFrom="margin">
-                  <wp14:pctHeight>0</wp14:pctHeight>
-                </wp14:sizeRelV>
-              </wp:anchor>
-            </w:drawing>
-          </mc:Choice>
-          <mc:Fallback>
-            <w:pict>
-              <v:shape w14:anchorId="2A012C51" id="Connecteur droit avec flèche 43" o:spid="_x0000_s1026" type="#_x0000_t32" style="position:absolute;margin-left:633.05pt;margin-top:114.6pt;width:60.45pt;height:46.85pt;flip:x y;z-index:251633664;visibility:visible;mso-wrap-style:square;mso-width-percent:0;mso-height-percent:0;mso-wrap-distance-left:9pt;mso-wrap-distance-top:0;mso-wrap-distance-right:9pt;mso-wrap-distance-bottom:0;mso-position-horizontal:absolute;mso-position-horizontal-relative:text;mso-position-vertical:absolute;mso-position-vertical-relative:text;mso-width-percent:0;mso-height-percent:0;mso-width-relative:margin;mso-height-relative:margin" o:gfxdata="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" strokecolor="#324b9b" strokeweight="2pt">
-                <v:stroke endarrow="open" joinstyle="miter"/>
-              </v:shape>
-            </w:pict>
-          </mc:Fallback>
-        </mc:AlternateContent>
-      </w:r>
-      <w:r>
-        <w:rPr>
-          <w:noProof/>
-          <w:lang w:eastAsia="fr-FR"/>
-        </w:rPr>
-        <mc:AlternateContent>
-          <mc:Choice Requires="wps">
-            <w:drawing>
-              <wp:anchor distT="0" distB="0" distL="114300" distR="114300" simplePos="0" relativeHeight="251636736" behindDoc="0" locked="0" layoutInCell="1" allowOverlap="1" wp14:anchorId="50117F44" wp14:editId="05697844">
+              <wp:anchor distT="0" distB="0" distL="114300" distR="114300" simplePos="0" relativeHeight="251566080" behindDoc="0" locked="0" layoutInCell="1" allowOverlap="1" wp14:anchorId="50117F44" wp14:editId="7A1E0513">
                 <wp:simplePos x="0" y="0"/>
                 <wp:positionH relativeFrom="margin">
                   <wp:posOffset>5604319</wp:posOffset>
@@ -3805,7 +3969,7 @@
           </mc:Choice>
           <mc:Fallback>
             <w:pict>
-              <v:shape w14:anchorId="50117F44" id="Zone de texte 46" o:spid="_x0000_s1043" type="#_x0000_t202" style="position:absolute;left:0;text-align:left;margin-left:441.3pt;margin-top:224.85pt;width:118.5pt;height:63.75pt;z-index:251636736;visibility:visible;mso-wrap-style:square;mso-width-percent:0;mso-height-percent:0;mso-wrap-distance-left:9pt;mso-wrap-distance-top:0;mso-wrap-distance-right:9pt;mso-wrap-distance-bottom:0;mso-position-horizontal:absolute;mso-position-horizontal-relative:margin;mso-position-vertical:absolute;mso-position-vertical-relative:text;mso-width-percent:0;mso-height-percent:0;mso-width-relative:margin;mso-height-relative:margin;v-text-anchor:top" o:gfxdata="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" filled="f" stroked="f" strokeweight=".5pt">
+              <v:shape w14:anchorId="50117F44" id="Zone de texte 46" o:spid="_x0000_s1043" type="#_x0000_t202" style="position:absolute;left:0;text-align:left;margin-left:441.3pt;margin-top:224.85pt;width:118.5pt;height:63.75pt;z-index:251566080;visibility:visible;mso-wrap-style:square;mso-width-percent:0;mso-height-percent:0;mso-wrap-distance-left:9pt;mso-wrap-distance-top:0;mso-wrap-distance-right:9pt;mso-wrap-distance-bottom:0;mso-position-horizontal:absolute;mso-position-horizontal-relative:margin;mso-position-vertical:absolute;mso-position-vertical-relative:text;mso-width-percent:0;mso-height-percent:0;mso-width-relative:margin;mso-height-relative:margin;v-text-anchor:top" o:gfxdata="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" filled="f" stroked="f" strokeweight=".5pt">
                 <v:textbox>
                   <w:txbxContent>
                     <w:p>
@@ -3837,7 +4001,7 @@
         <mc:AlternateContent>
           <mc:Choice Requires="wps">
             <w:drawing>
-              <wp:anchor distT="0" distB="0" distL="114300" distR="114300" simplePos="0" relativeHeight="251635712" behindDoc="0" locked="0" layoutInCell="1" allowOverlap="1" wp14:anchorId="6AE5D7DA" wp14:editId="3A37846C">
+              <wp:anchor distT="0" distB="0" distL="114300" distR="114300" simplePos="0" relativeHeight="251558912" behindDoc="0" locked="0" layoutInCell="1" allowOverlap="1" wp14:anchorId="6AE5D7DA" wp14:editId="408A5A61">
                 <wp:simplePos x="0" y="0"/>
                 <wp:positionH relativeFrom="column">
                   <wp:posOffset>4770767</wp:posOffset>
@@ -3898,30 +4062,17 @@
           </mc:Choice>
           <mc:Fallback>
             <w:pict>
-              <v:shape w14:anchorId="2BDA345C" id="Connecteur droit avec flèche 45" o:spid="_x0000_s1026" type="#_x0000_t32" style="position:absolute;margin-left:375.65pt;margin-top:209.1pt;width:66pt;height:33pt;flip:x y;z-index:251635712;visibility:visible;mso-wrap-style:square;mso-width-percent:0;mso-height-percent:0;mso-wrap-distance-left:9pt;mso-wrap-distance-top:0;mso-wrap-distance-right:9pt;mso-wrap-distance-bottom:0;mso-position-horizontal:absolute;mso-position-horizontal-relative:text;mso-position-vertical:absolute;mso-position-vertical-relative:text;mso-width-percent:0;mso-height-percent:0;mso-width-relative:margin;mso-height-relative:margin" o:gfxdata="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" strokecolor="#324b9b" strokeweight="2pt">
+              <v:shape w14:anchorId="5BCAF032" id="Connecteur droit avec flèche 45" o:spid="_x0000_s1026" type="#_x0000_t32" style="position:absolute;margin-left:375.65pt;margin-top:209.1pt;width:66pt;height:33pt;flip:x y;z-index:251558912;visibility:visible;mso-wrap-style:square;mso-width-percent:0;mso-height-percent:0;mso-wrap-distance-left:9pt;mso-wrap-distance-top:0;mso-wrap-distance-right:9pt;mso-wrap-distance-bottom:0;mso-position-horizontal:absolute;mso-position-horizontal-relative:text;mso-position-vertical:absolute;mso-position-vertical-relative:text;mso-width-percent:0;mso-height-percent:0;mso-width-relative:margin;mso-height-relative:margin" o:gfxdata="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" strokecolor="#324b9b" strokeweight="2pt">
                 <v:stroke endarrow="open" joinstyle="miter"/>
               </v:shape>
             </w:pict>
           </mc:Fallback>
         </mc:AlternateContent>
       </w:r>
-      <w:r>
-        <w:rPr>
-          <w:rFonts w:ascii="Times New Roman" w:eastAsia="Times New Roman" w:hAnsi="Times New Roman" w:cs="Times New Roman"/>
-          <w:noProof/>
-          <w:sz w:val="24"/>
-          <w:szCs w:val="24"/>
-          <w:lang w:eastAsia="fr-FR"/>
-        </w:rPr>
-        <w:pict w14:anchorId="65F81816">
-          <v:shape id="_x0000_i1027" type="#_x0000_t75" style="width:578.15pt;height:345.05pt">
-            <v:imagedata r:id="rId16" o:title="1"/>
-          </v:shape>
-        </w:pict>
-      </w:r>
     </w:p>
     <w:p>
       <w:pPr>
+        <w:jc w:val="center"/>
         <w:rPr>
           <w:rFonts w:ascii="Times New Roman" w:eastAsia="Times New Roman" w:hAnsi="Times New Roman" w:cs="Times New Roman"/>
           <w:sz w:val="24"/>
@@ -3929,6 +4080,125 @@
           <w:lang w:eastAsia="fr-FR"/>
         </w:rPr>
       </w:pPr>
+      <w:r>
+        <w:rPr>
+          <w:noProof/>
+          <w:lang w:eastAsia="fr-FR"/>
+        </w:rPr>
+        <mc:AlternateContent>
+          <mc:Choice Requires="wps">
+            <w:drawing>
+              <wp:anchor distT="0" distB="0" distL="114300" distR="114300" simplePos="0" relativeHeight="251556864" behindDoc="0" locked="0" layoutInCell="1" allowOverlap="1" wp14:anchorId="3E841023" wp14:editId="71CF80BA">
+                <wp:simplePos x="0" y="0"/>
+                <wp:positionH relativeFrom="column">
+                  <wp:posOffset>8316685</wp:posOffset>
+                </wp:positionH>
+                <wp:positionV relativeFrom="paragraph">
+                  <wp:posOffset>1205229</wp:posOffset>
+                </wp:positionV>
+                <wp:extent cx="490129" cy="671195"/>
+                <wp:effectExtent l="38100" t="38100" r="24765" b="33655"/>
+                <wp:wrapNone/>
+                <wp:docPr id="43" name="Connecteur droit avec flèche 43"/>
+                <wp:cNvGraphicFramePr/>
+                <a:graphic xmlns:a="http://schemas.openxmlformats.org/drawingml/2006/main">
+                  <a:graphicData uri="http://schemas.microsoft.com/office/word/2010/wordprocessingShape">
+                    <wps:wsp>
+                      <wps:cNvCnPr/>
+                      <wps:spPr>
+                        <a:xfrm flipH="1" flipV="1">
+                          <a:off x="0" y="0"/>
+                          <a:ext cx="490129" cy="671195"/>
+                        </a:xfrm>
+                        <a:prstGeom prst="straightConnector1">
+                          <a:avLst/>
+                        </a:prstGeom>
+                        <a:ln w="25400">
+                          <a:solidFill>
+                            <a:srgbClr val="324B9B"/>
+                          </a:solidFill>
+                          <a:tailEnd type="arrow"/>
+                        </a:ln>
+                      </wps:spPr>
+                      <wps:style>
+                        <a:lnRef idx="1">
+                          <a:schemeClr val="accent1"/>
+                        </a:lnRef>
+                        <a:fillRef idx="0">
+                          <a:schemeClr val="accent1"/>
+                        </a:fillRef>
+                        <a:effectRef idx="0">
+                          <a:schemeClr val="accent1"/>
+                        </a:effectRef>
+                        <a:fontRef idx="minor">
+                          <a:schemeClr val="tx1"/>
+                        </a:fontRef>
+                      </wps:style>
+                      <wps:bodyPr/>
+                    </wps:wsp>
+                  </a:graphicData>
+                </a:graphic>
+                <wp14:sizeRelH relativeFrom="margin">
+                  <wp14:pctWidth>0</wp14:pctWidth>
+                </wp14:sizeRelH>
+                <wp14:sizeRelV relativeFrom="margin">
+                  <wp14:pctHeight>0</wp14:pctHeight>
+                </wp14:sizeRelV>
+              </wp:anchor>
+            </w:drawing>
+          </mc:Choice>
+          <mc:Fallback>
+            <w:pict>
+              <v:shape w14:anchorId="1DFCF605" id="Connecteur droit avec flèche 43" o:spid="_x0000_s1026" type="#_x0000_t32" style="position:absolute;margin-left:654.85pt;margin-top:94.9pt;width:38.6pt;height:52.85pt;flip:x y;z-index:251556864;visibility:visible;mso-wrap-style:square;mso-width-percent:0;mso-height-percent:0;mso-wrap-distance-left:9pt;mso-wrap-distance-top:0;mso-wrap-distance-right:9pt;mso-wrap-distance-bottom:0;mso-position-horizontal:absolute;mso-position-horizontal-relative:text;mso-position-vertical:absolute;mso-position-vertical-relative:text;mso-width-percent:0;mso-height-percent:0;mso-width-relative:margin;mso-height-relative:margin" o:gfxdata="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" strokecolor="#324b9b" strokeweight="2pt">
+                <v:stroke endarrow="open" joinstyle="miter"/>
+              </v:shape>
+            </w:pict>
+          </mc:Fallback>
+        </mc:AlternateContent>
+      </w:r>
+      <w:r>
+        <w:rPr>
+          <w:rFonts w:ascii="Times New Roman" w:eastAsia="Times New Roman" w:hAnsi="Times New Roman" w:cs="Times New Roman"/>
+          <w:sz w:val="24"/>
+          <w:szCs w:val="24"/>
+          <w:lang w:eastAsia="fr-FR"/>
+        </w:rPr>
+        <w:drawing>
+          <wp:inline distT="0" distB="0" distL="0" distR="0" wp14:anchorId="21FF30F3" wp14:editId="56059791">
+            <wp:extent cx="7282543" cy="4294421"/>
+            <wp:effectExtent l="0" t="0" r="0" b="0"/>
+            <wp:docPr id="1998073680" name="Image 1"/>
+            <wp:cNvGraphicFramePr>
+              <a:graphicFrameLocks xmlns:a="http://schemas.openxmlformats.org/drawingml/2006/main" noChangeAspect="1"/>
+            </wp:cNvGraphicFramePr>
+            <a:graphic xmlns:a="http://schemas.openxmlformats.org/drawingml/2006/main">
+              <a:graphicData uri="http://schemas.openxmlformats.org/drawingml/2006/picture">
+                <pic:pic xmlns:pic="http://schemas.openxmlformats.org/drawingml/2006/picture">
+                  <pic:nvPicPr>
+                    <pic:cNvPr id="1998073680" name=""/>
+                    <pic:cNvPicPr/>
+                  </pic:nvPicPr>
+                  <pic:blipFill>
+                    <a:blip r:embed="rId16"/>
+                    <a:stretch>
+                      <a:fillRect/>
+                    </a:stretch>
+                  </pic:blipFill>
+                  <pic:spPr>
+                    <a:xfrm>
+                      <a:off x="0" y="0"/>
+                      <a:ext cx="7284547" cy="4295603"/>
+                    </a:xfrm>
+                    <a:prstGeom prst="rect">
+                      <a:avLst/>
+                    </a:prstGeom>
+                  </pic:spPr>
+                </pic:pic>
+              </a:graphicData>
+            </a:graphic>
+          </wp:inline>
+        </w:drawing>
+      </w:r>
       <w:r>
         <w:rPr>
           <w:rFonts w:ascii="Times New Roman" w:eastAsia="Times New Roman" w:hAnsi="Times New Roman" w:cs="Times New Roman"/>
@@ -3992,19 +4262,9 @@
         <w:rPr>
           <w:noProof/>
         </w:rPr>
-        <w:pict w14:anchorId="1A6CC19B">
-          <v:shape id="_x0000_s1037" type="#_x0000_t75" style="position:absolute;left:0;text-align:left;margin-left:531.9pt;margin-top:24.05pt;width:43.45pt;height:96.45pt;z-index:-251622400;mso-position-horizontal-relative:text;mso-position-vertical-relative:text">
-            <v:imagedata r:id="rId17" o:title="Picture"/>
-          </v:shape>
-        </w:pict>
-      </w:r>
-      <w:r>
-        <w:rPr>
-          <w:noProof/>
-        </w:rPr>
         <w:pict w14:anchorId="4E06E098">
-          <v:shape id="_x0000_s1038" type="#_x0000_t75" style="position:absolute;left:0;text-align:left;margin-left:184.65pt;margin-top:25.2pt;width:253.35pt;height:244.55pt;z-index:-251621376;mso-position-horizontal-relative:text;mso-position-vertical-relative:text">
-            <v:imagedata r:id="rId18" o:title="1"/>
+          <v:shape id="_x0000_s2062" type="#_x0000_t75" style="position:absolute;left:0;text-align:left;margin-left:184.65pt;margin-top:25.2pt;width:253.35pt;height:244.55pt;z-index:-251616768;mso-position-horizontal-relative:text;mso-position-vertical-relative:text">
+            <v:imagedata r:id="rId17" o:title="1"/>
           </v:shape>
         </w:pict>
       </w:r>
@@ -4016,7 +4276,7 @@
         <mc:AlternateContent>
           <mc:Choice Requires="wps">
             <w:drawing>
-              <wp:anchor distT="0" distB="0" distL="114300" distR="114300" simplePos="0" relativeHeight="251639808" behindDoc="0" locked="0" layoutInCell="1" allowOverlap="1" wp14:anchorId="50AE8A19" wp14:editId="52F4B287">
+              <wp:anchor distT="0" distB="0" distL="114300" distR="114300" simplePos="0" relativeHeight="251567104" behindDoc="0" locked="0" layoutInCell="1" allowOverlap="1" wp14:anchorId="50AE8A19" wp14:editId="6CB5A5C2">
                 <wp:simplePos x="0" y="0"/>
                 <wp:positionH relativeFrom="column">
                   <wp:posOffset>8162925</wp:posOffset>
@@ -4098,7 +4358,7 @@
           </mc:Choice>
           <mc:Fallback>
             <w:pict>
-              <v:shape w14:anchorId="50AE8A19" id="Zone de texte 51" o:spid="_x0000_s1044" type="#_x0000_t202" style="position:absolute;left:0;text-align:left;margin-left:642.75pt;margin-top:15.15pt;width:113.25pt;height:24pt;z-index:251639808;visibility:visible;mso-wrap-style:square;mso-width-percent:0;mso-height-percent:0;mso-wrap-distance-left:9pt;mso-wrap-distance-top:0;mso-wrap-distance-right:9pt;mso-wrap-distance-bottom:0;mso-position-horizontal:absolute;mso-position-horizontal-relative:text;mso-position-vertical:absolute;mso-position-vertical-relative:text;mso-width-percent:0;mso-height-percent:0;mso-width-relative:margin;mso-height-relative:margin;v-text-anchor:top" o:gfxdata="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" filled="f" stroked="f" strokeweight=".5pt">
+              <v:shape w14:anchorId="50AE8A19" id="Zone de texte 51" o:spid="_x0000_s1044" type="#_x0000_t202" style="position:absolute;left:0;text-align:left;margin-left:642.75pt;margin-top:15.15pt;width:113.25pt;height:24pt;z-index:251567104;visibility:visible;mso-wrap-style:square;mso-width-percent:0;mso-height-percent:0;mso-wrap-distance-left:9pt;mso-wrap-distance-top:0;mso-wrap-distance-right:9pt;mso-wrap-distance-bottom:0;mso-position-horizontal:absolute;mso-position-horizontal-relative:text;mso-position-vertical:absolute;mso-position-vertical-relative:text;mso-width-percent:0;mso-height-percent:0;mso-width-relative:margin;mso-height-relative:margin;v-text-anchor:top" o:gfxdata="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" filled="f" stroked="f" strokeweight=".5pt">
                 <v:textbox>
                   <w:txbxContent>
                     <w:p>
@@ -4130,6 +4390,57 @@
         <w:jc w:val="center"/>
       </w:pPr>
       <w:r>
+        <w:drawing>
+          <wp:anchor distT="0" distB="0" distL="114300" distR="114300" simplePos="0" relativeHeight="251727872" behindDoc="1" locked="0" layoutInCell="1" allowOverlap="1" wp14:anchorId="79AC1808" wp14:editId="16034CBE">
+            <wp:simplePos x="0" y="0"/>
+            <wp:positionH relativeFrom="column">
+              <wp:posOffset>6825252</wp:posOffset>
+            </wp:positionH>
+            <wp:positionV relativeFrom="paragraph">
+              <wp:posOffset>60779</wp:posOffset>
+            </wp:positionV>
+            <wp:extent cx="381033" cy="1104996"/>
+            <wp:effectExtent l="0" t="0" r="0" b="0"/>
+            <wp:wrapNone/>
+            <wp:docPr id="854797785" name="Image 1"/>
+            <wp:cNvGraphicFramePr>
+              <a:graphicFrameLocks xmlns:a="http://schemas.openxmlformats.org/drawingml/2006/main" noChangeAspect="1"/>
+            </wp:cNvGraphicFramePr>
+            <a:graphic xmlns:a="http://schemas.openxmlformats.org/drawingml/2006/main">
+              <a:graphicData uri="http://schemas.openxmlformats.org/drawingml/2006/picture">
+                <pic:pic xmlns:pic="http://schemas.openxmlformats.org/drawingml/2006/picture">
+                  <pic:nvPicPr>
+                    <pic:cNvPr id="854797785" name=""/>
+                    <pic:cNvPicPr/>
+                  </pic:nvPicPr>
+                  <pic:blipFill>
+                    <a:blip r:embed="rId18"/>
+                    <a:stretch>
+                      <a:fillRect/>
+                    </a:stretch>
+                  </pic:blipFill>
+                  <pic:spPr>
+                    <a:xfrm>
+                      <a:off x="0" y="0"/>
+                      <a:ext cx="381033" cy="1104996"/>
+                    </a:xfrm>
+                    <a:prstGeom prst="rect">
+                      <a:avLst/>
+                    </a:prstGeom>
+                  </pic:spPr>
+                </pic:pic>
+              </a:graphicData>
+            </a:graphic>
+            <wp14:sizeRelH relativeFrom="page">
+              <wp14:pctWidth>0</wp14:pctWidth>
+            </wp14:sizeRelH>
+            <wp14:sizeRelV relativeFrom="page">
+              <wp14:pctHeight>0</wp14:pctHeight>
+            </wp14:sizeRelV>
+          </wp:anchor>
+        </w:drawing>
+      </w:r>
+      <w:r>
         <w:rPr>
           <w:noProof/>
           <w:lang w:eastAsia="fr-FR"/>
@@ -4137,7 +4448,7 @@
         <mc:AlternateContent>
           <mc:Choice Requires="wps">
             <w:drawing>
-              <wp:anchor distT="0" distB="0" distL="114300" distR="114300" simplePos="0" relativeHeight="251640832" behindDoc="0" locked="0" layoutInCell="1" allowOverlap="1" wp14:anchorId="1071CFE5" wp14:editId="7941386A">
+              <wp:anchor distT="0" distB="0" distL="114300" distR="114300" simplePos="0" relativeHeight="251645440" behindDoc="0" locked="0" layoutInCell="1" allowOverlap="1" wp14:anchorId="1071CFE5" wp14:editId="34C6A64B">
                 <wp:simplePos x="0" y="0"/>
                 <wp:positionH relativeFrom="column">
                   <wp:posOffset>8010525</wp:posOffset>
@@ -4194,16 +4505,8 @@
                               <w:rPr>
                                 <w:color w:val="324B9B"/>
                               </w:rPr>
-                              <w:t>Zoomer/</w:t>
+                              <w:t>Zoomer/dézoomer</w:t>
                             </w:r>
-                            <w:proofErr w:type="spellStart"/>
-                            <w:r>
-                              <w:rPr>
-                                <w:color w:val="324B9B"/>
-                              </w:rPr>
-                              <w:t>dézoomer</w:t>
-                            </w:r>
-                            <w:proofErr w:type="spellEnd"/>
                           </w:p>
                         </w:txbxContent>
                       </wps:txbx>
@@ -4227,7 +4530,7 @@
           </mc:Choice>
           <mc:Fallback>
             <w:pict>
-              <v:shape w14:anchorId="1071CFE5" id="Zone de texte 52" o:spid="_x0000_s1045" type="#_x0000_t202" style="position:absolute;left:0;text-align:left;margin-left:630.75pt;margin-top:47.2pt;width:126.75pt;height:24pt;z-index:251640832;visibility:visible;mso-wrap-style:square;mso-width-percent:0;mso-height-percent:0;mso-wrap-distance-left:9pt;mso-wrap-distance-top:0;mso-wrap-distance-right:9pt;mso-wrap-distance-bottom:0;mso-position-horizontal:absolute;mso-position-horizontal-relative:text;mso-position-vertical:absolute;mso-position-vertical-relative:text;mso-width-percent:0;mso-height-percent:0;mso-width-relative:margin;mso-height-relative:margin;v-text-anchor:top" o:gfxdata="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" filled="f" stroked="f" strokeweight=".5pt">
+              <v:shape w14:anchorId="1071CFE5" id="Zone de texte 52" o:spid="_x0000_s1045" type="#_x0000_t202" style="position:absolute;left:0;text-align:left;margin-left:630.75pt;margin-top:47.2pt;width:126.75pt;height:24pt;z-index:251645440;visibility:visible;mso-wrap-style:square;mso-width-percent:0;mso-height-percent:0;mso-wrap-distance-left:9pt;mso-wrap-distance-top:0;mso-wrap-distance-right:9pt;mso-wrap-distance-bottom:0;mso-position-horizontal:absolute;mso-position-horizontal-relative:text;mso-position-vertical:absolute;mso-position-vertical-relative:text;mso-width-percent:0;mso-height-percent:0;mso-width-relative:margin;mso-height-relative:margin;v-text-anchor:top" o:gfxdata="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" filled="f" stroked="f" strokeweight=".5pt">
                 <v:textbox>
                   <w:txbxContent>
                     <w:p>
@@ -4240,16 +4543,8 @@
                         <w:rPr>
                           <w:color w:val="324B9B"/>
                         </w:rPr>
-                        <w:t>Zoomer/</w:t>
+                        <w:t>Zoomer/dézoomer</w:t>
                       </w:r>
-                      <w:proofErr w:type="spellStart"/>
-                      <w:r>
-                        <w:rPr>
-                          <w:color w:val="324B9B"/>
-                        </w:rPr>
-                        <w:t>dézoomer</w:t>
-                      </w:r>
-                      <w:proofErr w:type="spellEnd"/>
                     </w:p>
                   </w:txbxContent>
                 </v:textbox>
@@ -4266,7 +4561,7 @@
         <mc:AlternateContent>
           <mc:Choice Requires="wps">
             <w:drawing>
-              <wp:anchor distT="0" distB="0" distL="114300" distR="114300" simplePos="0" relativeHeight="251638784" behindDoc="0" locked="0" layoutInCell="1" allowOverlap="1" wp14:anchorId="561E2B80" wp14:editId="48DA958A">
+              <wp:anchor distT="0" distB="0" distL="114300" distR="114300" simplePos="0" relativeHeight="251643392" behindDoc="0" locked="0" layoutInCell="1" allowOverlap="1" wp14:anchorId="561E2B80" wp14:editId="109D7C45">
                 <wp:simplePos x="0" y="0"/>
                 <wp:positionH relativeFrom="column">
                   <wp:posOffset>7105015</wp:posOffset>
@@ -4327,7 +4622,7 @@
           </mc:Choice>
           <mc:Fallback>
             <w:pict>
-              <v:shape w14:anchorId="0768D139" id="Connecteur droit avec flèche 49" o:spid="_x0000_s1026" type="#_x0000_t32" style="position:absolute;margin-left:559.45pt;margin-top:59.9pt;width:71.25pt;height:3.75pt;flip:x;z-index:251638784;visibility:visible;mso-wrap-style:square;mso-width-percent:0;mso-height-percent:0;mso-wrap-distance-left:9pt;mso-wrap-distance-top:0;mso-wrap-distance-right:9pt;mso-wrap-distance-bottom:0;mso-position-horizontal:absolute;mso-position-horizontal-relative:text;mso-position-vertical:absolute;mso-position-vertical-relative:text;mso-width-percent:0;mso-height-percent:0;mso-width-relative:margin;mso-height-relative:margin" o:gfxdata="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" strokecolor="#324b9b" strokeweight="2pt">
+              <v:shape w14:anchorId="63CA8FA3" id="Connecteur droit avec flèche 49" o:spid="_x0000_s1026" type="#_x0000_t32" style="position:absolute;margin-left:559.45pt;margin-top:59.9pt;width:71.25pt;height:3.75pt;flip:x;z-index:251643392;visibility:visible;mso-wrap-style:square;mso-width-percent:0;mso-height-percent:0;mso-wrap-distance-left:9pt;mso-wrap-distance-top:0;mso-wrap-distance-right:9pt;mso-wrap-distance-bottom:0;mso-position-horizontal:absolute;mso-position-horizontal-relative:text;mso-position-vertical:absolute;mso-position-vertical-relative:text;mso-width-percent:0;mso-height-percent:0;mso-width-relative:margin;mso-height-relative:margin" o:gfxdata="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" strokecolor="#324b9b" strokeweight="2pt">
                 <v:stroke endarrow="open" joinstyle="miter"/>
               </v:shape>
             </w:pict>
@@ -4342,7 +4637,7 @@
         <mc:AlternateContent>
           <mc:Choice Requires="wps">
             <w:drawing>
-              <wp:anchor distT="0" distB="0" distL="114300" distR="114300" simplePos="0" relativeHeight="251637760" behindDoc="0" locked="0" layoutInCell="1" allowOverlap="1" wp14:anchorId="2EDD0BF8" wp14:editId="04A7A89A">
+              <wp:anchor distT="0" distB="0" distL="114300" distR="114300" simplePos="0" relativeHeight="251642368" behindDoc="0" locked="0" layoutInCell="1" allowOverlap="1" wp14:anchorId="2EDD0BF8" wp14:editId="2C2488B6">
                 <wp:simplePos x="0" y="0"/>
                 <wp:positionH relativeFrom="column">
                   <wp:posOffset>7191375</wp:posOffset>
@@ -4403,7 +4698,7 @@
           </mc:Choice>
           <mc:Fallback>
             <w:pict>
-              <v:shape w14:anchorId="483C2235" id="Connecteur droit avec flèche 48" o:spid="_x0000_s1026" type="#_x0000_t32" style="position:absolute;margin-left:566.25pt;margin-top:.7pt;width:77.25pt;height:21pt;flip:x;z-index:251637760;visibility:visible;mso-wrap-style:square;mso-width-percent:0;mso-height-percent:0;mso-wrap-distance-left:9pt;mso-wrap-distance-top:0;mso-wrap-distance-right:9pt;mso-wrap-distance-bottom:0;mso-position-horizontal:absolute;mso-position-horizontal-relative:text;mso-position-vertical:absolute;mso-position-vertical-relative:text;mso-width-percent:0;mso-height-percent:0;mso-width-relative:margin;mso-height-relative:margin" o:gfxdata="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" strokecolor="#324b9b" strokeweight="2pt">
+              <v:shape w14:anchorId="00A45322" id="Connecteur droit avec flèche 48" o:spid="_x0000_s1026" type="#_x0000_t32" style="position:absolute;margin-left:566.25pt;margin-top:.7pt;width:77.25pt;height:21pt;flip:x;z-index:251642368;visibility:visible;mso-wrap-style:square;mso-width-percent:0;mso-height-percent:0;mso-wrap-distance-left:9pt;mso-wrap-distance-top:0;mso-wrap-distance-right:9pt;mso-wrap-distance-bottom:0;mso-position-horizontal:absolute;mso-position-horizontal-relative:text;mso-position-vertical:absolute;mso-position-vertical-relative:text;mso-width-percent:0;mso-height-percent:0;mso-width-relative:margin;mso-height-relative:margin" o:gfxdata="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" strokecolor="#324b9b" strokeweight="2pt">
                 <v:stroke endarrow="open" joinstyle="miter"/>
               </v:shape>
             </w:pict>
@@ -4451,14 +4746,55 @@
         <w:jc w:val="center"/>
       </w:pPr>
       <w:r>
-        <w:rPr>
-          <w:noProof/>
-        </w:rPr>
-        <w:pict w14:anchorId="16CFFA9B">
-          <v:shape id="_x0000_s1039" type="#_x0000_t75" style="position:absolute;left:0;text-align:left;margin-left:95.8pt;margin-top:0;width:578.7pt;height:347.1pt;z-index:-251620352;mso-position-horizontal:absolute;mso-position-horizontal-relative:text;mso-position-vertical:absolute;mso-position-vertical-relative:text">
-            <v:imagedata r:id="rId19" o:title="Picture"/>
-          </v:shape>
-        </w:pict>
+        <w:drawing>
+          <wp:anchor distT="0" distB="0" distL="114300" distR="114300" simplePos="0" relativeHeight="251729920" behindDoc="1" locked="0" layoutInCell="1" allowOverlap="1" wp14:anchorId="0D4FCB0D" wp14:editId="17A3D40A">
+            <wp:simplePos x="0" y="0"/>
+            <wp:positionH relativeFrom="column">
+              <wp:posOffset>1513114</wp:posOffset>
+            </wp:positionH>
+            <wp:positionV relativeFrom="paragraph">
+              <wp:posOffset>144054</wp:posOffset>
+            </wp:positionV>
+            <wp:extent cx="7304314" cy="4278322"/>
+            <wp:effectExtent l="0" t="0" r="0" b="8255"/>
+            <wp:wrapNone/>
+            <wp:docPr id="1128930362" name="Image 1"/>
+            <wp:cNvGraphicFramePr>
+              <a:graphicFrameLocks xmlns:a="http://schemas.openxmlformats.org/drawingml/2006/main" noChangeAspect="1"/>
+            </wp:cNvGraphicFramePr>
+            <a:graphic xmlns:a="http://schemas.openxmlformats.org/drawingml/2006/main">
+              <a:graphicData uri="http://schemas.openxmlformats.org/drawingml/2006/picture">
+                <pic:pic xmlns:pic="http://schemas.openxmlformats.org/drawingml/2006/picture">
+                  <pic:nvPicPr>
+                    <pic:cNvPr id="1128930362" name=""/>
+                    <pic:cNvPicPr/>
+                  </pic:nvPicPr>
+                  <pic:blipFill>
+                    <a:blip r:embed="rId19"/>
+                    <a:stretch>
+                      <a:fillRect/>
+                    </a:stretch>
+                  </pic:blipFill>
+                  <pic:spPr>
+                    <a:xfrm>
+                      <a:off x="0" y="0"/>
+                      <a:ext cx="7304314" cy="4278322"/>
+                    </a:xfrm>
+                    <a:prstGeom prst="rect">
+                      <a:avLst/>
+                    </a:prstGeom>
+                  </pic:spPr>
+                </pic:pic>
+              </a:graphicData>
+            </a:graphic>
+            <wp14:sizeRelH relativeFrom="page">
+              <wp14:pctWidth>0</wp14:pctWidth>
+            </wp14:sizeRelH>
+            <wp14:sizeRelV relativeFrom="page">
+              <wp14:pctHeight>0</wp14:pctHeight>
+            </wp14:sizeRelV>
+          </wp:anchor>
+        </w:drawing>
       </w:r>
     </w:p>
     <w:p>
@@ -4476,7 +4812,7 @@
         <mc:AlternateContent>
           <mc:Choice Requires="wps">
             <w:drawing>
-              <wp:anchor distT="0" distB="0" distL="114300" distR="114300" simplePos="0" relativeHeight="251673600" behindDoc="0" locked="0" layoutInCell="1" allowOverlap="1" wp14:anchorId="2F50BED1" wp14:editId="47B52DA5">
+              <wp:anchor distT="0" distB="0" distL="114300" distR="114300" simplePos="0" relativeHeight="251657728" behindDoc="0" locked="0" layoutInCell="1" allowOverlap="1" wp14:anchorId="2F50BED1" wp14:editId="5934AE68">
                 <wp:simplePos x="0" y="0"/>
                 <wp:positionH relativeFrom="margin">
                   <wp:posOffset>-342900</wp:posOffset>
@@ -4559,7 +4895,7 @@
           </mc:Choice>
           <mc:Fallback>
             <w:pict>
-              <v:shape w14:anchorId="2F50BED1" id="Zone de texte 59" o:spid="_x0000_s1046" type="#_x0000_t202" style="position:absolute;left:0;text-align:left;margin-left:-27pt;margin-top:225.5pt;width:93pt;height:70.5pt;z-index:251673600;visibility:visible;mso-wrap-style:square;mso-width-percent:0;mso-height-percent:0;mso-wrap-distance-left:9pt;mso-wrap-distance-top:0;mso-wrap-distance-right:9pt;mso-wrap-distance-bottom:0;mso-position-horizontal:absolute;mso-position-horizontal-relative:margin;mso-position-vertical:absolute;mso-position-vertical-relative:text;mso-width-percent:0;mso-height-percent:0;mso-width-relative:margin;mso-height-relative:margin;v-text-anchor:top" o:gfxdata="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" filled="f" stroked="f" strokeweight=".5pt">
+              <v:shape w14:anchorId="2F50BED1" id="Zone de texte 59" o:spid="_x0000_s1046" type="#_x0000_t202" style="position:absolute;left:0;text-align:left;margin-left:-27pt;margin-top:225.5pt;width:93pt;height:70.5pt;z-index:251657728;visibility:visible;mso-wrap-style:square;mso-width-percent:0;mso-height-percent:0;mso-wrap-distance-left:9pt;mso-wrap-distance-top:0;mso-wrap-distance-right:9pt;mso-wrap-distance-bottom:0;mso-position-horizontal:absolute;mso-position-horizontal-relative:margin;mso-position-vertical:absolute;mso-position-vertical-relative:text;mso-width-percent:0;mso-height-percent:0;mso-width-relative:margin;mso-height-relative:margin;v-text-anchor:top" o:gfxdata="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" filled="f" stroked="f" strokeweight=".5pt">
                 <v:textbox>
                   <w:txbxContent>
                     <w:p>
@@ -4584,6 +4920,28 @@
           </mc:Fallback>
         </mc:AlternateContent>
       </w:r>
+    </w:p>
+    <w:p>
+      <w:pPr>
+        <w:tabs>
+          <w:tab w:val="left" w:pos="3975"/>
+        </w:tabs>
+        <w:jc w:val="center"/>
+      </w:pPr>
+    </w:p>
+    <w:p>
+      <w:pPr>
+        <w:spacing w:after="0" w:line="240" w:lineRule="auto"/>
+        <w:jc w:val="center"/>
+        <w:rPr>
+          <w:rFonts w:ascii="Times New Roman" w:eastAsia="Times New Roman" w:hAnsi="Times New Roman" w:cs="Times New Roman"/>
+          <w:sz w:val="24"/>
+          <w:szCs w:val="24"/>
+          <w:lang w:eastAsia="fr-FR"/>
+        </w:rPr>
+      </w:pPr>
+    </w:p>
+    <w:p>
       <w:r>
         <w:rPr>
           <w:noProof/>
@@ -4592,16 +4950,16 @@
         <mc:AlternateContent>
           <mc:Choice Requires="wps">
             <w:drawing>
-              <wp:anchor distT="0" distB="0" distL="114300" distR="114300" simplePos="0" relativeHeight="251642880" behindDoc="0" locked="0" layoutInCell="1" allowOverlap="1" wp14:anchorId="4BCA97B6" wp14:editId="18B83261">
+              <wp:anchor distT="0" distB="0" distL="114300" distR="114300" simplePos="0" relativeHeight="251575296" behindDoc="0" locked="0" layoutInCell="1" allowOverlap="1" wp14:anchorId="4BCA97B6" wp14:editId="4440ED5C">
                 <wp:simplePos x="0" y="0"/>
                 <wp:positionH relativeFrom="column">
-                  <wp:posOffset>828675</wp:posOffset>
+                  <wp:posOffset>830581</wp:posOffset>
                 </wp:positionH>
                 <wp:positionV relativeFrom="paragraph">
-                  <wp:posOffset>3254374</wp:posOffset>
+                  <wp:posOffset>2407921</wp:posOffset>
                 </wp:positionV>
-                <wp:extent cx="1209675" cy="428625"/>
-                <wp:effectExtent l="0" t="0" r="66675" b="85725"/>
+                <wp:extent cx="910590" cy="281940"/>
+                <wp:effectExtent l="0" t="0" r="80010" b="80010"/>
                 <wp:wrapNone/>
                 <wp:docPr id="55" name="Connecteur droit avec flèche 55"/>
                 <wp:cNvGraphicFramePr/>
@@ -4612,7 +4970,7 @@
                       <wps:spPr>
                         <a:xfrm>
                           <a:off x="0" y="0"/>
-                          <a:ext cx="1209675" cy="428625"/>
+                          <a:ext cx="910590" cy="281940"/>
                         </a:xfrm>
                         <a:prstGeom prst="straightConnector1">
                           <a:avLst/>
@@ -4653,35 +5011,13 @@
           </mc:Choice>
           <mc:Fallback>
             <w:pict>
-              <v:shape w14:anchorId="146ACD70" id="Connecteur droit avec flèche 55" o:spid="_x0000_s1026" type="#_x0000_t32" style="position:absolute;margin-left:65.25pt;margin-top:256.25pt;width:95.25pt;height:33.75pt;z-index:251642880;visibility:visible;mso-wrap-style:square;mso-width-percent:0;mso-height-percent:0;mso-wrap-distance-left:9pt;mso-wrap-distance-top:0;mso-wrap-distance-right:9pt;mso-wrap-distance-bottom:0;mso-position-horizontal:absolute;mso-position-horizontal-relative:text;mso-position-vertical:absolute;mso-position-vertical-relative:text;mso-width-percent:0;mso-height-percent:0;mso-width-relative:margin;mso-height-relative:margin" o:gfxdata="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" strokecolor="#324b9b" strokeweight="2pt">
+              <v:shape w14:anchorId="5248A009" id="Connecteur droit avec flèche 55" o:spid="_x0000_s1026" type="#_x0000_t32" style="position:absolute;margin-left:65.4pt;margin-top:189.6pt;width:71.7pt;height:22.2pt;z-index:251575296;visibility:visible;mso-wrap-style:square;mso-width-percent:0;mso-height-percent:0;mso-wrap-distance-left:9pt;mso-wrap-distance-top:0;mso-wrap-distance-right:9pt;mso-wrap-distance-bottom:0;mso-position-horizontal:absolute;mso-position-horizontal-relative:text;mso-position-vertical:absolute;mso-position-vertical-relative:text;mso-width-percent:0;mso-height-percent:0;mso-width-relative:margin;mso-height-relative:margin" o:gfxdata="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" strokecolor="#324b9b" strokeweight="2pt">
                 <v:stroke endarrow="open" joinstyle="miter"/>
               </v:shape>
             </w:pict>
           </mc:Fallback>
         </mc:AlternateContent>
       </w:r>
-    </w:p>
-    <w:p>
-      <w:pPr>
-        <w:tabs>
-          <w:tab w:val="left" w:pos="3975"/>
-        </w:tabs>
-        <w:jc w:val="center"/>
-      </w:pPr>
-    </w:p>
-    <w:p>
-      <w:pPr>
-        <w:spacing w:after="0" w:line="240" w:lineRule="auto"/>
-        <w:jc w:val="center"/>
-        <w:rPr>
-          <w:rFonts w:ascii="Times New Roman" w:eastAsia="Times New Roman" w:hAnsi="Times New Roman" w:cs="Times New Roman"/>
-          <w:sz w:val="24"/>
-          <w:szCs w:val="24"/>
-          <w:lang w:eastAsia="fr-FR"/>
-        </w:rPr>
-      </w:pPr>
-    </w:p>
-    <w:p>
       <w:r>
         <w:rPr>
           <w:noProof/>
@@ -4690,7 +5026,274 @@
         <mc:AlternateContent>
           <mc:Choice Requires="wps">
             <w:drawing>
-              <wp:anchor distT="0" distB="0" distL="114300" distR="114300" simplePos="0" relativeHeight="251645952" behindDoc="0" locked="0" layoutInCell="1" allowOverlap="1" wp14:anchorId="0CA4E4FE" wp14:editId="6D716045">
+              <wp:anchor distT="0" distB="0" distL="114300" distR="114300" simplePos="0" relativeHeight="251581440" behindDoc="0" locked="0" layoutInCell="1" allowOverlap="1" wp14:anchorId="59E6979A" wp14:editId="09DEC422">
+                <wp:simplePos x="0" y="0"/>
+                <wp:positionH relativeFrom="column">
+                  <wp:posOffset>5318759</wp:posOffset>
+                </wp:positionH>
+                <wp:positionV relativeFrom="paragraph">
+                  <wp:posOffset>1203959</wp:posOffset>
+                </wp:positionV>
+                <wp:extent cx="325755" cy="668655"/>
+                <wp:effectExtent l="38100" t="38100" r="36195" b="17145"/>
+                <wp:wrapNone/>
+                <wp:docPr id="56" name="Connecteur droit avec flèche 56"/>
+                <wp:cNvGraphicFramePr/>
+                <a:graphic xmlns:a="http://schemas.openxmlformats.org/drawingml/2006/main">
+                  <a:graphicData uri="http://schemas.microsoft.com/office/word/2010/wordprocessingShape">
+                    <wps:wsp>
+                      <wps:cNvCnPr/>
+                      <wps:spPr>
+                        <a:xfrm flipH="1" flipV="1">
+                          <a:off x="0" y="0"/>
+                          <a:ext cx="325755" cy="668655"/>
+                        </a:xfrm>
+                        <a:prstGeom prst="straightConnector1">
+                          <a:avLst/>
+                        </a:prstGeom>
+                        <a:ln w="25400">
+                          <a:solidFill>
+                            <a:srgbClr val="324B9B"/>
+                          </a:solidFill>
+                          <a:tailEnd type="arrow"/>
+                        </a:ln>
+                      </wps:spPr>
+                      <wps:style>
+                        <a:lnRef idx="1">
+                          <a:schemeClr val="accent1"/>
+                        </a:lnRef>
+                        <a:fillRef idx="0">
+                          <a:schemeClr val="accent1"/>
+                        </a:fillRef>
+                        <a:effectRef idx="0">
+                          <a:schemeClr val="accent1"/>
+                        </a:effectRef>
+                        <a:fontRef idx="minor">
+                          <a:schemeClr val="tx1"/>
+                        </a:fontRef>
+                      </wps:style>
+                      <wps:bodyPr/>
+                    </wps:wsp>
+                  </a:graphicData>
+                </a:graphic>
+                <wp14:sizeRelH relativeFrom="margin">
+                  <wp14:pctWidth>0</wp14:pctWidth>
+                </wp14:sizeRelH>
+                <wp14:sizeRelV relativeFrom="margin">
+                  <wp14:pctHeight>0</wp14:pctHeight>
+                </wp14:sizeRelV>
+              </wp:anchor>
+            </w:drawing>
+          </mc:Choice>
+          <mc:Fallback>
+            <w:pict>
+              <v:shape w14:anchorId="7768C48D" id="Connecteur droit avec flèche 56" o:spid="_x0000_s1026" type="#_x0000_t32" style="position:absolute;margin-left:418.8pt;margin-top:94.8pt;width:25.65pt;height:52.65pt;flip:x y;z-index:251581440;visibility:visible;mso-wrap-style:square;mso-width-percent:0;mso-height-percent:0;mso-wrap-distance-left:9pt;mso-wrap-distance-top:0;mso-wrap-distance-right:9pt;mso-wrap-distance-bottom:0;mso-position-horizontal:absolute;mso-position-horizontal-relative:text;mso-position-vertical:absolute;mso-position-vertical-relative:text;mso-width-percent:0;mso-height-percent:0;mso-width-relative:margin;mso-height-relative:margin" o:gfxdata="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" strokecolor="#324b9b" strokeweight="2pt">
+                <v:stroke endarrow="open" joinstyle="miter"/>
+              </v:shape>
+            </w:pict>
+          </mc:Fallback>
+        </mc:AlternateContent>
+      </w:r>
+      <w:r>
+        <w:rPr>
+          <w:noProof/>
+          <w:lang w:eastAsia="fr-FR"/>
+        </w:rPr>
+        <mc:AlternateContent>
+          <mc:Choice Requires="wps">
+            <w:drawing>
+              <wp:anchor distT="0" distB="0" distL="114300" distR="114300" simplePos="0" relativeHeight="251596800" behindDoc="0" locked="0" layoutInCell="1" allowOverlap="1" wp14:anchorId="4ABF1947" wp14:editId="34212633">
+                <wp:simplePos x="0" y="0"/>
+                <wp:positionH relativeFrom="column">
+                  <wp:posOffset>8670290</wp:posOffset>
+                </wp:positionH>
+                <wp:positionV relativeFrom="paragraph">
+                  <wp:posOffset>2038350</wp:posOffset>
+                </wp:positionV>
+                <wp:extent cx="1609725" cy="1095375"/>
+                <wp:effectExtent l="0" t="0" r="0" b="0"/>
+                <wp:wrapNone/>
+                <wp:docPr id="57" name="Zone de texte 57"/>
+                <wp:cNvGraphicFramePr/>
+                <a:graphic xmlns:a="http://schemas.openxmlformats.org/drawingml/2006/main">
+                  <a:graphicData uri="http://schemas.microsoft.com/office/word/2010/wordprocessingShape">
+                    <wps:wsp>
+                      <wps:cNvSpPr txBox="1"/>
+                      <wps:spPr>
+                        <a:xfrm>
+                          <a:off x="0" y="0"/>
+                          <a:ext cx="1609725" cy="1095375"/>
+                        </a:xfrm>
+                        <a:prstGeom prst="rect">
+                          <a:avLst/>
+                        </a:prstGeom>
+                        <a:noFill/>
+                        <a:ln w="6350">
+                          <a:noFill/>
+                        </a:ln>
+                        <a:effectLst/>
+                      </wps:spPr>
+                      <wps:style>
+                        <a:lnRef idx="0">
+                          <a:schemeClr val="accent1"/>
+                        </a:lnRef>
+                        <a:fillRef idx="0">
+                          <a:schemeClr val="accent1"/>
+                        </a:fillRef>
+                        <a:effectRef idx="0">
+                          <a:schemeClr val="accent1"/>
+                        </a:effectRef>
+                        <a:fontRef idx="minor">
+                          <a:schemeClr val="dk1"/>
+                        </a:fontRef>
+                      </wps:style>
+                      <wps:txbx>
+                        <w:txbxContent>
+                          <w:p>
+                            <w:pPr>
+                              <w:jc w:val="center"/>
+                              <w:rPr>
+                                <w:color w:val="324B9B"/>
+                              </w:rPr>
+                            </w:pPr>
+                            <w:r>
+                              <w:rPr>
+                                <w:color w:val="324B9B"/>
+                              </w:rPr>
+                              <w:t>Matériaux et conditions aux limites</w:t>
+                            </w:r>
+                          </w:p>
+                        </w:txbxContent>
+                      </wps:txbx>
+                      <wps:bodyPr rot="0" spcFirstLastPara="0" vertOverflow="overflow" horzOverflow="overflow" vert="horz" wrap="square" lIns="91440" tIns="45720" rIns="91440" bIns="45720" numCol="1" spcCol="0" rtlCol="0" fromWordArt="0" anchor="t" anchorCtr="0" forceAA="0" compatLnSpc="1">
+                        <a:prstTxWarp prst="textNoShape">
+                          <a:avLst/>
+                        </a:prstTxWarp>
+                        <a:noAutofit/>
+                      </wps:bodyPr>
+                    </wps:wsp>
+                  </a:graphicData>
+                </a:graphic>
+                <wp14:sizeRelH relativeFrom="margin">
+                  <wp14:pctWidth>0</wp14:pctWidth>
+                </wp14:sizeRelH>
+                <wp14:sizeRelV relativeFrom="margin">
+                  <wp14:pctHeight>0</wp14:pctHeight>
+                </wp14:sizeRelV>
+              </wp:anchor>
+            </w:drawing>
+          </mc:Choice>
+          <mc:Fallback>
+            <w:pict>
+              <v:shape w14:anchorId="4ABF1947" id="Zone de texte 57" o:spid="_x0000_s1047" type="#_x0000_t202" style="position:absolute;margin-left:682.7pt;margin-top:160.5pt;width:126.75pt;height:86.25pt;z-index:251596800;visibility:visible;mso-wrap-style:square;mso-width-percent:0;mso-height-percent:0;mso-wrap-distance-left:9pt;mso-wrap-distance-top:0;mso-wrap-distance-right:9pt;mso-wrap-distance-bottom:0;mso-position-horizontal:absolute;mso-position-horizontal-relative:text;mso-position-vertical:absolute;mso-position-vertical-relative:text;mso-width-percent:0;mso-height-percent:0;mso-width-relative:margin;mso-height-relative:margin;v-text-anchor:top" o:gfxdata="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" filled="f" stroked="f" strokeweight=".5pt">
+                <v:textbox>
+                  <w:txbxContent>
+                    <w:p>
+                      <w:pPr>
+                        <w:jc w:val="center"/>
+                        <w:rPr>
+                          <w:color w:val="324B9B"/>
+                        </w:rPr>
+                      </w:pPr>
+                      <w:r>
+                        <w:rPr>
+                          <w:color w:val="324B9B"/>
+                        </w:rPr>
+                        <w:t>Matériaux et conditions aux limites</w:t>
+                      </w:r>
+                    </w:p>
+                  </w:txbxContent>
+                </v:textbox>
+              </v:shape>
+            </w:pict>
+          </mc:Fallback>
+        </mc:AlternateContent>
+      </w:r>
+      <w:r>
+        <w:rPr>
+          <w:noProof/>
+          <w:lang w:eastAsia="fr-FR"/>
+        </w:rPr>
+        <mc:AlternateContent>
+          <mc:Choice Requires="wps">
+            <w:drawing>
+              <wp:anchor distT="0" distB="0" distL="114300" distR="114300" simplePos="0" relativeHeight="251573248" behindDoc="0" locked="0" layoutInCell="1" allowOverlap="1" wp14:anchorId="2D59F31A" wp14:editId="0FA4E70F">
+                <wp:simplePos x="0" y="0"/>
+                <wp:positionH relativeFrom="column">
+                  <wp:posOffset>8599169</wp:posOffset>
+                </wp:positionH>
+                <wp:positionV relativeFrom="paragraph">
+                  <wp:posOffset>1725931</wp:posOffset>
+                </wp:positionV>
+                <wp:extent cx="421005" cy="281940"/>
+                <wp:effectExtent l="38100" t="38100" r="17145" b="22860"/>
+                <wp:wrapNone/>
+                <wp:docPr id="54" name="Connecteur droit avec flèche 54"/>
+                <wp:cNvGraphicFramePr/>
+                <a:graphic xmlns:a="http://schemas.openxmlformats.org/drawingml/2006/main">
+                  <a:graphicData uri="http://schemas.microsoft.com/office/word/2010/wordprocessingShape">
+                    <wps:wsp>
+                      <wps:cNvCnPr/>
+                      <wps:spPr>
+                        <a:xfrm flipH="1" flipV="1">
+                          <a:off x="0" y="0"/>
+                          <a:ext cx="421005" cy="281940"/>
+                        </a:xfrm>
+                        <a:prstGeom prst="straightConnector1">
+                          <a:avLst/>
+                        </a:prstGeom>
+                        <a:ln w="25400">
+                          <a:solidFill>
+                            <a:srgbClr val="324B9B"/>
+                          </a:solidFill>
+                          <a:tailEnd type="arrow"/>
+                        </a:ln>
+                      </wps:spPr>
+                      <wps:style>
+                        <a:lnRef idx="1">
+                          <a:schemeClr val="accent1"/>
+                        </a:lnRef>
+                        <a:fillRef idx="0">
+                          <a:schemeClr val="accent1"/>
+                        </a:fillRef>
+                        <a:effectRef idx="0">
+                          <a:schemeClr val="accent1"/>
+                        </a:effectRef>
+                        <a:fontRef idx="minor">
+                          <a:schemeClr val="tx1"/>
+                        </a:fontRef>
+                      </wps:style>
+                      <wps:bodyPr/>
+                    </wps:wsp>
+                  </a:graphicData>
+                </a:graphic>
+                <wp14:sizeRelH relativeFrom="margin">
+                  <wp14:pctWidth>0</wp14:pctWidth>
+                </wp14:sizeRelH>
+                <wp14:sizeRelV relativeFrom="margin">
+                  <wp14:pctHeight>0</wp14:pctHeight>
+                </wp14:sizeRelV>
+              </wp:anchor>
+            </w:drawing>
+          </mc:Choice>
+          <mc:Fallback>
+            <w:pict>
+              <v:shape w14:anchorId="117E32E2" id="Connecteur droit avec flèche 54" o:spid="_x0000_s1026" type="#_x0000_t32" style="position:absolute;margin-left:677.1pt;margin-top:135.9pt;width:33.15pt;height:22.2pt;flip:x y;z-index:251573248;visibility:visible;mso-wrap-style:square;mso-width-percent:0;mso-height-percent:0;mso-wrap-distance-left:9pt;mso-wrap-distance-top:0;mso-wrap-distance-right:9pt;mso-wrap-distance-bottom:0;mso-position-horizontal:absolute;mso-position-horizontal-relative:text;mso-position-vertical:absolute;mso-position-vertical-relative:text;mso-width-percent:0;mso-height-percent:0;mso-width-relative:margin;mso-height-relative:margin" o:gfxdata="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" strokecolor="#324b9b" strokeweight="2pt">
+                <v:stroke endarrow="open" joinstyle="miter"/>
+              </v:shape>
+            </w:pict>
+          </mc:Fallback>
+        </mc:AlternateContent>
+      </w:r>
+      <w:r>
+        <w:rPr>
+          <w:noProof/>
+          <w:lang w:eastAsia="fr-FR"/>
+        </w:rPr>
+        <mc:AlternateContent>
+          <mc:Choice Requires="wps">
+            <w:drawing>
+              <wp:anchor distT="0" distB="0" distL="114300" distR="114300" simplePos="0" relativeHeight="251606016" behindDoc="0" locked="0" layoutInCell="1" allowOverlap="1" wp14:anchorId="0CA4E4FE" wp14:editId="3D4CE435">
                 <wp:simplePos x="0" y="0"/>
                 <wp:positionH relativeFrom="column">
                   <wp:posOffset>4691511</wp:posOffset>
@@ -4773,7 +5376,7 @@
           </mc:Choice>
           <mc:Fallback>
             <w:pict>
-              <v:shape w14:anchorId="0CA4E4FE" id="Zone de texte 58" o:spid="_x0000_s1047" type="#_x0000_t202" style="position:absolute;margin-left:369.4pt;margin-top:144.85pt;width:168.75pt;height:59.25pt;z-index:251645952;visibility:visible;mso-wrap-style:square;mso-width-percent:0;mso-height-percent:0;mso-wrap-distance-left:9pt;mso-wrap-distance-top:0;mso-wrap-distance-right:9pt;mso-wrap-distance-bottom:0;mso-position-horizontal:absolute;mso-position-horizontal-relative:text;mso-position-vertical:absolute;mso-position-vertical-relative:text;mso-width-percent:0;mso-height-percent:0;mso-width-relative:margin;mso-height-relative:margin;v-text-anchor:top" o:gfxdata="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" filled="f" stroked="f" strokeweight=".5pt">
+              <v:shape w14:anchorId="0CA4E4FE" id="Zone de texte 58" o:spid="_x0000_s1048" type="#_x0000_t202" style="position:absolute;margin-left:369.4pt;margin-top:144.85pt;width:168.75pt;height:59.25pt;z-index:251606016;visibility:visible;mso-wrap-style:square;mso-width-percent:0;mso-height-percent:0;mso-wrap-distance-left:9pt;mso-wrap-distance-top:0;mso-wrap-distance-right:9pt;mso-wrap-distance-bottom:0;mso-position-horizontal:absolute;mso-position-horizontal-relative:text;mso-position-vertical:absolute;mso-position-vertical-relative:text;mso-width-percent:0;mso-height-percent:0;mso-width-relative:margin;mso-height-relative:margin;v-text-anchor:top" o:gfxdata="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" filled="f" stroked="f" strokeweight=".5pt">
                 <v:textbox>
                   <w:txbxContent>
                     <w:p>
@@ -4798,273 +5401,6 @@
         </mc:AlternateContent>
       </w:r>
       <w:r>
-        <w:rPr>
-          <w:noProof/>
-          <w:lang w:eastAsia="fr-FR"/>
-        </w:rPr>
-        <mc:AlternateContent>
-          <mc:Choice Requires="wps">
-            <w:drawing>
-              <wp:anchor distT="0" distB="0" distL="114300" distR="114300" simplePos="0" relativeHeight="251643904" behindDoc="0" locked="0" layoutInCell="1" allowOverlap="1" wp14:anchorId="59E6979A" wp14:editId="31871747">
-                <wp:simplePos x="0" y="0"/>
-                <wp:positionH relativeFrom="column">
-                  <wp:posOffset>5138012</wp:posOffset>
-                </wp:positionH>
-                <wp:positionV relativeFrom="paragraph">
-                  <wp:posOffset>966494</wp:posOffset>
-                </wp:positionV>
-                <wp:extent cx="504825" cy="904875"/>
-                <wp:effectExtent l="38100" t="38100" r="28575" b="28575"/>
-                <wp:wrapNone/>
-                <wp:docPr id="56" name="Connecteur droit avec flèche 56"/>
-                <wp:cNvGraphicFramePr/>
-                <a:graphic xmlns:a="http://schemas.openxmlformats.org/drawingml/2006/main">
-                  <a:graphicData uri="http://schemas.microsoft.com/office/word/2010/wordprocessingShape">
-                    <wps:wsp>
-                      <wps:cNvCnPr/>
-                      <wps:spPr>
-                        <a:xfrm flipH="1" flipV="1">
-                          <a:off x="0" y="0"/>
-                          <a:ext cx="504825" cy="904875"/>
-                        </a:xfrm>
-                        <a:prstGeom prst="straightConnector1">
-                          <a:avLst/>
-                        </a:prstGeom>
-                        <a:ln w="25400">
-                          <a:solidFill>
-                            <a:srgbClr val="324B9B"/>
-                          </a:solidFill>
-                          <a:tailEnd type="arrow"/>
-                        </a:ln>
-                      </wps:spPr>
-                      <wps:style>
-                        <a:lnRef idx="1">
-                          <a:schemeClr val="accent1"/>
-                        </a:lnRef>
-                        <a:fillRef idx="0">
-                          <a:schemeClr val="accent1"/>
-                        </a:fillRef>
-                        <a:effectRef idx="0">
-                          <a:schemeClr val="accent1"/>
-                        </a:effectRef>
-                        <a:fontRef idx="minor">
-                          <a:schemeClr val="tx1"/>
-                        </a:fontRef>
-                      </wps:style>
-                      <wps:bodyPr/>
-                    </wps:wsp>
-                  </a:graphicData>
-                </a:graphic>
-                <wp14:sizeRelH relativeFrom="margin">
-                  <wp14:pctWidth>0</wp14:pctWidth>
-                </wp14:sizeRelH>
-                <wp14:sizeRelV relativeFrom="margin">
-                  <wp14:pctHeight>0</wp14:pctHeight>
-                </wp14:sizeRelV>
-              </wp:anchor>
-            </w:drawing>
-          </mc:Choice>
-          <mc:Fallback>
-            <w:pict>
-              <v:shape w14:anchorId="0E8FFEE7" id="Connecteur droit avec flèche 56" o:spid="_x0000_s1026" type="#_x0000_t32" style="position:absolute;margin-left:404.55pt;margin-top:76.1pt;width:39.75pt;height:71.25pt;flip:x y;z-index:251643904;visibility:visible;mso-wrap-style:square;mso-width-percent:0;mso-height-percent:0;mso-wrap-distance-left:9pt;mso-wrap-distance-top:0;mso-wrap-distance-right:9pt;mso-wrap-distance-bottom:0;mso-position-horizontal:absolute;mso-position-horizontal-relative:text;mso-position-vertical:absolute;mso-position-vertical-relative:text;mso-width-percent:0;mso-height-percent:0;mso-width-relative:margin;mso-height-relative:margin" o:gfxdata="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" strokecolor="#324b9b" strokeweight="2pt">
-                <v:stroke endarrow="open" joinstyle="miter"/>
-              </v:shape>
-            </w:pict>
-          </mc:Fallback>
-        </mc:AlternateContent>
-      </w:r>
-      <w:r>
-        <w:rPr>
-          <w:noProof/>
-          <w:lang w:eastAsia="fr-FR"/>
-        </w:rPr>
-        <mc:AlternateContent>
-          <mc:Choice Requires="wps">
-            <w:drawing>
-              <wp:anchor distT="0" distB="0" distL="114300" distR="114300" simplePos="0" relativeHeight="251644928" behindDoc="0" locked="0" layoutInCell="1" allowOverlap="1" wp14:anchorId="4ABF1947" wp14:editId="2694BAF6">
-                <wp:simplePos x="0" y="0"/>
-                <wp:positionH relativeFrom="column">
-                  <wp:posOffset>8590807</wp:posOffset>
-                </wp:positionH>
-                <wp:positionV relativeFrom="paragraph">
-                  <wp:posOffset>1269222</wp:posOffset>
-                </wp:positionV>
-                <wp:extent cx="1609725" cy="1095375"/>
-                <wp:effectExtent l="0" t="0" r="0" b="0"/>
-                <wp:wrapNone/>
-                <wp:docPr id="57" name="Zone de texte 57"/>
-                <wp:cNvGraphicFramePr/>
-                <a:graphic xmlns:a="http://schemas.openxmlformats.org/drawingml/2006/main">
-                  <a:graphicData uri="http://schemas.microsoft.com/office/word/2010/wordprocessingShape">
-                    <wps:wsp>
-                      <wps:cNvSpPr txBox="1"/>
-                      <wps:spPr>
-                        <a:xfrm>
-                          <a:off x="0" y="0"/>
-                          <a:ext cx="1609725" cy="1095375"/>
-                        </a:xfrm>
-                        <a:prstGeom prst="rect">
-                          <a:avLst/>
-                        </a:prstGeom>
-                        <a:noFill/>
-                        <a:ln w="6350">
-                          <a:noFill/>
-                        </a:ln>
-                        <a:effectLst/>
-                      </wps:spPr>
-                      <wps:style>
-                        <a:lnRef idx="0">
-                          <a:schemeClr val="accent1"/>
-                        </a:lnRef>
-                        <a:fillRef idx="0">
-                          <a:schemeClr val="accent1"/>
-                        </a:fillRef>
-                        <a:effectRef idx="0">
-                          <a:schemeClr val="accent1"/>
-                        </a:effectRef>
-                        <a:fontRef idx="minor">
-                          <a:schemeClr val="dk1"/>
-                        </a:fontRef>
-                      </wps:style>
-                      <wps:txbx>
-                        <w:txbxContent>
-                          <w:p>
-                            <w:pPr>
-                              <w:jc w:val="center"/>
-                              <w:rPr>
-                                <w:color w:val="324B9B"/>
-                              </w:rPr>
-                            </w:pPr>
-                            <w:r>
-                              <w:rPr>
-                                <w:color w:val="324B9B"/>
-                              </w:rPr>
-                              <w:t>Matériaux et conditions aux limites</w:t>
-                            </w:r>
-                          </w:p>
-                        </w:txbxContent>
-                      </wps:txbx>
-                      <wps:bodyPr rot="0" spcFirstLastPara="0" vertOverflow="overflow" horzOverflow="overflow" vert="horz" wrap="square" lIns="91440" tIns="45720" rIns="91440" bIns="45720" numCol="1" spcCol="0" rtlCol="0" fromWordArt="0" anchor="t" anchorCtr="0" forceAA="0" compatLnSpc="1">
-                        <a:prstTxWarp prst="textNoShape">
-                          <a:avLst/>
-                        </a:prstTxWarp>
-                        <a:noAutofit/>
-                      </wps:bodyPr>
-                    </wps:wsp>
-                  </a:graphicData>
-                </a:graphic>
-                <wp14:sizeRelH relativeFrom="margin">
-                  <wp14:pctWidth>0</wp14:pctWidth>
-                </wp14:sizeRelH>
-                <wp14:sizeRelV relativeFrom="margin">
-                  <wp14:pctHeight>0</wp14:pctHeight>
-                </wp14:sizeRelV>
-              </wp:anchor>
-            </w:drawing>
-          </mc:Choice>
-          <mc:Fallback>
-            <w:pict>
-              <v:shape w14:anchorId="4ABF1947" id="Zone de texte 57" o:spid="_x0000_s1048" type="#_x0000_t202" style="position:absolute;margin-left:676.45pt;margin-top:99.95pt;width:126.75pt;height:86.25pt;z-index:251644928;visibility:visible;mso-wrap-style:square;mso-width-percent:0;mso-height-percent:0;mso-wrap-distance-left:9pt;mso-wrap-distance-top:0;mso-wrap-distance-right:9pt;mso-wrap-distance-bottom:0;mso-position-horizontal:absolute;mso-position-horizontal-relative:text;mso-position-vertical:absolute;mso-position-vertical-relative:text;mso-width-percent:0;mso-height-percent:0;mso-width-relative:margin;mso-height-relative:margin;v-text-anchor:top" o:gfxdata="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" filled="f" stroked="f" strokeweight=".5pt">
-                <v:textbox>
-                  <w:txbxContent>
-                    <w:p>
-                      <w:pPr>
-                        <w:jc w:val="center"/>
-                        <w:rPr>
-                          <w:color w:val="324B9B"/>
-                        </w:rPr>
-                      </w:pPr>
-                      <w:r>
-                        <w:rPr>
-                          <w:color w:val="324B9B"/>
-                        </w:rPr>
-                        <w:t>Matériaux et conditions aux limites</w:t>
-                      </w:r>
-                    </w:p>
-                  </w:txbxContent>
-                </v:textbox>
-              </v:shape>
-            </w:pict>
-          </mc:Fallback>
-        </mc:AlternateContent>
-      </w:r>
-      <w:r>
-        <w:rPr>
-          <w:noProof/>
-          <w:lang w:eastAsia="fr-FR"/>
-        </w:rPr>
-        <mc:AlternateContent>
-          <mc:Choice Requires="wps">
-            <w:drawing>
-              <wp:anchor distT="0" distB="0" distL="114300" distR="114300" simplePos="0" relativeHeight="251641856" behindDoc="0" locked="0" layoutInCell="1" allowOverlap="1" wp14:anchorId="2D59F31A" wp14:editId="32D543BD">
-                <wp:simplePos x="0" y="0"/>
-                <wp:positionH relativeFrom="column">
-                  <wp:posOffset>8115479</wp:posOffset>
-                </wp:positionH>
-                <wp:positionV relativeFrom="paragraph">
-                  <wp:posOffset>2009511</wp:posOffset>
-                </wp:positionV>
-                <wp:extent cx="904875" cy="47625"/>
-                <wp:effectExtent l="38100" t="38100" r="28575" b="104775"/>
-                <wp:wrapNone/>
-                <wp:docPr id="54" name="Connecteur droit avec flèche 54"/>
-                <wp:cNvGraphicFramePr/>
-                <a:graphic xmlns:a="http://schemas.openxmlformats.org/drawingml/2006/main">
-                  <a:graphicData uri="http://schemas.microsoft.com/office/word/2010/wordprocessingShape">
-                    <wps:wsp>
-                      <wps:cNvCnPr/>
-                      <wps:spPr>
-                        <a:xfrm flipH="1">
-                          <a:off x="0" y="0"/>
-                          <a:ext cx="904875" cy="47625"/>
-                        </a:xfrm>
-                        <a:prstGeom prst="straightConnector1">
-                          <a:avLst/>
-                        </a:prstGeom>
-                        <a:ln w="25400">
-                          <a:solidFill>
-                            <a:srgbClr val="324B9B"/>
-                          </a:solidFill>
-                          <a:tailEnd type="arrow"/>
-                        </a:ln>
-                      </wps:spPr>
-                      <wps:style>
-                        <a:lnRef idx="1">
-                          <a:schemeClr val="accent1"/>
-                        </a:lnRef>
-                        <a:fillRef idx="0">
-                          <a:schemeClr val="accent1"/>
-                        </a:fillRef>
-                        <a:effectRef idx="0">
-                          <a:schemeClr val="accent1"/>
-                        </a:effectRef>
-                        <a:fontRef idx="minor">
-                          <a:schemeClr val="tx1"/>
-                        </a:fontRef>
-                      </wps:style>
-                      <wps:bodyPr/>
-                    </wps:wsp>
-                  </a:graphicData>
-                </a:graphic>
-                <wp14:sizeRelH relativeFrom="margin">
-                  <wp14:pctWidth>0</wp14:pctWidth>
-                </wp14:sizeRelH>
-                <wp14:sizeRelV relativeFrom="margin">
-                  <wp14:pctHeight>0</wp14:pctHeight>
-                </wp14:sizeRelV>
-              </wp:anchor>
-            </w:drawing>
-          </mc:Choice>
-          <mc:Fallback>
-            <w:pict>
-              <v:shape w14:anchorId="4F214617" id="Connecteur droit avec flèche 54" o:spid="_x0000_s1026" type="#_x0000_t32" style="position:absolute;margin-left:639pt;margin-top:158.25pt;width:71.25pt;height:3.75pt;flip:x;z-index:251641856;visibility:visible;mso-wrap-style:square;mso-width-percent:0;mso-height-percent:0;mso-wrap-distance-left:9pt;mso-wrap-distance-top:0;mso-wrap-distance-right:9pt;mso-wrap-distance-bottom:0;mso-position-horizontal:absolute;mso-position-horizontal-relative:text;mso-position-vertical:absolute;mso-position-vertical-relative:text;mso-width-percent:0;mso-height-percent:0;mso-width-relative:margin;mso-height-relative:margin" o:gfxdata="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" strokecolor="#324b9b" strokeweight="2pt">
-                <v:stroke endarrow="open" joinstyle="miter"/>
-              </v:shape>
-            </w:pict>
-          </mc:Fallback>
-        </mc:AlternateContent>
-      </w:r>
-      <w:r>
         <w:br w:type="page"/>
       </w:r>
     </w:p>
@@ -5083,23 +5419,19 @@
     </w:p>
     <w:p>
       <w:r>
-        <w:rPr>
-          <w:noProof/>
-          <w:lang w:eastAsia="fr-FR"/>
-        </w:rPr>
         <w:drawing>
-          <wp:anchor distT="0" distB="0" distL="114300" distR="114300" simplePos="0" relativeHeight="251672576" behindDoc="1" locked="0" layoutInCell="1" allowOverlap="1" wp14:anchorId="16CFFA9B" wp14:editId="0009F399">
+          <wp:anchor distT="0" distB="0" distL="114300" distR="114300" simplePos="0" relativeHeight="251732992" behindDoc="1" locked="0" layoutInCell="1" allowOverlap="1" wp14:anchorId="6BC10F21" wp14:editId="030A5442">
             <wp:simplePos x="0" y="0"/>
             <wp:positionH relativeFrom="column">
-              <wp:posOffset>1222411</wp:posOffset>
+              <wp:posOffset>1352550</wp:posOffset>
             </wp:positionH>
             <wp:positionV relativeFrom="paragraph">
-              <wp:posOffset>137759</wp:posOffset>
+              <wp:posOffset>227330</wp:posOffset>
             </wp:positionV>
-            <wp:extent cx="7349490" cy="4408170"/>
-            <wp:effectExtent l="0" t="0" r="3810" b="0"/>
+            <wp:extent cx="7558088" cy="4426964"/>
+            <wp:effectExtent l="0" t="0" r="5080" b="0"/>
             <wp:wrapNone/>
-            <wp:docPr id="27" name="Image 27" descr="C:\Users\Clément MARCEL\AppData\Local\Microsoft\Windows\INetCache\Content.Word\Picture.png"/>
+            <wp:docPr id="1086676339" name="Image 1"/>
             <wp:cNvGraphicFramePr>
               <a:graphicFrameLocks xmlns:a="http://schemas.openxmlformats.org/drawingml/2006/main" noChangeAspect="1"/>
             </wp:cNvGraphicFramePr>
@@ -5107,36 +5439,23 @@
               <a:graphicData uri="http://schemas.openxmlformats.org/drawingml/2006/picture">
                 <pic:pic xmlns:pic="http://schemas.openxmlformats.org/drawingml/2006/picture">
                   <pic:nvPicPr>
-                    <pic:cNvPr id="0" name="Picture 16" descr="C:\Users\Clément MARCEL\AppData\Local\Microsoft\Windows\INetCache\Content.Word\Picture.png"/>
-                    <pic:cNvPicPr>
-                      <a:picLocks noChangeAspect="1" noChangeArrowheads="1"/>
-                    </pic:cNvPicPr>
+                    <pic:cNvPr id="1086676339" name=""/>
+                    <pic:cNvPicPr/>
                   </pic:nvPicPr>
                   <pic:blipFill>
-                    <a:blip r:embed="rId20">
-                      <a:extLst>
-                        <a:ext uri="{28A0092B-C50C-407E-A947-70E740481C1C}">
-                          <a14:useLocalDpi xmlns:a14="http://schemas.microsoft.com/office/drawing/2010/main" val="0"/>
-                        </a:ext>
-                      </a:extLst>
-                    </a:blip>
-                    <a:srcRect/>
+                    <a:blip r:embed="rId19"/>
                     <a:stretch>
                       <a:fillRect/>
                     </a:stretch>
                   </pic:blipFill>
-                  <pic:spPr bwMode="auto">
+                  <pic:spPr>
                     <a:xfrm>
                       <a:off x="0" y="0"/>
-                      <a:ext cx="7349490" cy="4408170"/>
+                      <a:ext cx="7558088" cy="4426964"/>
                     </a:xfrm>
                     <a:prstGeom prst="rect">
                       <a:avLst/>
                     </a:prstGeom>
-                    <a:noFill/>
-                    <a:ln>
-                      <a:noFill/>
-                    </a:ln>
                   </pic:spPr>
                 </pic:pic>
               </a:graphicData>
@@ -5162,7 +5481,7 @@
         <mc:AlternateContent>
           <mc:Choice Requires="wps">
             <w:drawing>
-              <wp:anchor distT="0" distB="0" distL="114300" distR="114300" simplePos="0" relativeHeight="251646976" behindDoc="0" locked="0" layoutInCell="1" allowOverlap="1" wp14:anchorId="6539EEEE" wp14:editId="18D2F28D">
+              <wp:anchor distT="0" distB="0" distL="114300" distR="114300" simplePos="0" relativeHeight="251646464" behindDoc="0" locked="0" layoutInCell="1" allowOverlap="1" wp14:anchorId="6539EEEE" wp14:editId="43E66BC1">
                 <wp:simplePos x="0" y="0"/>
                 <wp:positionH relativeFrom="margin">
                   <wp:posOffset>4638674</wp:posOffset>
@@ -5223,7 +5542,7 @@
           </mc:Choice>
           <mc:Fallback>
             <w:pict>
-              <v:shape w14:anchorId="3729436B" id="Connecteur droit avec flèche 62" o:spid="_x0000_s1026" type="#_x0000_t32" style="position:absolute;margin-left:365.25pt;margin-top:3.85pt;width:74.25pt;height:126.75pt;flip:x y;z-index:251646976;visibility:visible;mso-wrap-style:square;mso-width-percent:0;mso-height-percent:0;mso-wrap-distance-left:9pt;mso-wrap-distance-top:0;mso-wrap-distance-right:9pt;mso-wrap-distance-bottom:0;mso-position-horizontal:absolute;mso-position-horizontal-relative:margin;mso-position-vertical:absolute;mso-position-vertical-relative:text;mso-width-percent:0;mso-height-percent:0;mso-width-relative:margin;mso-height-relative:margin" o:gfxdata="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" strokecolor="#324b9b" strokeweight="2pt">
+              <v:shape w14:anchorId="16DCD6B3" id="Connecteur droit avec flèche 62" o:spid="_x0000_s1026" type="#_x0000_t32" style="position:absolute;margin-left:365.25pt;margin-top:3.85pt;width:74.25pt;height:126.75pt;flip:x y;z-index:251646464;visibility:visible;mso-wrap-style:square;mso-width-percent:0;mso-height-percent:0;mso-wrap-distance-left:9pt;mso-wrap-distance-top:0;mso-wrap-distance-right:9pt;mso-wrap-distance-bottom:0;mso-position-horizontal:absolute;mso-position-horizontal-relative:margin;mso-position-vertical:absolute;mso-position-vertical-relative:text;mso-width-percent:0;mso-height-percent:0;mso-width-relative:margin;mso-height-relative:margin" o:gfxdata="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" strokecolor="#324b9b" strokeweight="2pt">
                 <v:stroke endarrow="open" joinstyle="miter"/>
                 <w10:wrap anchorx="margin"/>
               </v:shape>
@@ -5252,7 +5571,7 @@
         <mc:AlternateContent>
           <mc:Choice Requires="wps">
             <w:drawing>
-              <wp:anchor distT="0" distB="0" distL="114300" distR="114300" simplePos="0" relativeHeight="251674624" behindDoc="0" locked="0" layoutInCell="1" allowOverlap="1" wp14:anchorId="05BDB162" wp14:editId="594AAD61">
+              <wp:anchor distT="0" distB="0" distL="114300" distR="114300" simplePos="0" relativeHeight="251658752" behindDoc="0" locked="0" layoutInCell="1" allowOverlap="1" wp14:anchorId="05BDB162" wp14:editId="2A0EC59B">
                 <wp:simplePos x="0" y="0"/>
                 <wp:positionH relativeFrom="column">
                   <wp:posOffset>5000625</wp:posOffset>
@@ -5335,7 +5654,7 @@
           </mc:Choice>
           <mc:Fallback>
             <w:pict>
-              <v:shape w14:anchorId="05BDB162" id="Zone de texte 63" o:spid="_x0000_s1049" type="#_x0000_t202" style="position:absolute;margin-left:393.75pt;margin-top:92.95pt;width:168.75pt;height:59.25pt;z-index:251674624;visibility:visible;mso-wrap-style:square;mso-width-percent:0;mso-height-percent:0;mso-wrap-distance-left:9pt;mso-wrap-distance-top:0;mso-wrap-distance-right:9pt;mso-wrap-distance-bottom:0;mso-position-horizontal:absolute;mso-position-horizontal-relative:text;mso-position-vertical:absolute;mso-position-vertical-relative:text;mso-width-percent:0;mso-height-percent:0;mso-width-relative:margin;mso-height-relative:margin;v-text-anchor:top" o:gfxdata="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" filled="f" stroked="f" strokeweight=".5pt">
+              <v:shape w14:anchorId="05BDB162" id="Zone de texte 63" o:spid="_x0000_s1049" type="#_x0000_t202" style="position:absolute;margin-left:393.75pt;margin-top:92.95pt;width:168.75pt;height:59.25pt;z-index:251658752;visibility:visible;mso-wrap-style:square;mso-width-percent:0;mso-height-percent:0;mso-wrap-distance-left:9pt;mso-wrap-distance-top:0;mso-wrap-distance-right:9pt;mso-wrap-distance-bottom:0;mso-position-horizontal:absolute;mso-position-horizontal-relative:text;mso-position-vertical:absolute;mso-position-vertical-relative:text;mso-width-percent:0;mso-height-percent:0;mso-width-relative:margin;mso-height-relative:margin;v-text-anchor:top" o:gfxdata="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" filled="f" stroked="f" strokeweight=".5pt">
                 <v:textbox>
                   <w:txbxContent>
                     <w:p>
@@ -5397,15 +5716,68 @@
     </w:p>
     <w:p>
       <w:r>
-        <w:rPr>
-          <w:noProof/>
-        </w:rPr>
-        <w:pict w14:anchorId="78FD095D">
-          <v:shape id="_x0000_s1041" type="#_x0000_t75" style="position:absolute;margin-left:88.3pt;margin-top:.4pt;width:528.45pt;height:359.25pt;z-index:-251619328;mso-position-horizontal-relative:text;mso-position-vertical-relative:text">
-            <v:imagedata r:id="rId21" o:title="Picture"/>
-          </v:shape>
-        </w:pict>
-      </w:r>
+        <w:drawing>
+          <wp:anchor distT="0" distB="0" distL="114300" distR="114300" simplePos="0" relativeHeight="251737088" behindDoc="1" locked="0" layoutInCell="1" allowOverlap="1" wp14:anchorId="00CFDF74" wp14:editId="3E4F2C89">
+            <wp:simplePos x="0" y="0"/>
+            <wp:positionH relativeFrom="column">
+              <wp:posOffset>1052513</wp:posOffset>
+            </wp:positionH>
+            <wp:positionV relativeFrom="paragraph">
+              <wp:posOffset>5715</wp:posOffset>
+            </wp:positionV>
+            <wp:extent cx="7672388" cy="4501885"/>
+            <wp:effectExtent l="0" t="0" r="5080" b="0"/>
+            <wp:wrapNone/>
+            <wp:docPr id="1456078992" name="Image 1"/>
+            <wp:cNvGraphicFramePr>
+              <a:graphicFrameLocks xmlns:a="http://schemas.openxmlformats.org/drawingml/2006/main" noChangeAspect="1"/>
+            </wp:cNvGraphicFramePr>
+            <a:graphic xmlns:a="http://schemas.openxmlformats.org/drawingml/2006/main">
+              <a:graphicData uri="http://schemas.openxmlformats.org/drawingml/2006/picture">
+                <pic:pic xmlns:pic="http://schemas.openxmlformats.org/drawingml/2006/picture">
+                  <pic:nvPicPr>
+                    <pic:cNvPr id="1456078992" name=""/>
+                    <pic:cNvPicPr/>
+                  </pic:nvPicPr>
+                  <pic:blipFill>
+                    <a:blip r:embed="rId20"/>
+                    <a:stretch>
+                      <a:fillRect/>
+                    </a:stretch>
+                  </pic:blipFill>
+                  <pic:spPr>
+                    <a:xfrm>
+                      <a:off x="0" y="0"/>
+                      <a:ext cx="7672388" cy="4501885"/>
+                    </a:xfrm>
+                    <a:prstGeom prst="rect">
+                      <a:avLst/>
+                    </a:prstGeom>
+                  </pic:spPr>
+                </pic:pic>
+              </a:graphicData>
+            </a:graphic>
+            <wp14:sizeRelH relativeFrom="page">
+              <wp14:pctWidth>0</wp14:pctWidth>
+            </wp14:sizeRelH>
+            <wp14:sizeRelV relativeFrom="page">
+              <wp14:pctHeight>0</wp14:pctHeight>
+            </wp14:sizeRelV>
+          </wp:anchor>
+        </w:drawing>
+      </w:r>
+    </w:p>
+    <w:p/>
+    <w:p>
+      <w:pPr>
+        <w:spacing w:after="0" w:line="240" w:lineRule="auto"/>
+        <w:rPr>
+          <w:rFonts w:ascii="Times New Roman" w:eastAsia="Times New Roman" w:hAnsi="Times New Roman" w:cs="Times New Roman"/>
+          <w:sz w:val="24"/>
+          <w:szCs w:val="24"/>
+          <w:lang w:eastAsia="fr-FR"/>
+        </w:rPr>
+      </w:pPr>
     </w:p>
     <w:p>
       <w:r>
@@ -5416,27 +5788,27 @@
         <mc:AlternateContent>
           <mc:Choice Requires="wps">
             <w:drawing>
-              <wp:anchor distT="0" distB="0" distL="114300" distR="114300" simplePos="0" relativeHeight="251677696" behindDoc="0" locked="0" layoutInCell="1" allowOverlap="1" wp14:anchorId="07F304B2" wp14:editId="14BEA934">
+              <wp:anchor distT="0" distB="0" distL="114300" distR="114300" simplePos="0" relativeHeight="251590656" behindDoc="0" locked="0" layoutInCell="1" allowOverlap="1" wp14:anchorId="175BD738" wp14:editId="06924301">
                 <wp:simplePos x="0" y="0"/>
                 <wp:positionH relativeFrom="margin">
-                  <wp:posOffset>3528827</wp:posOffset>
+                  <wp:posOffset>1009650</wp:posOffset>
                 </wp:positionH>
                 <wp:positionV relativeFrom="paragraph">
-                  <wp:posOffset>310587</wp:posOffset>
+                  <wp:posOffset>1220787</wp:posOffset>
                 </wp:positionV>
-                <wp:extent cx="1562100" cy="1876425"/>
-                <wp:effectExtent l="38100" t="38100" r="19050" b="28575"/>
+                <wp:extent cx="1209675" cy="909637"/>
+                <wp:effectExtent l="0" t="38100" r="47625" b="24130"/>
                 <wp:wrapNone/>
-                <wp:docPr id="65" name="Connecteur droit avec flèche 65"/>
+                <wp:docPr id="66" name="Connecteur droit avec flèche 66"/>
                 <wp:cNvGraphicFramePr/>
                 <a:graphic xmlns:a="http://schemas.openxmlformats.org/drawingml/2006/main">
                   <a:graphicData uri="http://schemas.microsoft.com/office/word/2010/wordprocessingShape">
                     <wps:wsp>
                       <wps:cNvCnPr/>
                       <wps:spPr>
-                        <a:xfrm flipH="1" flipV="1">
+                        <a:xfrm flipV="1">
                           <a:off x="0" y="0"/>
-                          <a:ext cx="1562100" cy="1876425"/>
+                          <a:ext cx="1209675" cy="909637"/>
                         </a:xfrm>
                         <a:prstGeom prst="straightConnector1">
                           <a:avLst/>
@@ -5477,7 +5849,7 @@
           </mc:Choice>
           <mc:Fallback>
             <w:pict>
-              <v:shape w14:anchorId="10DC5FB7" id="Connecteur droit avec flèche 65" o:spid="_x0000_s1026" type="#_x0000_t32" style="position:absolute;margin-left:277.85pt;margin-top:24.45pt;width:123pt;height:147.75pt;flip:x y;z-index:251677696;visibility:visible;mso-wrap-style:square;mso-width-percent:0;mso-height-percent:0;mso-wrap-distance-left:9pt;mso-wrap-distance-top:0;mso-wrap-distance-right:9pt;mso-wrap-distance-bottom:0;mso-position-horizontal:absolute;mso-position-horizontal-relative:margin;mso-position-vertical:absolute;mso-position-vertical-relative:text;mso-width-percent:0;mso-height-percent:0;mso-width-relative:margin;mso-height-relative:margin" o:gfxdata="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" strokecolor="#324b9b" strokeweight="2pt">
+              <v:shape w14:anchorId="39A9EA96" id="Connecteur droit avec flèche 66" o:spid="_x0000_s1026" type="#_x0000_t32" style="position:absolute;margin-left:79.5pt;margin-top:96.1pt;width:95.25pt;height:71.6pt;flip:y;z-index:251590656;visibility:visible;mso-wrap-style:square;mso-width-percent:0;mso-height-percent:0;mso-wrap-distance-left:9pt;mso-wrap-distance-top:0;mso-wrap-distance-right:9pt;mso-wrap-distance-bottom:0;mso-position-horizontal:absolute;mso-position-horizontal-relative:margin;mso-position-vertical:absolute;mso-position-vertical-relative:text;mso-width-percent:0;mso-height-percent:0;mso-width-relative:margin;mso-height-relative:margin" o:gfxdata="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" strokecolor="#324b9b" strokeweight="2pt">
                 <v:stroke endarrow="open" joinstyle="miter"/>
                 <w10:wrap anchorx="margin"/>
               </v:shape>
@@ -5485,19 +5857,6 @@
           </mc:Fallback>
         </mc:AlternateContent>
       </w:r>
-    </w:p>
-    <w:p>
-      <w:pPr>
-        <w:spacing w:after="0" w:line="240" w:lineRule="auto"/>
-        <w:rPr>
-          <w:rFonts w:ascii="Times New Roman" w:eastAsia="Times New Roman" w:hAnsi="Times New Roman" w:cs="Times New Roman"/>
-          <w:sz w:val="24"/>
-          <w:szCs w:val="24"/>
-          <w:lang w:eastAsia="fr-FR"/>
-        </w:rPr>
-      </w:pPr>
-    </w:p>
-    <w:p>
       <w:r>
         <w:rPr>
           <w:noProof/>
@@ -5506,27 +5865,27 @@
         <mc:AlternateContent>
           <mc:Choice Requires="wps">
             <w:drawing>
-              <wp:anchor distT="0" distB="0" distL="114300" distR="114300" simplePos="0" relativeHeight="251650048" behindDoc="0" locked="0" layoutInCell="1" allowOverlap="1" wp14:anchorId="175BD738" wp14:editId="7C0CCD02">
+              <wp:anchor distT="0" distB="0" distL="114300" distR="114300" simplePos="0" relativeHeight="251674624" behindDoc="0" locked="0" layoutInCell="1" allowOverlap="1" wp14:anchorId="07F304B2" wp14:editId="0947C40B">
                 <wp:simplePos x="0" y="0"/>
                 <wp:positionH relativeFrom="margin">
-                  <wp:posOffset>1009291</wp:posOffset>
+                  <wp:posOffset>3867149</wp:posOffset>
                 </wp:positionH>
                 <wp:positionV relativeFrom="paragraph">
-                  <wp:posOffset>1494765</wp:posOffset>
+                  <wp:posOffset>44449</wp:posOffset>
                 </wp:positionV>
-                <wp:extent cx="1745770" cy="638355"/>
-                <wp:effectExtent l="0" t="57150" r="6985" b="28575"/>
+                <wp:extent cx="1223963" cy="1633538"/>
+                <wp:effectExtent l="38100" t="38100" r="33655" b="24130"/>
                 <wp:wrapNone/>
-                <wp:docPr id="66" name="Connecteur droit avec flèche 66"/>
+                <wp:docPr id="65" name="Connecteur droit avec flèche 65"/>
                 <wp:cNvGraphicFramePr/>
                 <a:graphic xmlns:a="http://schemas.openxmlformats.org/drawingml/2006/main">
                   <a:graphicData uri="http://schemas.microsoft.com/office/word/2010/wordprocessingShape">
                     <wps:wsp>
                       <wps:cNvCnPr/>
                       <wps:spPr>
-                        <a:xfrm flipV="1">
+                        <a:xfrm flipH="1" flipV="1">
                           <a:off x="0" y="0"/>
-                          <a:ext cx="1745770" cy="638355"/>
+                          <a:ext cx="1223963" cy="1633538"/>
                         </a:xfrm>
                         <a:prstGeom prst="straightConnector1">
                           <a:avLst/>
@@ -5567,7 +5926,7 @@
           </mc:Choice>
           <mc:Fallback>
             <w:pict>
-              <v:shape w14:anchorId="0B4AA9E5" id="Connecteur droit avec flèche 66" o:spid="_x0000_s1026" type="#_x0000_t32" style="position:absolute;margin-left:79.45pt;margin-top:117.7pt;width:137.45pt;height:50.25pt;flip:y;z-index:251650048;visibility:visible;mso-wrap-style:square;mso-width-percent:0;mso-height-percent:0;mso-wrap-distance-left:9pt;mso-wrap-distance-top:0;mso-wrap-distance-right:9pt;mso-wrap-distance-bottom:0;mso-position-horizontal:absolute;mso-position-horizontal-relative:margin;mso-position-vertical:absolute;mso-position-vertical-relative:text;mso-width-percent:0;mso-height-percent:0;mso-width-relative:margin;mso-height-relative:margin" o:gfxdata="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" strokecolor="#324b9b" strokeweight="2pt">
+              <v:shape w14:anchorId="2304DE66" id="Connecteur droit avec flèche 65" o:spid="_x0000_s1026" type="#_x0000_t32" style="position:absolute;margin-left:304.5pt;margin-top:3.5pt;width:96.4pt;height:128.65pt;flip:x y;z-index:251674624;visibility:visible;mso-wrap-style:square;mso-width-percent:0;mso-height-percent:0;mso-wrap-distance-left:9pt;mso-wrap-distance-top:0;mso-wrap-distance-right:9pt;mso-wrap-distance-bottom:0;mso-position-horizontal:absolute;mso-position-horizontal-relative:margin;mso-position-vertical:absolute;mso-position-vertical-relative:text;mso-width-percent:0;mso-height-percent:0;mso-width-relative:margin;mso-height-relative:margin" o:gfxdata="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" strokecolor="#324b9b" strokeweight="2pt">
                 <v:stroke endarrow="open" joinstyle="miter"/>
                 <w10:wrap anchorx="margin"/>
               </v:shape>
@@ -5583,7 +5942,7 @@
         <mc:AlternateContent>
           <mc:Choice Requires="wps">
             <w:drawing>
-              <wp:anchor distT="0" distB="0" distL="114300" distR="114300" simplePos="0" relativeHeight="251655168" behindDoc="0" locked="0" layoutInCell="1" allowOverlap="1" wp14:anchorId="74063EE3" wp14:editId="55AD394B">
+              <wp:anchor distT="0" distB="0" distL="114300" distR="114300" simplePos="0" relativeHeight="251649536" behindDoc="0" locked="0" layoutInCell="1" allowOverlap="1" wp14:anchorId="74063EE3" wp14:editId="2750473A">
                 <wp:simplePos x="0" y="0"/>
                 <wp:positionH relativeFrom="column">
                   <wp:posOffset>-457200</wp:posOffset>
@@ -5678,7 +6037,7 @@
           </mc:Choice>
           <mc:Fallback>
             <w:pict>
-              <v:shape w14:anchorId="74063EE3" id="Zone de texte 68" o:spid="_x0000_s1050" type="#_x0000_t202" style="position:absolute;margin-left:-36pt;margin-top:146.25pt;width:116.85pt;height:59.25pt;z-index:251655168;visibility:visible;mso-wrap-style:square;mso-width-percent:0;mso-height-percent:0;mso-wrap-distance-left:9pt;mso-wrap-distance-top:0;mso-wrap-distance-right:9pt;mso-wrap-distance-bottom:0;mso-position-horizontal:absolute;mso-position-horizontal-relative:text;mso-position-vertical:absolute;mso-position-vertical-relative:text;mso-width-percent:0;mso-height-percent:0;mso-width-relative:margin;mso-height-relative:margin;v-text-anchor:top" o:gfxdata="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" filled="f" stroked="f" strokeweight=".5pt">
+              <v:shape w14:anchorId="74063EE3" id="Zone de texte 68" o:spid="_x0000_s1050" type="#_x0000_t202" style="position:absolute;margin-left:-36pt;margin-top:146.25pt;width:116.85pt;height:59.25pt;z-index:251649536;visibility:visible;mso-wrap-style:square;mso-width-percent:0;mso-height-percent:0;mso-wrap-distance-left:9pt;mso-wrap-distance-top:0;mso-wrap-distance-right:9pt;mso-wrap-distance-bottom:0;mso-position-horizontal:absolute;mso-position-horizontal-relative:text;mso-position-vertical:absolute;mso-position-vertical-relative:text;mso-width-percent:0;mso-height-percent:0;mso-width-relative:margin;mso-height-relative:margin;v-text-anchor:top" o:gfxdata="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" filled="f" stroked="f" strokeweight=".5pt">
                 <v:textbox>
                   <w:txbxContent>
                     <w:p>
@@ -5722,7 +6081,7 @@
         <mc:AlternateContent>
           <mc:Choice Requires="wps">
             <w:drawing>
-              <wp:anchor distT="0" distB="0" distL="114300" distR="114300" simplePos="0" relativeHeight="251654144" behindDoc="0" locked="0" layoutInCell="1" allowOverlap="1" wp14:anchorId="693279E3" wp14:editId="2095E40E">
+              <wp:anchor distT="0" distB="0" distL="114300" distR="114300" simplePos="0" relativeHeight="251648512" behindDoc="0" locked="0" layoutInCell="1" allowOverlap="1" wp14:anchorId="693279E3" wp14:editId="6E3FF96A">
                 <wp:simplePos x="0" y="0"/>
                 <wp:positionH relativeFrom="column">
                   <wp:posOffset>4747536</wp:posOffset>
@@ -5805,7 +6164,7 @@
           </mc:Choice>
           <mc:Fallback>
             <w:pict>
-              <v:shape w14:anchorId="693279E3" id="Zone de texte 67" o:spid="_x0000_s1051" type="#_x0000_t202" style="position:absolute;margin-left:373.8pt;margin-top:138.6pt;width:168.75pt;height:59.25pt;z-index:251654144;visibility:visible;mso-wrap-style:square;mso-width-percent:0;mso-height-percent:0;mso-wrap-distance-left:9pt;mso-wrap-distance-top:0;mso-wrap-distance-right:9pt;mso-wrap-distance-bottom:0;mso-position-horizontal:absolute;mso-position-horizontal-relative:text;mso-position-vertical:absolute;mso-position-vertical-relative:text;mso-width-percent:0;mso-height-percent:0;mso-width-relative:margin;mso-height-relative:margin;v-text-anchor:top" o:gfxdata="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" filled="f" stroked="f" strokeweight=".5pt">
+              <v:shape w14:anchorId="693279E3" id="Zone de texte 67" o:spid="_x0000_s1051" type="#_x0000_t202" style="position:absolute;margin-left:373.8pt;margin-top:138.6pt;width:168.75pt;height:59.25pt;z-index:251648512;visibility:visible;mso-wrap-style:square;mso-width-percent:0;mso-height-percent:0;mso-wrap-distance-left:9pt;mso-wrap-distance-top:0;mso-wrap-distance-right:9pt;mso-wrap-distance-bottom:0;mso-position-horizontal:absolute;mso-position-horizontal-relative:text;mso-position-vertical:absolute;mso-position-vertical-relative:text;mso-width-percent:0;mso-height-percent:0;mso-width-relative:margin;mso-height-relative:margin;v-text-anchor:top" o:gfxdata="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" filled="f" stroked="f" strokeweight=".5pt">
                 <v:textbox>
                   <w:txbxContent>
                     <w:p>
@@ -5842,32 +6201,12 @@
       <w:r>
         <w:rPr>
           <w:noProof/>
-        </w:rPr>
-        <w:pict w14:anchorId="5160BEDF">
-          <v:shape id="_x0000_s1043" type="#_x0000_t75" style="position:absolute;left:0;text-align:left;margin-left:406.9pt;margin-top:214.1pt;width:219.7pt;height:215.35pt;z-index:-251617280;mso-position-horizontal-relative:text;mso-position-vertical-relative:text">
-            <v:imagedata r:id="rId22" o:title="2"/>
-          </v:shape>
-        </w:pict>
-      </w:r>
-      <w:r>
-        <w:rPr>
-          <w:noProof/>
-        </w:rPr>
-        <w:pict w14:anchorId="4E0EEE57">
-          <v:shape id="_x0000_s1042" type="#_x0000_t75" style="position:absolute;left:0;text-align:left;margin-left:211.1pt;margin-top:74.85pt;width:290.1pt;height:279.8pt;z-index:-251618304;mso-position-horizontal-relative:text;mso-position-vertical-relative:text">
-            <v:imagedata r:id="rId23" o:title="1"/>
-          </v:shape>
-        </w:pict>
-      </w:r>
-      <w:r>
-        <w:rPr>
-          <w:noProof/>
           <w:lang w:eastAsia="fr-FR"/>
         </w:rPr>
         <mc:AlternateContent>
           <mc:Choice Requires="wps">
             <w:drawing>
-              <wp:anchor distT="0" distB="0" distL="114300" distR="114300" simplePos="0" relativeHeight="251671552" behindDoc="0" locked="0" layoutInCell="1" allowOverlap="1" wp14:anchorId="24B6EA31" wp14:editId="18431872">
+              <wp:anchor distT="0" distB="0" distL="114300" distR="114300" simplePos="0" relativeHeight="251638784" behindDoc="0" locked="0" layoutInCell="1" allowOverlap="1" wp14:anchorId="24B6EA31" wp14:editId="4DC94F51">
                 <wp:simplePos x="0" y="0"/>
                 <wp:positionH relativeFrom="margin">
                   <wp:posOffset>8039100</wp:posOffset>
@@ -5949,7 +6288,7 @@
           </mc:Choice>
           <mc:Fallback>
             <w:pict>
-              <v:shape w14:anchorId="24B6EA31" id="Zone de texte 102" o:spid="_x0000_s1052" type="#_x0000_t202" style="position:absolute;left:0;text-align:left;margin-left:633pt;margin-top:368.6pt;width:168.75pt;height:59.25pt;z-index:251671552;visibility:visible;mso-wrap-style:square;mso-width-percent:0;mso-height-percent:0;mso-wrap-distance-left:9pt;mso-wrap-distance-top:0;mso-wrap-distance-right:9pt;mso-wrap-distance-bottom:0;mso-position-horizontal:absolute;mso-position-horizontal-relative:margin;mso-position-vertical:absolute;mso-position-vertical-relative:text;mso-width-percent:0;mso-height-percent:0;mso-width-relative:margin;mso-height-relative:margin;v-text-anchor:top" o:gfxdata="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" filled="f" stroked="f" strokeweight=".5pt">
+              <v:shape w14:anchorId="24B6EA31" id="Zone de texte 102" o:spid="_x0000_s1052" type="#_x0000_t202" style="position:absolute;left:0;text-align:left;margin-left:633pt;margin-top:368.6pt;width:168.75pt;height:59.25pt;z-index:251638784;visibility:visible;mso-wrap-style:square;mso-width-percent:0;mso-height-percent:0;mso-wrap-distance-left:9pt;mso-wrap-distance-top:0;mso-wrap-distance-right:9pt;mso-wrap-distance-bottom:0;mso-position-horizontal:absolute;mso-position-horizontal-relative:margin;mso-position-vertical:absolute;mso-position-vertical-relative:text;mso-width-percent:0;mso-height-percent:0;mso-width-relative:margin;mso-height-relative:margin;v-text-anchor:top" o:gfxdata="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" filled="f" stroked="f" strokeweight=".5pt">
                 <v:textbox>
                   <w:txbxContent>
                     <w:p>
@@ -5981,7 +6320,7 @@
         <mc:AlternateContent>
           <mc:Choice Requires="wps">
             <w:drawing>
-              <wp:anchor distT="0" distB="0" distL="114300" distR="114300" simplePos="0" relativeHeight="251670528" behindDoc="0" locked="0" layoutInCell="1" allowOverlap="1" wp14:anchorId="610D7B32" wp14:editId="3FF727AA">
+              <wp:anchor distT="0" distB="0" distL="114300" distR="114300" simplePos="0" relativeHeight="251633664" behindDoc="0" locked="0" layoutInCell="1" allowOverlap="1" wp14:anchorId="610D7B32" wp14:editId="04B527DB">
                 <wp:simplePos x="0" y="0"/>
                 <wp:positionH relativeFrom="margin">
                   <wp:posOffset>6848474</wp:posOffset>
@@ -6042,7 +6381,7 @@
           </mc:Choice>
           <mc:Fallback>
             <w:pict>
-              <v:shape w14:anchorId="5068C9FB" id="Connecteur droit avec flèche 101" o:spid="_x0000_s1026" type="#_x0000_t32" style="position:absolute;margin-left:539.25pt;margin-top:342.35pt;width:98.25pt;height:27.75pt;flip:x y;z-index:251670528;visibility:visible;mso-wrap-style:square;mso-width-percent:0;mso-height-percent:0;mso-wrap-distance-left:9pt;mso-wrap-distance-top:0;mso-wrap-distance-right:9pt;mso-wrap-distance-bottom:0;mso-position-horizontal:absolute;mso-position-horizontal-relative:margin;mso-position-vertical:absolute;mso-position-vertical-relative:text;mso-width-percent:0;mso-height-percent:0;mso-width-relative:margin;mso-height-relative:margin" o:gfxdata="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" strokecolor="#324b9b" strokeweight="2pt">
+              <v:shape w14:anchorId="08DF6FBE" id="Connecteur droit avec flèche 101" o:spid="_x0000_s1026" type="#_x0000_t32" style="position:absolute;margin-left:539.25pt;margin-top:342.35pt;width:98.25pt;height:27.75pt;flip:x y;z-index:251633664;visibility:visible;mso-wrap-style:square;mso-width-percent:0;mso-height-percent:0;mso-wrap-distance-left:9pt;mso-wrap-distance-top:0;mso-wrap-distance-right:9pt;mso-wrap-distance-bottom:0;mso-position-horizontal:absolute;mso-position-horizontal-relative:margin;mso-position-vertical:absolute;mso-position-vertical-relative:text;mso-width-percent:0;mso-height-percent:0;mso-width-relative:margin;mso-height-relative:margin" o:gfxdata="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" strokecolor="#324b9b" strokeweight="2pt">
                 <v:stroke endarrow="open" joinstyle="miter"/>
                 <w10:wrap anchorx="margin"/>
               </v:shape>
@@ -6058,7 +6397,7 @@
         <mc:AlternateContent>
           <mc:Choice Requires="wps">
             <w:drawing>
-              <wp:anchor distT="0" distB="0" distL="114300" distR="114300" simplePos="0" relativeHeight="251656192" behindDoc="0" locked="0" layoutInCell="1" allowOverlap="1" wp14:anchorId="41F654CC" wp14:editId="07B98AD0">
+              <wp:anchor distT="0" distB="0" distL="114300" distR="114300" simplePos="0" relativeHeight="251599872" behindDoc="0" locked="0" layoutInCell="1" allowOverlap="1" wp14:anchorId="41F654CC" wp14:editId="76C34C23">
                 <wp:simplePos x="0" y="0"/>
                 <wp:positionH relativeFrom="margin">
                   <wp:align>left</wp:align>
@@ -6141,7 +6480,7 @@
           </mc:Choice>
           <mc:Fallback>
             <w:pict>
-              <v:shape w14:anchorId="41F654CC" id="Zone de texte 71" o:spid="_x0000_s1053" type="#_x0000_t202" style="position:absolute;left:0;text-align:left;margin-left:0;margin-top:141.4pt;width:168.75pt;height:59.25pt;z-index:251656192;visibility:visible;mso-wrap-style:square;mso-width-percent:0;mso-height-percent:0;mso-wrap-distance-left:9pt;mso-wrap-distance-top:0;mso-wrap-distance-right:9pt;mso-wrap-distance-bottom:0;mso-position-horizontal:left;mso-position-horizontal-relative:margin;mso-position-vertical:absolute;mso-position-vertical-relative:text;mso-width-percent:0;mso-height-percent:0;mso-width-relative:margin;mso-height-relative:margin;v-text-anchor:top" o:gfxdata="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" filled="f" stroked="f" strokeweight=".5pt">
+              <v:shape w14:anchorId="41F654CC" id="Zone de texte 71" o:spid="_x0000_s1053" type="#_x0000_t202" style="position:absolute;left:0;text-align:left;margin-left:0;margin-top:141.4pt;width:168.75pt;height:59.25pt;z-index:251599872;visibility:visible;mso-wrap-style:square;mso-width-percent:0;mso-height-percent:0;mso-wrap-distance-left:9pt;mso-wrap-distance-top:0;mso-wrap-distance-right:9pt;mso-wrap-distance-bottom:0;mso-position-horizontal:left;mso-position-horizontal-relative:margin;mso-position-vertical:absolute;mso-position-vertical-relative:text;mso-width-percent:0;mso-height-percent:0;mso-width-relative:margin;mso-height-relative:margin;v-text-anchor:top" o:gfxdata="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" filled="f" stroked="f" strokeweight=".5pt">
                 <v:textbox>
                   <w:txbxContent>
                     <w:p>
@@ -6174,7 +6513,7 @@
         <mc:AlternateContent>
           <mc:Choice Requires="wps">
             <w:drawing>
-              <wp:anchor distT="0" distB="0" distL="114300" distR="114300" simplePos="0" relativeHeight="251680768" behindDoc="0" locked="0" layoutInCell="1" allowOverlap="1" wp14:anchorId="3B28D2C6" wp14:editId="740F102C">
+              <wp:anchor distT="0" distB="0" distL="114300" distR="114300" simplePos="0" relativeHeight="251677696" behindDoc="0" locked="0" layoutInCell="1" allowOverlap="1" wp14:anchorId="3B28D2C6" wp14:editId="213894E4">
                 <wp:simplePos x="0" y="0"/>
                 <wp:positionH relativeFrom="margin">
                   <wp:posOffset>2095500</wp:posOffset>
@@ -6235,7 +6574,7 @@
           </mc:Choice>
           <mc:Fallback>
             <w:pict>
-              <v:shape w14:anchorId="008618F6" id="Connecteur droit avec flèche 70" o:spid="_x0000_s1026" type="#_x0000_t32" style="position:absolute;margin-left:165pt;margin-top:123.4pt;width:103.5pt;height:28.5pt;flip:y;z-index:251680768;visibility:visible;mso-wrap-style:square;mso-width-percent:0;mso-height-percent:0;mso-wrap-distance-left:9pt;mso-wrap-distance-top:0;mso-wrap-distance-right:9pt;mso-wrap-distance-bottom:0;mso-position-horizontal:absolute;mso-position-horizontal-relative:margin;mso-position-vertical:absolute;mso-position-vertical-relative:text;mso-width-percent:0;mso-height-percent:0;mso-width-relative:margin;mso-height-relative:margin" o:gfxdata="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" strokecolor="#324b9b" strokeweight="2pt">
+              <v:shape w14:anchorId="09FBB9CB" id="Connecteur droit avec flèche 70" o:spid="_x0000_s1026" type="#_x0000_t32" style="position:absolute;margin-left:165pt;margin-top:123.4pt;width:103.5pt;height:28.5pt;flip:y;z-index:251677696;visibility:visible;mso-wrap-style:square;mso-width-percent:0;mso-height-percent:0;mso-wrap-distance-left:9pt;mso-wrap-distance-top:0;mso-wrap-distance-right:9pt;mso-wrap-distance-bottom:0;mso-position-horizontal:absolute;mso-position-horizontal-relative:margin;mso-position-vertical:absolute;mso-position-vertical-relative:text;mso-width-percent:0;mso-height-percent:0;mso-width-relative:margin;mso-height-relative:margin" o:gfxdata="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" strokecolor="#324b9b" strokeweight="2pt">
                 <v:stroke endarrow="open" joinstyle="miter"/>
                 <w10:wrap anchorx="margin"/>
               </v:shape>
@@ -6271,6 +6610,113 @@
       <w:r>
         <w:t xml:space="preserve"> dessin d’un volume rectangulaire sans matériau.</w:t>
       </w:r>
+    </w:p>
+    <w:p>
+      <w:pPr>
+        <w:jc w:val="center"/>
+      </w:pPr>
+      <w:r>
+        <w:drawing>
+          <wp:anchor distT="0" distB="0" distL="114300" distR="114300" simplePos="0" relativeHeight="251743232" behindDoc="1" locked="0" layoutInCell="1" allowOverlap="1" wp14:anchorId="359E619E" wp14:editId="1F782507">
+            <wp:simplePos x="0" y="0"/>
+            <wp:positionH relativeFrom="column">
+              <wp:posOffset>4733607</wp:posOffset>
+            </wp:positionH>
+            <wp:positionV relativeFrom="paragraph">
+              <wp:posOffset>1724342</wp:posOffset>
+            </wp:positionV>
+            <wp:extent cx="2764627" cy="2719388"/>
+            <wp:effectExtent l="0" t="0" r="0" b="5080"/>
+            <wp:wrapNone/>
+            <wp:docPr id="605020464" name="Image 1"/>
+            <wp:cNvGraphicFramePr>
+              <a:graphicFrameLocks xmlns:a="http://schemas.openxmlformats.org/drawingml/2006/main" noChangeAspect="1"/>
+            </wp:cNvGraphicFramePr>
+            <a:graphic xmlns:a="http://schemas.openxmlformats.org/drawingml/2006/main">
+              <a:graphicData uri="http://schemas.openxmlformats.org/drawingml/2006/picture">
+                <pic:pic xmlns:pic="http://schemas.openxmlformats.org/drawingml/2006/picture">
+                  <pic:nvPicPr>
+                    <pic:cNvPr id="605020464" name=""/>
+                    <pic:cNvPicPr/>
+                  </pic:nvPicPr>
+                  <pic:blipFill>
+                    <a:blip r:embed="rId21"/>
+                    <a:stretch>
+                      <a:fillRect/>
+                    </a:stretch>
+                  </pic:blipFill>
+                  <pic:spPr>
+                    <a:xfrm>
+                      <a:off x="0" y="0"/>
+                      <a:ext cx="2764627" cy="2719388"/>
+                    </a:xfrm>
+                    <a:prstGeom prst="rect">
+                      <a:avLst/>
+                    </a:prstGeom>
+                  </pic:spPr>
+                </pic:pic>
+              </a:graphicData>
+            </a:graphic>
+            <wp14:sizeRelH relativeFrom="page">
+              <wp14:pctWidth>0</wp14:pctWidth>
+            </wp14:sizeRelH>
+            <wp14:sizeRelV relativeFrom="page">
+              <wp14:pctHeight>0</wp14:pctHeight>
+            </wp14:sizeRelV>
+          </wp:anchor>
+        </w:drawing>
+      </w:r>
+      <w:r>
+        <w:drawing>
+          <wp:anchor distT="0" distB="0" distL="114300" distR="114300" simplePos="0" relativeHeight="251739136" behindDoc="1" locked="0" layoutInCell="1" allowOverlap="1" wp14:anchorId="634F8794" wp14:editId="7E6C6553">
+            <wp:simplePos x="0" y="0"/>
+            <wp:positionH relativeFrom="column">
+              <wp:posOffset>2647950</wp:posOffset>
+            </wp:positionH>
+            <wp:positionV relativeFrom="paragraph">
+              <wp:posOffset>319</wp:posOffset>
+            </wp:positionV>
+            <wp:extent cx="3476143" cy="3238500"/>
+            <wp:effectExtent l="0" t="0" r="0" b="0"/>
+            <wp:wrapNone/>
+            <wp:docPr id="629556052" name="Image 1"/>
+            <wp:cNvGraphicFramePr>
+              <a:graphicFrameLocks xmlns:a="http://schemas.openxmlformats.org/drawingml/2006/main" noChangeAspect="1"/>
+            </wp:cNvGraphicFramePr>
+            <a:graphic xmlns:a="http://schemas.openxmlformats.org/drawingml/2006/main">
+              <a:graphicData uri="http://schemas.openxmlformats.org/drawingml/2006/picture">
+                <pic:pic xmlns:pic="http://schemas.openxmlformats.org/drawingml/2006/picture">
+                  <pic:nvPicPr>
+                    <pic:cNvPr id="629556052" name=""/>
+                    <pic:cNvPicPr/>
+                  </pic:nvPicPr>
+                  <pic:blipFill>
+                    <a:blip r:embed="rId22"/>
+                    <a:stretch>
+                      <a:fillRect/>
+                    </a:stretch>
+                  </pic:blipFill>
+                  <pic:spPr>
+                    <a:xfrm>
+                      <a:off x="0" y="0"/>
+                      <a:ext cx="3478937" cy="3241103"/>
+                    </a:xfrm>
+                    <a:prstGeom prst="rect">
+                      <a:avLst/>
+                    </a:prstGeom>
+                  </pic:spPr>
+                </pic:pic>
+              </a:graphicData>
+            </a:graphic>
+            <wp14:sizeRelH relativeFrom="page">
+              <wp14:pctWidth>0</wp14:pctWidth>
+            </wp14:sizeRelH>
+            <wp14:sizeRelV relativeFrom="page">
+              <wp14:pctHeight>0</wp14:pctHeight>
+            </wp14:sizeRelV>
+          </wp:anchor>
+        </w:drawing>
+      </w:r>
       <w:r>
         <w:br w:type="page"/>
       </w:r>
@@ -6292,14 +6738,55 @@
         <w:jc w:val="center"/>
       </w:pPr>
       <w:r>
-        <w:rPr>
-          <w:noProof/>
-        </w:rPr>
-        <w:pict w14:anchorId="40C3C11D">
-          <v:shape id="_x0000_s1044" type="#_x0000_t75" style="position:absolute;left:0;text-align:left;margin-left:325.4pt;margin-top:17.6pt;width:87.6pt;height:37.35pt;z-index:-251616256;mso-position-horizontal-relative:text;mso-position-vertical-relative:text">
-            <v:imagedata r:id="rId24" o:title="Picture"/>
-          </v:shape>
-        </w:pict>
+        <w:drawing>
+          <wp:anchor distT="0" distB="0" distL="114300" distR="114300" simplePos="0" relativeHeight="251672064" behindDoc="1" locked="0" layoutInCell="1" allowOverlap="1" wp14:anchorId="4EA2E913" wp14:editId="4C76EBFA">
+            <wp:simplePos x="0" y="0"/>
+            <wp:positionH relativeFrom="column">
+              <wp:posOffset>4152900</wp:posOffset>
+            </wp:positionH>
+            <wp:positionV relativeFrom="paragraph">
+              <wp:posOffset>184467</wp:posOffset>
+            </wp:positionV>
+            <wp:extent cx="1055461" cy="361981"/>
+            <wp:effectExtent l="0" t="0" r="0" b="0"/>
+            <wp:wrapNone/>
+            <wp:docPr id="1108266402" name="Image 1"/>
+            <wp:cNvGraphicFramePr>
+              <a:graphicFrameLocks xmlns:a="http://schemas.openxmlformats.org/drawingml/2006/main" noChangeAspect="1"/>
+            </wp:cNvGraphicFramePr>
+            <a:graphic xmlns:a="http://schemas.openxmlformats.org/drawingml/2006/main">
+              <a:graphicData uri="http://schemas.openxmlformats.org/drawingml/2006/picture">
+                <pic:pic xmlns:pic="http://schemas.openxmlformats.org/drawingml/2006/picture">
+                  <pic:nvPicPr>
+                    <pic:cNvPr id="1108266402" name=""/>
+                    <pic:cNvPicPr/>
+                  </pic:nvPicPr>
+                  <pic:blipFill>
+                    <a:blip r:embed="rId23"/>
+                    <a:stretch>
+                      <a:fillRect/>
+                    </a:stretch>
+                  </pic:blipFill>
+                  <pic:spPr>
+                    <a:xfrm>
+                      <a:off x="0" y="0"/>
+                      <a:ext cx="1055461" cy="361981"/>
+                    </a:xfrm>
+                    <a:prstGeom prst="rect">
+                      <a:avLst/>
+                    </a:prstGeom>
+                  </pic:spPr>
+                </pic:pic>
+              </a:graphicData>
+            </a:graphic>
+            <wp14:sizeRelH relativeFrom="page">
+              <wp14:pctWidth>0</wp14:pctWidth>
+            </wp14:sizeRelH>
+            <wp14:sizeRelV relativeFrom="page">
+              <wp14:pctHeight>0</wp14:pctHeight>
+            </wp14:sizeRelV>
+          </wp:anchor>
+        </w:drawing>
       </w:r>
     </w:p>
     <w:p>
@@ -6311,7 +6798,7 @@
         <mc:AlternateContent>
           <mc:Choice Requires="wps">
             <w:drawing>
-              <wp:anchor distT="0" distB="0" distL="114300" distR="114300" simplePos="0" relativeHeight="251657216" behindDoc="0" locked="0" layoutInCell="1" allowOverlap="1" wp14:anchorId="2E24BDA4" wp14:editId="4E134AC3">
+              <wp:anchor distT="0" distB="0" distL="114300" distR="114300" simplePos="0" relativeHeight="251651584" behindDoc="0" locked="0" layoutInCell="1" allowOverlap="1" wp14:anchorId="2E24BDA4" wp14:editId="3EF4A8B3">
                 <wp:simplePos x="0" y="0"/>
                 <wp:positionH relativeFrom="margin">
                   <wp:posOffset>3174522</wp:posOffset>
@@ -6372,7 +6859,7 @@
           </mc:Choice>
           <mc:Fallback>
             <w:pict>
-              <v:shape w14:anchorId="0AC39A45" id="Connecteur droit avec flèche 75" o:spid="_x0000_s1026" type="#_x0000_t32" style="position:absolute;margin-left:249.95pt;margin-top:12.8pt;width:75.4pt;height:22.9pt;flip:y;z-index:251657216;visibility:visible;mso-wrap-style:square;mso-width-percent:0;mso-height-percent:0;mso-wrap-distance-left:9pt;mso-wrap-distance-top:0;mso-wrap-distance-right:9pt;mso-wrap-distance-bottom:0;mso-position-horizontal:absolute;mso-position-horizontal-relative:margin;mso-position-vertical:absolute;mso-position-vertical-relative:text;mso-width-percent:0;mso-height-percent:0;mso-width-relative:margin;mso-height-relative:margin" o:gfxdata="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" strokecolor="#324b9b" strokeweight="2pt">
+              <v:shape w14:anchorId="7821D6AE" id="Connecteur droit avec flèche 75" o:spid="_x0000_s1026" type="#_x0000_t32" style="position:absolute;margin-left:249.95pt;margin-top:12.8pt;width:75.4pt;height:22.9pt;flip:y;z-index:251651584;visibility:visible;mso-wrap-style:square;mso-width-percent:0;mso-height-percent:0;mso-wrap-distance-left:9pt;mso-wrap-distance-top:0;mso-wrap-distance-right:9pt;mso-wrap-distance-bottom:0;mso-position-horizontal:absolute;mso-position-horizontal-relative:margin;mso-position-vertical:absolute;mso-position-vertical-relative:text;mso-width-percent:0;mso-height-percent:0;mso-width-relative:margin;mso-height-relative:margin" o:gfxdata="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" strokecolor="#324b9b" strokeweight="2pt">
                 <v:stroke endarrow="open" joinstyle="miter"/>
                 <w10:wrap anchorx="margin"/>
               </v:shape>
@@ -6388,7 +6875,7 @@
         <mc:AlternateContent>
           <mc:Choice Requires="wps">
             <w:drawing>
-              <wp:anchor distT="0" distB="0" distL="114300" distR="114300" simplePos="0" relativeHeight="251658240" behindDoc="0" locked="0" layoutInCell="1" allowOverlap="1" wp14:anchorId="5CA727E2" wp14:editId="098F1DB2">
+              <wp:anchor distT="0" distB="0" distL="114300" distR="114300" simplePos="0" relativeHeight="251652608" behindDoc="0" locked="0" layoutInCell="1" allowOverlap="1" wp14:anchorId="5CA727E2" wp14:editId="4AF89F70">
                 <wp:simplePos x="0" y="0"/>
                 <wp:positionH relativeFrom="margin">
                   <wp:posOffset>1000125</wp:posOffset>
@@ -6471,7 +6958,7 @@
           </mc:Choice>
           <mc:Fallback>
             <w:pict>
-              <v:shape w14:anchorId="5CA727E2" id="Zone de texte 76" o:spid="_x0000_s1054" type="#_x0000_t202" style="position:absolute;margin-left:78.75pt;margin-top:23.05pt;width:168.75pt;height:59.25pt;z-index:251658240;visibility:visible;mso-wrap-style:square;mso-width-percent:0;mso-height-percent:0;mso-wrap-distance-left:9pt;mso-wrap-distance-top:0;mso-wrap-distance-right:9pt;mso-wrap-distance-bottom:0;mso-position-horizontal:absolute;mso-position-horizontal-relative:margin;mso-position-vertical:absolute;mso-position-vertical-relative:text;mso-width-percent:0;mso-height-percent:0;mso-width-relative:margin;mso-height-relative:margin;v-text-anchor:top" o:gfxdata="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" filled="f" stroked="f" strokeweight=".5pt">
+              <v:shape w14:anchorId="5CA727E2" id="Zone de texte 76" o:spid="_x0000_s1054" type="#_x0000_t202" style="position:absolute;margin-left:78.75pt;margin-top:23.05pt;width:168.75pt;height:59.25pt;z-index:251652608;visibility:visible;mso-wrap-style:square;mso-width-percent:0;mso-height-percent:0;mso-wrap-distance-left:9pt;mso-wrap-distance-top:0;mso-wrap-distance-right:9pt;mso-wrap-distance-bottom:0;mso-position-horizontal:absolute;mso-position-horizontal-relative:margin;mso-position-vertical:absolute;mso-position-vertical-relative:text;mso-width-percent:0;mso-height-percent:0;mso-width-relative:margin;mso-height-relative:margin;v-text-anchor:top" o:gfxdata="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" filled="f" stroked="f" strokeweight=".5pt">
                 <v:textbox>
                   <w:txbxContent>
                     <w:p>
@@ -6500,8 +6987,6 @@
     <w:p/>
     <w:p/>
     <w:p>
-      <w:bookmarkStart w:id="0" w:name="_GoBack"/>
-      <w:bookmarkEnd w:id="0"/>
       <w:r>
         <w:br w:type="page"/>
       </w:r>
@@ -6592,39 +7077,18 @@
       <w:r>
         <w:rPr>
           <w:noProof/>
-        </w:rPr>
-        <w:pict w14:anchorId="34EF7C0D">
-          <v:shape id="_x0000_s1046" type="#_x0000_t75" style="position:absolute;margin-left:106pt;margin-top:18.7pt;width:607.2pt;height:390.2pt;z-index:-251614208;mso-position-horizontal-relative:text;mso-position-vertical-relative:text">
-            <v:imagedata r:id="rId25" o:title="1"/>
-          </v:shape>
-        </w:pict>
-      </w:r>
-    </w:p>
-    <w:p>
-      <w:pPr>
-        <w:spacing w:after="0" w:line="240" w:lineRule="auto"/>
-        <w:rPr>
-          <w:rFonts w:ascii="Times New Roman" w:eastAsia="Times New Roman" w:hAnsi="Times New Roman" w:cs="Times New Roman"/>
-          <w:sz w:val="24"/>
-          <w:szCs w:val="24"/>
-          <w:lang w:eastAsia="fr-FR"/>
-        </w:rPr>
-      </w:pPr>
-      <w:r>
-        <w:rPr>
-          <w:noProof/>
           <w:lang w:eastAsia="fr-FR"/>
         </w:rPr>
         <mc:AlternateContent>
           <mc:Choice Requires="wps">
             <w:drawing>
-              <wp:anchor distT="0" distB="0" distL="114300" distR="114300" simplePos="0" relativeHeight="251665408" behindDoc="0" locked="0" layoutInCell="1" allowOverlap="1" wp14:anchorId="2EBF22A9" wp14:editId="6C215261">
+              <wp:anchor distT="0" distB="0" distL="114300" distR="114300" simplePos="0" relativeHeight="251635712" behindDoc="0" locked="0" layoutInCell="1" allowOverlap="1" wp14:anchorId="2EBF22A9" wp14:editId="79C0A327">
                 <wp:simplePos x="0" y="0"/>
                 <wp:positionH relativeFrom="margin">
-                  <wp:posOffset>7295072</wp:posOffset>
+                  <wp:posOffset>5761355</wp:posOffset>
                 </wp:positionH>
                 <wp:positionV relativeFrom="paragraph">
-                  <wp:posOffset>154150</wp:posOffset>
+                  <wp:posOffset>165735</wp:posOffset>
                 </wp:positionV>
                 <wp:extent cx="2143125" cy="323850"/>
                 <wp:effectExtent l="0" t="0" r="0" b="0"/>
@@ -6700,7 +7164,7 @@
           </mc:Choice>
           <mc:Fallback>
             <w:pict>
-              <v:shape w14:anchorId="2EBF22A9" id="Zone de texte 84" o:spid="_x0000_s1055" type="#_x0000_t202" style="position:absolute;margin-left:574.4pt;margin-top:12.15pt;width:168.75pt;height:25.5pt;z-index:251665408;visibility:visible;mso-wrap-style:square;mso-width-percent:0;mso-height-percent:0;mso-wrap-distance-left:9pt;mso-wrap-distance-top:0;mso-wrap-distance-right:9pt;mso-wrap-distance-bottom:0;mso-position-horizontal:absolute;mso-position-horizontal-relative:margin;mso-position-vertical:absolute;mso-position-vertical-relative:text;mso-width-percent:0;mso-height-percent:0;mso-width-relative:margin;mso-height-relative:margin;v-text-anchor:top" o:gfxdata="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" filled="f" stroked="f" strokeweight=".5pt">
+              <v:shape w14:anchorId="2EBF22A9" id="Zone de texte 84" o:spid="_x0000_s1055" type="#_x0000_t202" style="position:absolute;margin-left:453.65pt;margin-top:13.05pt;width:168.75pt;height:25.5pt;z-index:251635712;visibility:visible;mso-wrap-style:square;mso-width-percent:0;mso-height-percent:0;mso-wrap-distance-left:9pt;mso-wrap-distance-top:0;mso-wrap-distance-right:9pt;mso-wrap-distance-bottom:0;mso-position-horizontal:absolute;mso-position-horizontal-relative:margin;mso-position-vertical:absolute;mso-position-vertical-relative:text;mso-width-percent:0;mso-height-percent:0;mso-width-relative:margin;mso-height-relative:margin;v-text-anchor:top" o:gfxdata="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" filled="f" stroked="f" strokeweight=".5pt">
                 <v:textbox>
                   <w:txbxContent>
                     <w:p>
@@ -6727,6 +7191,71 @@
     </w:p>
     <w:p>
       <w:pPr>
+        <w:spacing w:after="0" w:line="240" w:lineRule="auto"/>
+        <w:rPr>
+          <w:rFonts w:ascii="Times New Roman" w:eastAsia="Times New Roman" w:hAnsi="Times New Roman" w:cs="Times New Roman"/>
+          <w:sz w:val="24"/>
+          <w:szCs w:val="24"/>
+          <w:lang w:eastAsia="fr-FR"/>
+        </w:rPr>
+      </w:pPr>
+      <w:r>
+        <w:rPr>
+          <w:lang w:eastAsia="fr-FR"/>
+        </w:rPr>
+        <w:drawing>
+          <wp:anchor distT="0" distB="0" distL="114300" distR="114300" simplePos="0" relativeHeight="251749376" behindDoc="1" locked="0" layoutInCell="1" allowOverlap="1" wp14:anchorId="57A1A442" wp14:editId="5F314B64">
+            <wp:simplePos x="0" y="0"/>
+            <wp:positionH relativeFrom="column">
+              <wp:posOffset>1571625</wp:posOffset>
+            </wp:positionH>
+            <wp:positionV relativeFrom="paragraph">
+              <wp:posOffset>117475</wp:posOffset>
+            </wp:positionV>
+            <wp:extent cx="7415213" cy="4336537"/>
+            <wp:effectExtent l="0" t="0" r="0" b="6985"/>
+            <wp:wrapNone/>
+            <wp:docPr id="150182853" name="Image 1"/>
+            <wp:cNvGraphicFramePr>
+              <a:graphicFrameLocks xmlns:a="http://schemas.openxmlformats.org/drawingml/2006/main" noChangeAspect="1"/>
+            </wp:cNvGraphicFramePr>
+            <a:graphic xmlns:a="http://schemas.openxmlformats.org/drawingml/2006/main">
+              <a:graphicData uri="http://schemas.openxmlformats.org/drawingml/2006/picture">
+                <pic:pic xmlns:pic="http://schemas.openxmlformats.org/drawingml/2006/picture">
+                  <pic:nvPicPr>
+                    <pic:cNvPr id="150182853" name=""/>
+                    <pic:cNvPicPr/>
+                  </pic:nvPicPr>
+                  <pic:blipFill>
+                    <a:blip r:embed="rId24"/>
+                    <a:stretch>
+                      <a:fillRect/>
+                    </a:stretch>
+                  </pic:blipFill>
+                  <pic:spPr>
+                    <a:xfrm>
+                      <a:off x="0" y="0"/>
+                      <a:ext cx="7415213" cy="4336537"/>
+                    </a:xfrm>
+                    <a:prstGeom prst="rect">
+                      <a:avLst/>
+                    </a:prstGeom>
+                  </pic:spPr>
+                </pic:pic>
+              </a:graphicData>
+            </a:graphic>
+            <wp14:sizeRelH relativeFrom="page">
+              <wp14:pctWidth>0</wp14:pctWidth>
+            </wp14:sizeRelH>
+            <wp14:sizeRelV relativeFrom="page">
+              <wp14:pctHeight>0</wp14:pctHeight>
+            </wp14:sizeRelV>
+          </wp:anchor>
+        </w:drawing>
+      </w:r>
+    </w:p>
+    <w:p>
+      <w:pPr>
         <w:rPr>
           <w:lang w:eastAsia="fr-FR"/>
         </w:rPr>
@@ -6739,13 +7268,13 @@
         <mc:AlternateContent>
           <mc:Choice Requires="wps">
             <w:drawing>
-              <wp:anchor distT="0" distB="0" distL="114300" distR="114300" simplePos="0" relativeHeight="251661312" behindDoc="0" locked="0" layoutInCell="1" allowOverlap="1" wp14:anchorId="4E21B93F" wp14:editId="37487E43">
+              <wp:anchor distT="0" distB="0" distL="114300" distR="114300" simplePos="0" relativeHeight="251653632" behindDoc="0" locked="0" layoutInCell="1" allowOverlap="1" wp14:anchorId="4E21B93F" wp14:editId="3F095F4F">
                 <wp:simplePos x="0" y="0"/>
                 <wp:positionH relativeFrom="margin">
-                  <wp:posOffset>6357667</wp:posOffset>
+                  <wp:posOffset>5652770</wp:posOffset>
                 </wp:positionH>
                 <wp:positionV relativeFrom="paragraph">
-                  <wp:posOffset>148529</wp:posOffset>
+                  <wp:posOffset>5080</wp:posOffset>
                 </wp:positionV>
                 <wp:extent cx="900921" cy="414427"/>
                 <wp:effectExtent l="38100" t="0" r="13970" b="62230"/>
@@ -6800,7 +7329,7 @@
           </mc:Choice>
           <mc:Fallback>
             <w:pict>
-              <v:shape w14:anchorId="2D13227B" id="Connecteur droit avec flèche 80" o:spid="_x0000_s1026" type="#_x0000_t32" style="position:absolute;margin-left:500.6pt;margin-top:11.7pt;width:70.95pt;height:32.65pt;flip:x;z-index:251661312;visibility:visible;mso-wrap-style:square;mso-width-percent:0;mso-height-percent:0;mso-wrap-distance-left:9pt;mso-wrap-distance-top:0;mso-wrap-distance-right:9pt;mso-wrap-distance-bottom:0;mso-position-horizontal:absolute;mso-position-horizontal-relative:margin;mso-position-vertical:absolute;mso-position-vertical-relative:text;mso-width-percent:0;mso-height-percent:0;mso-width-relative:margin;mso-height-relative:margin" o:gfxdata="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" strokecolor="#324b9b" strokeweight="2pt">
+              <v:shape w14:anchorId="4F256825" id="Connecteur droit avec flèche 80" o:spid="_x0000_s1026" type="#_x0000_t32" style="position:absolute;margin-left:445.1pt;margin-top:.4pt;width:70.95pt;height:32.65pt;flip:x;z-index:251653632;visibility:visible;mso-wrap-style:square;mso-width-percent:0;mso-height-percent:0;mso-wrap-distance-left:9pt;mso-wrap-distance-top:0;mso-wrap-distance-right:9pt;mso-wrap-distance-bottom:0;mso-position-horizontal:absolute;mso-position-horizontal-relative:margin;mso-position-vertical:absolute;mso-position-vertical-relative:text;mso-width-percent:0;mso-height-percent:0;mso-width-relative:margin;mso-height-relative:margin" o:gfxdata="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" strokecolor="#324b9b" strokeweight="2pt">
                 <v:stroke endarrow="open" joinstyle="miter"/>
                 <w10:wrap anchorx="margin"/>
               </v:shape>
@@ -6823,13 +7352,13 @@
         <mc:AlternateContent>
           <mc:Choice Requires="wps">
             <w:drawing>
-              <wp:anchor distT="0" distB="0" distL="114300" distR="114300" simplePos="0" relativeHeight="251668480" behindDoc="0" locked="0" layoutInCell="1" allowOverlap="1" wp14:anchorId="50F1A609" wp14:editId="7320A1A2">
+              <wp:anchor distT="0" distB="0" distL="114300" distR="114300" simplePos="0" relativeHeight="251646976" behindDoc="0" locked="0" layoutInCell="1" allowOverlap="1" wp14:anchorId="50F1A609" wp14:editId="660E99F1">
                 <wp:simplePos x="0" y="0"/>
                 <wp:positionH relativeFrom="margin">
-                  <wp:posOffset>-304261</wp:posOffset>
+                  <wp:posOffset>-261303</wp:posOffset>
                 </wp:positionH>
                 <wp:positionV relativeFrom="paragraph">
-                  <wp:posOffset>2213466</wp:posOffset>
+                  <wp:posOffset>2012950</wp:posOffset>
                 </wp:positionV>
                 <wp:extent cx="1409700" cy="1343025"/>
                 <wp:effectExtent l="0" t="0" r="0" b="0"/>
@@ -6906,7 +7435,7 @@
           </mc:Choice>
           <mc:Fallback>
             <w:pict>
-              <v:shape w14:anchorId="50F1A609" id="Zone de texte 86" o:spid="_x0000_s1056" type="#_x0000_t202" style="position:absolute;margin-left:-23.95pt;margin-top:174.3pt;width:111pt;height:105.75pt;z-index:251668480;visibility:visible;mso-wrap-style:square;mso-width-percent:0;mso-height-percent:0;mso-wrap-distance-left:9pt;mso-wrap-distance-top:0;mso-wrap-distance-right:9pt;mso-wrap-distance-bottom:0;mso-position-horizontal:absolute;mso-position-horizontal-relative:margin;mso-position-vertical:absolute;mso-position-vertical-relative:text;mso-width-percent:0;mso-height-percent:0;mso-width-relative:margin;mso-height-relative:margin;v-text-anchor:top" o:gfxdata="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" filled="f" stroked="f" strokeweight=".5pt">
+              <v:shape w14:anchorId="50F1A609" id="Zone de texte 86" o:spid="_x0000_s1056" type="#_x0000_t202" style="position:absolute;margin-left:-20.6pt;margin-top:158.5pt;width:111pt;height:105.75pt;z-index:251646976;visibility:visible;mso-wrap-style:square;mso-width-percent:0;mso-height-percent:0;mso-wrap-distance-left:9pt;mso-wrap-distance-top:0;mso-wrap-distance-right:9pt;mso-wrap-distance-bottom:0;mso-position-horizontal:absolute;mso-position-horizontal-relative:margin;mso-position-vertical:absolute;mso-position-vertical-relative:text;mso-width-percent:0;mso-height-percent:0;mso-width-relative:margin;mso-height-relative:margin;v-text-anchor:top" o:gfxdata="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" filled="f" stroked="f" strokeweight=".5pt">
                 <v:textbox>
                   <w:txbxContent>
                     <w:p>
@@ -6939,13 +7468,13 @@
         <mc:AlternateContent>
           <mc:Choice Requires="wps">
             <w:drawing>
-              <wp:anchor distT="0" distB="0" distL="114300" distR="114300" simplePos="0" relativeHeight="251663360" behindDoc="0" locked="0" layoutInCell="1" allowOverlap="1" wp14:anchorId="71614649" wp14:editId="45E5C720">
+              <wp:anchor distT="0" distB="0" distL="114300" distR="114300" simplePos="0" relativeHeight="251622400" behindDoc="0" locked="0" layoutInCell="1" allowOverlap="1" wp14:anchorId="71614649" wp14:editId="2C3C3783">
                 <wp:simplePos x="0" y="0"/>
                 <wp:positionH relativeFrom="margin">
-                  <wp:posOffset>1173552</wp:posOffset>
+                  <wp:posOffset>1225868</wp:posOffset>
                 </wp:positionH>
                 <wp:positionV relativeFrom="paragraph">
-                  <wp:posOffset>1880990</wp:posOffset>
+                  <wp:posOffset>1409383</wp:posOffset>
                 </wp:positionV>
                 <wp:extent cx="923925" cy="590550"/>
                 <wp:effectExtent l="0" t="38100" r="47625" b="19050"/>
@@ -7000,7 +7529,7 @@
           </mc:Choice>
           <mc:Fallback>
             <w:pict>
-              <v:shape w14:anchorId="6AD99113" id="Connecteur droit avec flèche 82" o:spid="_x0000_s1026" type="#_x0000_t32" style="position:absolute;margin-left:92.4pt;margin-top:148.1pt;width:72.75pt;height:46.5pt;flip:y;z-index:251663360;visibility:visible;mso-wrap-style:square;mso-width-percent:0;mso-height-percent:0;mso-wrap-distance-left:9pt;mso-wrap-distance-top:0;mso-wrap-distance-right:9pt;mso-wrap-distance-bottom:0;mso-position-horizontal:absolute;mso-position-horizontal-relative:margin;mso-position-vertical:absolute;mso-position-vertical-relative:text;mso-width-percent:0;mso-height-percent:0;mso-width-relative:margin;mso-height-relative:margin" o:gfxdata="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" strokecolor="#324b9b" strokeweight="2pt">
+              <v:shape w14:anchorId="46EBDFAB" id="Connecteur droit avec flèche 82" o:spid="_x0000_s1026" type="#_x0000_t32" style="position:absolute;margin-left:96.55pt;margin-top:111pt;width:72.75pt;height:46.5pt;flip:y;z-index:251622400;visibility:visible;mso-wrap-style:square;mso-width-percent:0;mso-height-percent:0;mso-wrap-distance-left:9pt;mso-wrap-distance-top:0;mso-wrap-distance-right:9pt;mso-wrap-distance-bottom:0;mso-position-horizontal:absolute;mso-position-horizontal-relative:margin;mso-position-vertical:absolute;mso-position-vertical-relative:text;mso-width-percent:0;mso-height-percent:0;mso-width-relative:margin;mso-height-relative:margin" o:gfxdata="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" strokecolor="#324b9b" strokeweight="2pt">
                 <v:stroke endarrow="open" joinstyle="miter"/>
                 <w10:wrap anchorx="margin"/>
               </v:shape>
@@ -7016,13 +7545,13 @@
         <mc:AlternateContent>
           <mc:Choice Requires="wps">
             <w:drawing>
-              <wp:anchor distT="0" distB="0" distL="114300" distR="114300" simplePos="0" relativeHeight="251669504" behindDoc="0" locked="0" layoutInCell="1" allowOverlap="1" wp14:anchorId="3AF1C390" wp14:editId="1B14F975">
+              <wp:anchor distT="0" distB="0" distL="114300" distR="114300" simplePos="0" relativeHeight="251663360" behindDoc="0" locked="0" layoutInCell="1" allowOverlap="1" wp14:anchorId="3AF1C390" wp14:editId="57539811">
                 <wp:simplePos x="0" y="0"/>
                 <wp:positionH relativeFrom="margin">
-                  <wp:posOffset>6023394</wp:posOffset>
+                  <wp:posOffset>5684837</wp:posOffset>
                 </wp:positionH>
                 <wp:positionV relativeFrom="paragraph">
-                  <wp:posOffset>3002603</wp:posOffset>
+                  <wp:posOffset>3007043</wp:posOffset>
                 </wp:positionV>
                 <wp:extent cx="2143125" cy="323850"/>
                 <wp:effectExtent l="0" t="0" r="0" b="0"/>
@@ -7098,7 +7627,7 @@
           </mc:Choice>
           <mc:Fallback>
             <w:pict>
-              <v:shape w14:anchorId="3AF1C390" id="Zone de texte 87" o:spid="_x0000_s1057" type="#_x0000_t202" style="position:absolute;margin-left:474.3pt;margin-top:236.45pt;width:168.75pt;height:25.5pt;z-index:251669504;visibility:visible;mso-wrap-style:square;mso-width-percent:0;mso-height-percent:0;mso-wrap-distance-left:9pt;mso-wrap-distance-top:0;mso-wrap-distance-right:9pt;mso-wrap-distance-bottom:0;mso-position-horizontal:absolute;mso-position-horizontal-relative:margin;mso-position-vertical:absolute;mso-position-vertical-relative:text;mso-width-percent:0;mso-height-percent:0;mso-width-relative:margin;mso-height-relative:margin;v-text-anchor:top" o:gfxdata="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" filled="f" stroked="f" strokeweight=".5pt">
+              <v:shape w14:anchorId="3AF1C390" id="Zone de texte 87" o:spid="_x0000_s1057" type="#_x0000_t202" style="position:absolute;margin-left:447.6pt;margin-top:236.8pt;width:168.75pt;height:25.5pt;z-index:251663360;visibility:visible;mso-wrap-style:square;mso-width-percent:0;mso-height-percent:0;mso-wrap-distance-left:9pt;mso-wrap-distance-top:0;mso-wrap-distance-right:9pt;mso-wrap-distance-bottom:0;mso-position-horizontal:absolute;mso-position-horizontal-relative:margin;mso-position-vertical:absolute;mso-position-vertical-relative:text;mso-width-percent:0;mso-height-percent:0;mso-width-relative:margin;mso-height-relative:margin;v-text-anchor:top" o:gfxdata="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" filled="f" stroked="f" strokeweight=".5pt">
                 <v:textbox>
                   <w:txbxContent>
                     <w:p>
@@ -7130,13 +7659,13 @@
         <mc:AlternateContent>
           <mc:Choice Requires="wps">
             <w:drawing>
-              <wp:anchor distT="0" distB="0" distL="114300" distR="114300" simplePos="0" relativeHeight="251664384" behindDoc="0" locked="0" layoutInCell="1" allowOverlap="1" wp14:anchorId="1443535D" wp14:editId="0EB2C763">
+              <wp:anchor distT="0" distB="0" distL="114300" distR="114300" simplePos="0" relativeHeight="251630592" behindDoc="0" locked="0" layoutInCell="1" allowOverlap="1" wp14:anchorId="1443535D" wp14:editId="5D4FC2AF">
                 <wp:simplePos x="0" y="0"/>
                 <wp:positionH relativeFrom="margin">
-                  <wp:posOffset>5604378</wp:posOffset>
+                  <wp:posOffset>5103812</wp:posOffset>
                 </wp:positionH>
                 <wp:positionV relativeFrom="paragraph">
-                  <wp:posOffset>3286197</wp:posOffset>
+                  <wp:posOffset>3286125</wp:posOffset>
                 </wp:positionV>
                 <wp:extent cx="581025" cy="247650"/>
                 <wp:effectExtent l="38100" t="0" r="28575" b="76200"/>
@@ -7191,7 +7720,7 @@
           </mc:Choice>
           <mc:Fallback>
             <w:pict>
-              <v:shape w14:anchorId="0286C6ED" id="Connecteur droit avec flèche 83" o:spid="_x0000_s1026" type="#_x0000_t32" style="position:absolute;margin-left:441.3pt;margin-top:258.75pt;width:45.75pt;height:19.5pt;flip:x;z-index:251664384;visibility:visible;mso-wrap-style:square;mso-width-percent:0;mso-height-percent:0;mso-wrap-distance-left:9pt;mso-wrap-distance-top:0;mso-wrap-distance-right:9pt;mso-wrap-distance-bottom:0;mso-position-horizontal:absolute;mso-position-horizontal-relative:margin;mso-position-vertical:absolute;mso-position-vertical-relative:text;mso-width-percent:0;mso-height-percent:0;mso-width-relative:margin;mso-height-relative:margin" o:gfxdata="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" strokecolor="#324b9b" strokeweight="2pt">
+              <v:shape w14:anchorId="7AC66D4A" id="Connecteur droit avec flèche 83" o:spid="_x0000_s1026" type="#_x0000_t32" style="position:absolute;margin-left:401.85pt;margin-top:258.75pt;width:45.75pt;height:19.5pt;flip:x;z-index:251630592;visibility:visible;mso-wrap-style:square;mso-width-percent:0;mso-height-percent:0;mso-wrap-distance-left:9pt;mso-wrap-distance-top:0;mso-wrap-distance-right:9pt;mso-wrap-distance-bottom:0;mso-position-horizontal:absolute;mso-position-horizontal-relative:margin;mso-position-vertical:absolute;mso-position-vertical-relative:text;mso-width-percent:0;mso-height-percent:0;mso-width-relative:margin;mso-height-relative:margin" o:gfxdata="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" strokecolor="#324b9b" strokeweight="2pt">
                 <v:stroke endarrow="open" joinstyle="miter"/>
                 <w10:wrap anchorx="margin"/>
               </v:shape>
@@ -7207,7 +7736,7 @@
         <mc:AlternateContent>
           <mc:Choice Requires="wps">
             <w:drawing>
-              <wp:anchor distT="0" distB="0" distL="114300" distR="114300" simplePos="0" relativeHeight="251662336" behindDoc="0" locked="0" layoutInCell="1" allowOverlap="1" wp14:anchorId="0FC539C0" wp14:editId="7B97D82F">
+              <wp:anchor distT="0" distB="0" distL="114300" distR="114300" simplePos="0" relativeHeight="251654656" behindDoc="0" locked="0" layoutInCell="1" allowOverlap="1" wp14:anchorId="0FC539C0" wp14:editId="659A2872">
                 <wp:simplePos x="0" y="0"/>
                 <wp:positionH relativeFrom="margin">
                   <wp:posOffset>5453512</wp:posOffset>
@@ -7268,7 +7797,7 @@
           </mc:Choice>
           <mc:Fallback>
             <w:pict>
-              <v:shape w14:anchorId="3EFFAE6E" id="Connecteur droit avec flèche 81" o:spid="_x0000_s1026" type="#_x0000_t32" style="position:absolute;margin-left:429.4pt;margin-top:86.7pt;width:45pt;height:57pt;flip:x y;z-index:251662336;visibility:visible;mso-wrap-style:square;mso-width-percent:0;mso-height-percent:0;mso-wrap-distance-left:9pt;mso-wrap-distance-top:0;mso-wrap-distance-right:9pt;mso-wrap-distance-bottom:0;mso-position-horizontal:absolute;mso-position-horizontal-relative:margin;mso-position-vertical:absolute;mso-position-vertical-relative:text;mso-width-percent:0;mso-height-percent:0;mso-width-relative:margin;mso-height-relative:margin" o:gfxdata="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" strokecolor="#324b9b" strokeweight="2pt">
+              <v:shape w14:anchorId="7571768F" id="Connecteur droit avec flèche 81" o:spid="_x0000_s1026" type="#_x0000_t32" style="position:absolute;margin-left:429.4pt;margin-top:86.7pt;width:45pt;height:57pt;flip:x y;z-index:251654656;visibility:visible;mso-wrap-style:square;mso-width-percent:0;mso-height-percent:0;mso-wrap-distance-left:9pt;mso-wrap-distance-top:0;mso-wrap-distance-right:9pt;mso-wrap-distance-bottom:0;mso-position-horizontal:absolute;mso-position-horizontal-relative:margin;mso-position-vertical:absolute;mso-position-vertical-relative:text;mso-width-percent:0;mso-height-percent:0;mso-width-relative:margin;mso-height-relative:margin" o:gfxdata="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" strokecolor="#324b9b" strokeweight="2pt">
                 <v:stroke endarrow="open" joinstyle="miter"/>
                 <w10:wrap anchorx="margin"/>
               </v:shape>
@@ -7284,7 +7813,7 @@
         <mc:AlternateContent>
           <mc:Choice Requires="wps">
             <w:drawing>
-              <wp:anchor distT="0" distB="0" distL="114300" distR="114300" simplePos="0" relativeHeight="251667456" behindDoc="0" locked="0" layoutInCell="1" allowOverlap="1" wp14:anchorId="595169A3" wp14:editId="0DF58C58">
+              <wp:anchor distT="0" distB="0" distL="114300" distR="114300" simplePos="0" relativeHeight="251655680" behindDoc="0" locked="0" layoutInCell="1" allowOverlap="1" wp14:anchorId="595169A3" wp14:editId="6A0078B8">
                 <wp:simplePos x="0" y="0"/>
                 <wp:positionH relativeFrom="margin">
                   <wp:posOffset>5399597</wp:posOffset>
@@ -7366,7 +7895,7 @@
           </mc:Choice>
           <mc:Fallback>
             <w:pict>
-              <v:shape w14:anchorId="595169A3" id="Zone de texte 85" o:spid="_x0000_s1058" type="#_x0000_t202" style="position:absolute;margin-left:425.15pt;margin-top:143.25pt;width:168.75pt;height:25.5pt;z-index:251667456;visibility:visible;mso-wrap-style:square;mso-width-percent:0;mso-height-percent:0;mso-wrap-distance-left:9pt;mso-wrap-distance-top:0;mso-wrap-distance-right:9pt;mso-wrap-distance-bottom:0;mso-position-horizontal:absolute;mso-position-horizontal-relative:margin;mso-position-vertical:absolute;mso-position-vertical-relative:text;mso-width-percent:0;mso-height-percent:0;mso-width-relative:margin;mso-height-relative:margin;v-text-anchor:top" o:gfxdata="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" filled="f" stroked="f" strokeweight=".5pt">
+              <v:shape w14:anchorId="595169A3" id="Zone de texte 85" o:spid="_x0000_s1058" type="#_x0000_t202" style="position:absolute;margin-left:425.15pt;margin-top:143.25pt;width:168.75pt;height:25.5pt;z-index:251655680;visibility:visible;mso-wrap-style:square;mso-width-percent:0;mso-height-percent:0;mso-wrap-distance-left:9pt;mso-wrap-distance-top:0;mso-wrap-distance-right:9pt;mso-wrap-distance-bottom:0;mso-position-horizontal:absolute;mso-position-horizontal-relative:margin;mso-position-vertical:absolute;mso-position-vertical-relative:text;mso-width-percent:0;mso-height-percent:0;mso-width-relative:margin;mso-height-relative:margin;v-text-anchor:top" o:gfxdata="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" filled="f" stroked="f" strokeweight=".5pt">
                 <v:textbox>
                   <w:txbxContent>
                     <w:p>
@@ -7414,55 +7943,19 @@
       </w:pPr>
       <w:r>
         <w:rPr>
-          <w:lang w:eastAsia="fr-FR"/>
-        </w:rPr>
-        <w:t>L’onglet « Résultats » permet d’afficher le champ de températures</w:t>
-      </w:r>
-      <w:r>
-        <w:rPr>
-          <w:lang w:eastAsia="fr-FR"/>
-        </w:rPr>
-        <w:br/>
-        <w:t>pour la modélisation sans pont thermique :</w:t>
-      </w:r>
-    </w:p>
-    <w:p>
-      <w:r>
-        <w:rPr>
-          <w:noProof/>
-        </w:rPr>
-        <w:pict w14:anchorId="434B1DB6">
-          <v:shape id="_x0000_s1047" type="#_x0000_t75" style="position:absolute;margin-left:59.05pt;margin-top:14.8pt;width:624.25pt;height:403.15pt;z-index:-251613184;mso-position-horizontal-relative:text;mso-position-vertical-relative:text">
-            <v:imagedata r:id="rId26" o:title="1"/>
-          </v:shape>
-        </w:pict>
-      </w:r>
-    </w:p>
-    <w:p>
-      <w:pPr>
-        <w:spacing w:after="0" w:line="240" w:lineRule="auto"/>
-        <w:rPr>
-          <w:rFonts w:ascii="Times New Roman" w:eastAsia="Times New Roman" w:hAnsi="Times New Roman" w:cs="Times New Roman"/>
-          <w:sz w:val="24"/>
-          <w:szCs w:val="24"/>
-          <w:lang w:eastAsia="fr-FR"/>
-        </w:rPr>
-      </w:pPr>
-      <w:r>
-        <w:rPr>
           <w:noProof/>
           <w:lang w:eastAsia="fr-FR"/>
         </w:rPr>
         <mc:AlternateContent>
           <mc:Choice Requires="wps">
             <w:drawing>
-              <wp:anchor distT="0" distB="0" distL="114300" distR="114300" simplePos="0" relativeHeight="251676672" behindDoc="0" locked="0" layoutInCell="1" allowOverlap="1" wp14:anchorId="27C5B951" wp14:editId="4896CC7D">
+              <wp:anchor distT="0" distB="0" distL="114300" distR="114300" simplePos="0" relativeHeight="251652096" behindDoc="0" locked="0" layoutInCell="1" allowOverlap="1" wp14:anchorId="27C5B951" wp14:editId="5513AF49">
                 <wp:simplePos x="0" y="0"/>
                 <wp:positionH relativeFrom="margin">
-                  <wp:posOffset>7304034</wp:posOffset>
+                  <wp:posOffset>7098982</wp:posOffset>
                 </wp:positionH>
                 <wp:positionV relativeFrom="paragraph">
-                  <wp:posOffset>10795</wp:posOffset>
+                  <wp:posOffset>297180</wp:posOffset>
                 </wp:positionV>
                 <wp:extent cx="2676525" cy="828675"/>
                 <wp:effectExtent l="0" t="0" r="0" b="0"/>
@@ -7538,7 +8031,7 @@
           </mc:Choice>
           <mc:Fallback>
             <w:pict>
-              <v:shape w14:anchorId="27C5B951" id="Zone de texte 90" o:spid="_x0000_s1059" type="#_x0000_t202" style="position:absolute;margin-left:575.1pt;margin-top:.85pt;width:210.75pt;height:65.25pt;z-index:251676672;visibility:visible;mso-wrap-style:square;mso-width-percent:0;mso-height-percent:0;mso-wrap-distance-left:9pt;mso-wrap-distance-top:0;mso-wrap-distance-right:9pt;mso-wrap-distance-bottom:0;mso-position-horizontal:absolute;mso-position-horizontal-relative:margin;mso-position-vertical:absolute;mso-position-vertical-relative:text;mso-width-percent:0;mso-height-percent:0;mso-width-relative:margin;mso-height-relative:margin;v-text-anchor:top" o:gfxdata="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" filled="f" stroked="f" strokeweight=".5pt">
+              <v:shape w14:anchorId="27C5B951" id="Zone de texte 90" o:spid="_x0000_s1059" type="#_x0000_t202" style="position:absolute;left:0;text-align:left;margin-left:558.95pt;margin-top:23.4pt;width:210.75pt;height:65.25pt;z-index:251652096;visibility:visible;mso-wrap-style:square;mso-width-percent:0;mso-height-percent:0;mso-wrap-distance-left:9pt;mso-wrap-distance-top:0;mso-wrap-distance-right:9pt;mso-wrap-distance-bottom:0;mso-position-horizontal:absolute;mso-position-horizontal-relative:margin;mso-position-vertical:absolute;mso-position-vertical-relative:text;mso-width-percent:0;mso-height-percent:0;mso-width-relative:margin;mso-height-relative:margin;v-text-anchor:top" o:gfxdata="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" filled="f" stroked="f" strokeweight=".5pt">
                 <v:textbox>
                   <w:txbxContent>
                     <w:p>
@@ -7562,17 +8055,19 @@
           </mc:Fallback>
         </mc:AlternateContent>
       </w:r>
-    </w:p>
-    <w:p>
-      <w:pPr>
-        <w:spacing w:after="0" w:line="240" w:lineRule="auto"/>
-        <w:rPr>
-          <w:rFonts w:ascii="Times New Roman" w:eastAsia="Times New Roman" w:hAnsi="Times New Roman" w:cs="Times New Roman"/>
-          <w:sz w:val="24"/>
-          <w:szCs w:val="24"/>
-          <w:lang w:eastAsia="fr-FR"/>
-        </w:rPr>
-      </w:pPr>
+      <w:r>
+        <w:rPr>
+          <w:lang w:eastAsia="fr-FR"/>
+        </w:rPr>
+        <w:t>L’onglet « Résultats » permet d’afficher le champ de températures</w:t>
+      </w:r>
+      <w:r>
+        <w:rPr>
+          <w:lang w:eastAsia="fr-FR"/>
+        </w:rPr>
+        <w:br/>
+        <w:t>pour la modélisation sans pont thermique :</w:t>
+      </w:r>
     </w:p>
     <w:p>
       <w:r>
@@ -7583,18 +8078,18 @@
         <mc:AlternateContent>
           <mc:Choice Requires="wps">
             <w:drawing>
-              <wp:anchor distT="0" distB="0" distL="114300" distR="114300" simplePos="0" relativeHeight="251675648" behindDoc="0" locked="0" layoutInCell="1" allowOverlap="1" wp14:anchorId="62E29401" wp14:editId="6139EE97">
+              <wp:anchor distT="0" distB="0" distL="114300" distR="114300" simplePos="0" relativeHeight="251759616" behindDoc="0" locked="0" layoutInCell="1" allowOverlap="1" wp14:anchorId="39EA8A4A" wp14:editId="31315450">
                 <wp:simplePos x="0" y="0"/>
                 <wp:positionH relativeFrom="margin">
-                  <wp:posOffset>6357668</wp:posOffset>
+                  <wp:posOffset>6414770</wp:posOffset>
                 </wp:positionH>
                 <wp:positionV relativeFrom="paragraph">
-                  <wp:posOffset>19206</wp:posOffset>
+                  <wp:posOffset>260033</wp:posOffset>
                 </wp:positionV>
-                <wp:extent cx="905774" cy="543644"/>
-                <wp:effectExtent l="38100" t="0" r="27940" b="66040"/>
+                <wp:extent cx="1490980" cy="1104900"/>
+                <wp:effectExtent l="38100" t="0" r="33020" b="57150"/>
                 <wp:wrapNone/>
-                <wp:docPr id="89" name="Connecteur droit avec flèche 89"/>
+                <wp:docPr id="605592197" name="Connecteur droit avec flèche 605592197"/>
                 <wp:cNvGraphicFramePr/>
                 <a:graphic xmlns:a="http://schemas.openxmlformats.org/drawingml/2006/main">
                   <a:graphicData uri="http://schemas.microsoft.com/office/word/2010/wordprocessingShape">
@@ -7603,14 +8098,14 @@
                       <wps:spPr>
                         <a:xfrm flipH="1">
                           <a:off x="0" y="0"/>
-                          <a:ext cx="905774" cy="543644"/>
+                          <a:ext cx="1490980" cy="1104900"/>
                         </a:xfrm>
                         <a:prstGeom prst="straightConnector1">
                           <a:avLst/>
                         </a:prstGeom>
                         <a:ln w="25400">
                           <a:solidFill>
-                            <a:srgbClr val="1F2D56"/>
+                            <a:srgbClr val="324B9B"/>
                           </a:solidFill>
                           <a:tailEnd type="arrow"/>
                         </a:ln>
@@ -7644,7 +8139,7 @@
           </mc:Choice>
           <mc:Fallback>
             <w:pict>
-              <v:shape w14:anchorId="1465C5DA" id="Connecteur droit avec flèche 89" o:spid="_x0000_s1026" type="#_x0000_t32" style="position:absolute;margin-left:500.6pt;margin-top:1.5pt;width:71.3pt;height:42.8pt;flip:x;z-index:251675648;visibility:visible;mso-wrap-style:square;mso-width-percent:0;mso-height-percent:0;mso-wrap-distance-left:9pt;mso-wrap-distance-top:0;mso-wrap-distance-right:9pt;mso-wrap-distance-bottom:0;mso-position-horizontal:absolute;mso-position-horizontal-relative:margin;mso-position-vertical:absolute;mso-position-vertical-relative:text;mso-width-percent:0;mso-height-percent:0;mso-width-relative:margin;mso-height-relative:margin" o:gfxdata="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" strokecolor="#1f2d56" strokeweight="2pt">
+              <v:shape w14:anchorId="6CBF1065" id="Connecteur droit avec flèche 605592197" o:spid="_x0000_s1026" type="#_x0000_t32" style="position:absolute;margin-left:505.1pt;margin-top:20.5pt;width:117.4pt;height:87pt;flip:x;z-index:251759616;visibility:visible;mso-wrap-style:square;mso-width-percent:0;mso-height-percent:0;mso-wrap-distance-left:9pt;mso-wrap-distance-top:0;mso-wrap-distance-right:9pt;mso-wrap-distance-bottom:0;mso-position-horizontal:absolute;mso-position-horizontal-relative:margin;mso-position-vertical:absolute;mso-position-vertical-relative:text;mso-width-percent:0;mso-height-percent:0;mso-width-relative:margin;mso-height-relative:margin" o:gfxdata="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" strokecolor="#324b9b" strokeweight="2pt">
                 <v:stroke endarrow="open" joinstyle="miter"/>
                 <w10:wrap anchorx="margin"/>
               </v:shape>
@@ -7652,6 +8147,81 @@
           </mc:Fallback>
         </mc:AlternateContent>
       </w:r>
+    </w:p>
+    <w:p>
+      <w:pPr>
+        <w:spacing w:after="0" w:line="240" w:lineRule="auto"/>
+        <w:rPr>
+          <w:rFonts w:ascii="Times New Roman" w:eastAsia="Times New Roman" w:hAnsi="Times New Roman" w:cs="Times New Roman"/>
+          <w:sz w:val="24"/>
+          <w:szCs w:val="24"/>
+          <w:lang w:eastAsia="fr-FR"/>
+        </w:rPr>
+      </w:pPr>
+      <w:r>
+        <w:drawing>
+          <wp:anchor distT="0" distB="0" distL="114300" distR="114300" simplePos="0" relativeHeight="251757568" behindDoc="1" locked="0" layoutInCell="1" allowOverlap="1" wp14:anchorId="15AE6947" wp14:editId="012630F8">
+            <wp:simplePos x="0" y="0"/>
+            <wp:positionH relativeFrom="column">
+              <wp:posOffset>923925</wp:posOffset>
+            </wp:positionH>
+            <wp:positionV relativeFrom="paragraph">
+              <wp:posOffset>5080</wp:posOffset>
+            </wp:positionV>
+            <wp:extent cx="7829550" cy="4589526"/>
+            <wp:effectExtent l="0" t="0" r="0" b="1905"/>
+            <wp:wrapNone/>
+            <wp:docPr id="1256401689" name="Image 1"/>
+            <wp:cNvGraphicFramePr>
+              <a:graphicFrameLocks xmlns:a="http://schemas.openxmlformats.org/drawingml/2006/main" noChangeAspect="1"/>
+            </wp:cNvGraphicFramePr>
+            <a:graphic xmlns:a="http://schemas.openxmlformats.org/drawingml/2006/main">
+              <a:graphicData uri="http://schemas.openxmlformats.org/drawingml/2006/picture">
+                <pic:pic xmlns:pic="http://schemas.openxmlformats.org/drawingml/2006/picture">
+                  <pic:nvPicPr>
+                    <pic:cNvPr id="1256401689" name=""/>
+                    <pic:cNvPicPr/>
+                  </pic:nvPicPr>
+                  <pic:blipFill>
+                    <a:blip r:embed="rId25"/>
+                    <a:stretch>
+                      <a:fillRect/>
+                    </a:stretch>
+                  </pic:blipFill>
+                  <pic:spPr>
+                    <a:xfrm>
+                      <a:off x="0" y="0"/>
+                      <a:ext cx="7829550" cy="4589526"/>
+                    </a:xfrm>
+                    <a:prstGeom prst="rect">
+                      <a:avLst/>
+                    </a:prstGeom>
+                  </pic:spPr>
+                </pic:pic>
+              </a:graphicData>
+            </a:graphic>
+            <wp14:sizeRelH relativeFrom="page">
+              <wp14:pctWidth>0</wp14:pctWidth>
+            </wp14:sizeRelH>
+            <wp14:sizeRelV relativeFrom="page">
+              <wp14:pctHeight>0</wp14:pctHeight>
+            </wp14:sizeRelV>
+          </wp:anchor>
+        </w:drawing>
+      </w:r>
+    </w:p>
+    <w:p>
+      <w:pPr>
+        <w:spacing w:after="0" w:line="240" w:lineRule="auto"/>
+        <w:rPr>
+          <w:rFonts w:ascii="Times New Roman" w:eastAsia="Times New Roman" w:hAnsi="Times New Roman" w:cs="Times New Roman"/>
+          <w:sz w:val="24"/>
+          <w:szCs w:val="24"/>
+          <w:lang w:eastAsia="fr-FR"/>
+        </w:rPr>
+      </w:pPr>
+    </w:p>
+    <w:p>
       <w:r>
         <w:br w:type="page"/>
       </w:r>
@@ -7680,14 +8250,55 @@
     </w:p>
     <w:p>
       <w:r>
-        <w:rPr>
-          <w:noProof/>
-        </w:rPr>
-        <w:pict w14:anchorId="7CE05395">
-          <v:shape id="_x0000_s1048" type="#_x0000_t75" style="position:absolute;margin-left:123pt;margin-top:0;width:573.95pt;height:371.55pt;z-index:-251612160;mso-position-horizontal-relative:text;mso-position-vertical-relative:text">
-            <v:imagedata r:id="rId27" o:title="1"/>
-          </v:shape>
-        </w:pict>
+        <w:drawing>
+          <wp:anchor distT="0" distB="0" distL="114300" distR="114300" simplePos="0" relativeHeight="251764736" behindDoc="1" locked="0" layoutInCell="1" allowOverlap="1" wp14:anchorId="4C3800E2" wp14:editId="151228DA">
+            <wp:simplePos x="0" y="0"/>
+            <wp:positionH relativeFrom="column">
+              <wp:posOffset>1347787</wp:posOffset>
+            </wp:positionH>
+            <wp:positionV relativeFrom="paragraph">
+              <wp:posOffset>188595</wp:posOffset>
+            </wp:positionV>
+            <wp:extent cx="7567613" cy="4458591"/>
+            <wp:effectExtent l="0" t="0" r="0" b="0"/>
+            <wp:wrapNone/>
+            <wp:docPr id="98669271" name="Image 1"/>
+            <wp:cNvGraphicFramePr>
+              <a:graphicFrameLocks xmlns:a="http://schemas.openxmlformats.org/drawingml/2006/main" noChangeAspect="1"/>
+            </wp:cNvGraphicFramePr>
+            <a:graphic xmlns:a="http://schemas.openxmlformats.org/drawingml/2006/main">
+              <a:graphicData uri="http://schemas.openxmlformats.org/drawingml/2006/picture">
+                <pic:pic xmlns:pic="http://schemas.openxmlformats.org/drawingml/2006/picture">
+                  <pic:nvPicPr>
+                    <pic:cNvPr id="98669271" name=""/>
+                    <pic:cNvPicPr/>
+                  </pic:nvPicPr>
+                  <pic:blipFill>
+                    <a:blip r:embed="rId26"/>
+                    <a:stretch>
+                      <a:fillRect/>
+                    </a:stretch>
+                  </pic:blipFill>
+                  <pic:spPr>
+                    <a:xfrm>
+                      <a:off x="0" y="0"/>
+                      <a:ext cx="7567613" cy="4458591"/>
+                    </a:xfrm>
+                    <a:prstGeom prst="rect">
+                      <a:avLst/>
+                    </a:prstGeom>
+                  </pic:spPr>
+                </pic:pic>
+              </a:graphicData>
+            </a:graphic>
+            <wp14:sizeRelH relativeFrom="page">
+              <wp14:pctWidth>0</wp14:pctWidth>
+            </wp14:sizeRelH>
+            <wp14:sizeRelV relativeFrom="page">
+              <wp14:pctHeight>0</wp14:pctHeight>
+            </wp14:sizeRelV>
+          </wp:anchor>
+        </w:drawing>
       </w:r>
     </w:p>
     <w:p/>
@@ -7701,7 +8312,7 @@
         <mc:AlternateContent>
           <mc:Choice Requires="wps">
             <w:drawing>
-              <wp:anchor distT="0" distB="0" distL="114300" distR="114300" simplePos="0" relativeHeight="251685888" behindDoc="0" locked="0" layoutInCell="1" allowOverlap="1" wp14:anchorId="2AF96E86" wp14:editId="3E11CB1E">
+              <wp:anchor distT="0" distB="0" distL="114300" distR="114300" simplePos="0" relativeHeight="251667968" behindDoc="0" locked="0" layoutInCell="1" allowOverlap="1" wp14:anchorId="2AF96E86" wp14:editId="36A0078F">
                 <wp:simplePos x="0" y="0"/>
                 <wp:positionH relativeFrom="margin">
                   <wp:posOffset>5153025</wp:posOffset>
@@ -7784,7 +8395,7 @@
           </mc:Choice>
           <mc:Fallback>
             <w:pict>
-              <v:shape w14:anchorId="2AF96E86" id="Zone de texte 94" o:spid="_x0000_s1060" type="#_x0000_t202" style="position:absolute;margin-left:405.75pt;margin-top:126.1pt;width:156.75pt;height:26.25pt;z-index:251685888;visibility:visible;mso-wrap-style:square;mso-width-percent:0;mso-height-percent:0;mso-wrap-distance-left:9pt;mso-wrap-distance-top:0;mso-wrap-distance-right:9pt;mso-wrap-distance-bottom:0;mso-position-horizontal:absolute;mso-position-horizontal-relative:margin;mso-position-vertical:absolute;mso-position-vertical-relative:text;mso-width-percent:0;mso-height-percent:0;mso-width-relative:margin;mso-height-relative:margin;v-text-anchor:top" o:gfxdata="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" filled="f" stroked="f" strokeweight=".5pt">
+              <v:shape w14:anchorId="2AF96E86" id="Zone de texte 94" o:spid="_x0000_s1060" type="#_x0000_t202" style="position:absolute;margin-left:405.75pt;margin-top:126.1pt;width:156.75pt;height:26.25pt;z-index:251667968;visibility:visible;mso-wrap-style:square;mso-width-percent:0;mso-height-percent:0;mso-wrap-distance-left:9pt;mso-wrap-distance-top:0;mso-wrap-distance-right:9pt;mso-wrap-distance-bottom:0;mso-position-horizontal:absolute;mso-position-horizontal-relative:margin;mso-position-vertical:absolute;mso-position-vertical-relative:text;mso-width-percent:0;mso-height-percent:0;mso-width-relative:margin;mso-height-relative:margin;v-text-anchor:top" o:gfxdata="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" filled="f" stroked="f" strokeweight=".5pt">
                 <v:textbox>
                   <w:txbxContent>
                     <w:p>
@@ -7817,7 +8428,7 @@
         <mc:AlternateContent>
           <mc:Choice Requires="wps">
             <w:drawing>
-              <wp:anchor distT="0" distB="0" distL="114300" distR="114300" simplePos="0" relativeHeight="251686912" behindDoc="0" locked="0" layoutInCell="1" allowOverlap="1" wp14:anchorId="4BAA1FD4" wp14:editId="5893F15D">
+              <wp:anchor distT="0" distB="0" distL="114300" distR="114300" simplePos="0" relativeHeight="251668992" behindDoc="0" locked="0" layoutInCell="1" allowOverlap="1" wp14:anchorId="4BAA1FD4" wp14:editId="344ED3B0">
                 <wp:simplePos x="0" y="0"/>
                 <wp:positionH relativeFrom="margin">
                   <wp:posOffset>-304800</wp:posOffset>
@@ -7919,7 +8530,7 @@
           </mc:Choice>
           <mc:Fallback>
             <w:pict>
-              <v:shape w14:anchorId="4BAA1FD4" id="Zone de texte 95" o:spid="_x0000_s1061" type="#_x0000_t202" style="position:absolute;margin-left:-24pt;margin-top:189.85pt;width:120.75pt;height:90.75pt;z-index:251686912;visibility:visible;mso-wrap-style:square;mso-width-percent:0;mso-height-percent:0;mso-wrap-distance-left:9pt;mso-wrap-distance-top:0;mso-wrap-distance-right:9pt;mso-wrap-distance-bottom:0;mso-position-horizontal:absolute;mso-position-horizontal-relative:margin;mso-position-vertical:absolute;mso-position-vertical-relative:text;mso-width-percent:0;mso-height-percent:0;mso-width-relative:margin;mso-height-relative:margin;v-text-anchor:top" o:gfxdata="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" filled="f" stroked="f" strokeweight=".5pt">
+              <v:shape w14:anchorId="4BAA1FD4" id="Zone de texte 95" o:spid="_x0000_s1061" type="#_x0000_t202" style="position:absolute;margin-left:-24pt;margin-top:189.85pt;width:120.75pt;height:90.75pt;z-index:251668992;visibility:visible;mso-wrap-style:square;mso-width-percent:0;mso-height-percent:0;mso-wrap-distance-left:9pt;mso-wrap-distance-top:0;mso-wrap-distance-right:9pt;mso-wrap-distance-bottom:0;mso-position-horizontal:absolute;mso-position-horizontal-relative:margin;mso-position-vertical:absolute;mso-position-vertical-relative:text;mso-width-percent:0;mso-height-percent:0;mso-width-relative:margin;mso-height-relative:margin;v-text-anchor:top" o:gfxdata="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" filled="f" stroked="f" strokeweight=".5pt">
                 <v:textbox>
                   <w:txbxContent>
                     <w:p>
@@ -7933,16 +8544,8 @@
                         <w:rPr>
                           <w:color w:val="324B9B"/>
                         </w:rPr>
-                        <w:t>Flux à la surface</w:t>
+                        <w:t>Flux à la surface,</w:t>
                       </w:r>
-                      <w:proofErr w:type="gramStart"/>
-                      <w:r>
-                        <w:rPr>
-                          <w:color w:val="324B9B"/>
-                        </w:rPr>
-                        <w:t>,</w:t>
-                      </w:r>
-                      <w:proofErr w:type="gramEnd"/>
                       <w:r>
                         <w:rPr>
                           <w:color w:val="324B9B"/>
@@ -7979,7 +8582,7 @@
         <mc:AlternateContent>
           <mc:Choice Requires="wps">
             <w:drawing>
-              <wp:anchor distT="0" distB="0" distL="114300" distR="114300" simplePos="0" relativeHeight="251684864" behindDoc="0" locked="0" layoutInCell="1" allowOverlap="1" wp14:anchorId="3E9F6576" wp14:editId="69D6A3E4">
+              <wp:anchor distT="0" distB="0" distL="114300" distR="114300" simplePos="0" relativeHeight="251666944" behindDoc="0" locked="0" layoutInCell="1" allowOverlap="1" wp14:anchorId="3E9F6576" wp14:editId="67DD7A0C">
                 <wp:simplePos x="0" y="0"/>
                 <wp:positionH relativeFrom="margin">
                   <wp:posOffset>1266825</wp:posOffset>
@@ -8040,7 +8643,7 @@
           </mc:Choice>
           <mc:Fallback>
             <w:pict>
-              <v:shape w14:anchorId="10D6BB0E" id="Connecteur droit avec flèche 93" o:spid="_x0000_s1026" type="#_x0000_t32" style="position:absolute;margin-left:99.75pt;margin-top:172.45pt;width:72.75pt;height:46.5pt;flip:y;z-index:251684864;visibility:visible;mso-wrap-style:square;mso-width-percent:0;mso-height-percent:0;mso-wrap-distance-left:9pt;mso-wrap-distance-top:0;mso-wrap-distance-right:9pt;mso-wrap-distance-bottom:0;mso-position-horizontal:absolute;mso-position-horizontal-relative:margin;mso-position-vertical:absolute;mso-position-vertical-relative:text;mso-width-percent:0;mso-height-percent:0;mso-width-relative:margin;mso-height-relative:margin" o:gfxdata="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" strokecolor="#324b9b" strokeweight="2pt">
+              <v:shape w14:anchorId="79D3A232" id="Connecteur droit avec flèche 93" o:spid="_x0000_s1026" type="#_x0000_t32" style="position:absolute;margin-left:99.75pt;margin-top:172.45pt;width:72.75pt;height:46.5pt;flip:y;z-index:251666944;visibility:visible;mso-wrap-style:square;mso-width-percent:0;mso-height-percent:0;mso-wrap-distance-left:9pt;mso-wrap-distance-top:0;mso-wrap-distance-right:9pt;mso-wrap-distance-bottom:0;mso-position-horizontal:absolute;mso-position-horizontal-relative:margin;mso-position-vertical:absolute;mso-position-vertical-relative:text;mso-width-percent:0;mso-height-percent:0;mso-width-relative:margin;mso-height-relative:margin" o:gfxdata="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" strokecolor="#324b9b" strokeweight="2pt">
                 <v:stroke endarrow="open" joinstyle="miter"/>
                 <w10:wrap anchorx="margin"/>
               </v:shape>
@@ -8056,7 +8659,7 @@
         <mc:AlternateContent>
           <mc:Choice Requires="wps">
             <w:drawing>
-              <wp:anchor distT="0" distB="0" distL="114300" distR="114300" simplePos="0" relativeHeight="251683840" behindDoc="0" locked="0" layoutInCell="1" allowOverlap="1" wp14:anchorId="2FB996DA" wp14:editId="6A5A42DC">
+              <wp:anchor distT="0" distB="0" distL="114300" distR="114300" simplePos="0" relativeHeight="251665920" behindDoc="0" locked="0" layoutInCell="1" allowOverlap="1" wp14:anchorId="2FB996DA" wp14:editId="3CFD98D8">
                 <wp:simplePos x="0" y="0"/>
                 <wp:positionH relativeFrom="margin">
                   <wp:posOffset>5610225</wp:posOffset>
@@ -8117,7 +8720,7 @@
           </mc:Choice>
           <mc:Fallback>
             <w:pict>
-              <v:shape w14:anchorId="05688BF7" id="Connecteur droit avec flèche 92" o:spid="_x0000_s1026" type="#_x0000_t32" style="position:absolute;margin-left:441.75pt;margin-top:42.05pt;width:40.5pt;height:81.75pt;flip:x y;z-index:251683840;visibility:visible;mso-wrap-style:square;mso-width-percent:0;mso-height-percent:0;mso-wrap-distance-left:9pt;mso-wrap-distance-top:0;mso-wrap-distance-right:9pt;mso-wrap-distance-bottom:0;mso-position-horizontal:absolute;mso-position-horizontal-relative:margin;mso-position-vertical:absolute;mso-position-vertical-relative:text;mso-width-percent:0;mso-height-percent:0;mso-width-relative:margin;mso-height-relative:margin" o:gfxdata="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" strokecolor="#324b9b" strokeweight="2pt">
+              <v:shape w14:anchorId="33B1EED9" id="Connecteur droit avec flèche 92" o:spid="_x0000_s1026" type="#_x0000_t32" style="position:absolute;margin-left:441.75pt;margin-top:42.05pt;width:40.5pt;height:81.75pt;flip:x y;z-index:251665920;visibility:visible;mso-wrap-style:square;mso-width-percent:0;mso-height-percent:0;mso-wrap-distance-left:9pt;mso-wrap-distance-top:0;mso-wrap-distance-right:9pt;mso-wrap-distance-bottom:0;mso-position-horizontal:absolute;mso-position-horizontal-relative:margin;mso-position-vertical:absolute;mso-position-vertical-relative:text;mso-width-percent:0;mso-height-percent:0;mso-width-relative:margin;mso-height-relative:margin" o:gfxdata="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" strokecolor="#324b9b" strokeweight="2pt">
                 <v:stroke endarrow="open" joinstyle="miter"/>
                 <w10:wrap anchorx="margin"/>
               </v:shape>
@@ -8170,17 +8773,67 @@
           <w:lang w:eastAsia="fr-FR"/>
         </w:rPr>
       </w:pPr>
-      <w:r>
-        <w:rPr>
-          <w:noProof/>
-        </w:rPr>
-        <w:pict w14:anchorId="166ABE2E">
-          <v:shape id="_x0000_s1049" type="#_x0000_t75" style="position:absolute;margin-left:125pt;margin-top:11.85pt;width:548.7pt;height:386.9pt;z-index:-251611136;mso-position-horizontal-relative:text;mso-position-vertical-relative:text">
-            <v:imagedata r:id="rId28" o:title="2"/>
-          </v:shape>
-        </w:pict>
-      </w:r>
     </w:p>
+    <w:p>
+      <w:r>
+        <w:rPr>
+          <w:rFonts w:ascii="Times New Roman" w:eastAsia="Times New Roman" w:hAnsi="Times New Roman" w:cs="Times New Roman"/>
+          <w:sz w:val="24"/>
+          <w:szCs w:val="24"/>
+          <w:lang w:eastAsia="fr-FR"/>
+        </w:rPr>
+        <w:drawing>
+          <wp:anchor distT="0" distB="0" distL="114300" distR="114300" simplePos="0" relativeHeight="251769856" behindDoc="1" locked="0" layoutInCell="1" allowOverlap="1" wp14:anchorId="5B75D88B" wp14:editId="452A137D">
+            <wp:simplePos x="0" y="0"/>
+            <wp:positionH relativeFrom="column">
+              <wp:posOffset>561975</wp:posOffset>
+            </wp:positionH>
+            <wp:positionV relativeFrom="paragraph">
+              <wp:posOffset>6667</wp:posOffset>
+            </wp:positionV>
+            <wp:extent cx="7920038" cy="4218740"/>
+            <wp:effectExtent l="0" t="0" r="5080" b="0"/>
+            <wp:wrapNone/>
+            <wp:docPr id="2010069438" name="Image 1"/>
+            <wp:cNvGraphicFramePr>
+              <a:graphicFrameLocks xmlns:a="http://schemas.openxmlformats.org/drawingml/2006/main" noChangeAspect="1"/>
+            </wp:cNvGraphicFramePr>
+            <a:graphic xmlns:a="http://schemas.openxmlformats.org/drawingml/2006/main">
+              <a:graphicData uri="http://schemas.openxmlformats.org/drawingml/2006/picture">
+                <pic:pic xmlns:pic="http://schemas.openxmlformats.org/drawingml/2006/picture">
+                  <pic:nvPicPr>
+                    <pic:cNvPr id="2010069438" name=""/>
+                    <pic:cNvPicPr/>
+                  </pic:nvPicPr>
+                  <pic:blipFill>
+                    <a:blip r:embed="rId27"/>
+                    <a:stretch>
+                      <a:fillRect/>
+                    </a:stretch>
+                  </pic:blipFill>
+                  <pic:spPr>
+                    <a:xfrm>
+                      <a:off x="0" y="0"/>
+                      <a:ext cx="7920038" cy="4218740"/>
+                    </a:xfrm>
+                    <a:prstGeom prst="rect">
+                      <a:avLst/>
+                    </a:prstGeom>
+                  </pic:spPr>
+                </pic:pic>
+              </a:graphicData>
+            </a:graphic>
+            <wp14:sizeRelH relativeFrom="page">
+              <wp14:pctWidth>0</wp14:pctWidth>
+            </wp14:sizeRelH>
+            <wp14:sizeRelV relativeFrom="page">
+              <wp14:pctHeight>0</wp14:pctHeight>
+            </wp14:sizeRelV>
+          </wp:anchor>
+        </w:drawing>
+      </w:r>
+    </w:p>
+    <w:p/>
     <w:p>
       <w:r>
         <w:rPr>
@@ -8190,13 +8843,13 @@
         <mc:AlternateContent>
           <mc:Choice Requires="wps">
             <w:drawing>
-              <wp:anchor distT="0" distB="0" distL="114300" distR="114300" simplePos="0" relativeHeight="251681792" behindDoc="0" locked="0" layoutInCell="1" allowOverlap="1" wp14:anchorId="20AAFA63" wp14:editId="5A5466AE">
+              <wp:anchor distT="0" distB="0" distL="114300" distR="114300" simplePos="0" relativeHeight="251656192" behindDoc="0" locked="0" layoutInCell="1" allowOverlap="1" wp14:anchorId="20AAFA63" wp14:editId="614059D4">
                 <wp:simplePos x="0" y="0"/>
                 <wp:positionH relativeFrom="margin">
-                  <wp:posOffset>-47625</wp:posOffset>
+                  <wp:posOffset>-133350</wp:posOffset>
                 </wp:positionH>
                 <wp:positionV relativeFrom="paragraph">
-                  <wp:posOffset>1308100</wp:posOffset>
+                  <wp:posOffset>1179195</wp:posOffset>
                 </wp:positionV>
                 <wp:extent cx="1533525" cy="1152525"/>
                 <wp:effectExtent l="0" t="0" r="0" b="0"/>
@@ -8273,7 +8926,7 @@
           </mc:Choice>
           <mc:Fallback>
             <w:pict>
-              <v:shape w14:anchorId="20AAFA63" id="Zone de texte 99" o:spid="_x0000_s1062" type="#_x0000_t202" style="position:absolute;margin-left:-3.75pt;margin-top:103pt;width:120.75pt;height:90.75pt;z-index:251681792;visibility:visible;mso-wrap-style:square;mso-width-percent:0;mso-height-percent:0;mso-wrap-distance-left:9pt;mso-wrap-distance-top:0;mso-wrap-distance-right:9pt;mso-wrap-distance-bottom:0;mso-position-horizontal:absolute;mso-position-horizontal-relative:margin;mso-position-vertical:absolute;mso-position-vertical-relative:text;mso-width-percent:0;mso-height-percent:0;mso-width-relative:margin;mso-height-relative:margin;v-text-anchor:top" o:gfxdata="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" filled="f" stroked="f" strokeweight=".5pt">
+              <v:shape w14:anchorId="20AAFA63" id="Zone de texte 99" o:spid="_x0000_s1062" type="#_x0000_t202" style="position:absolute;margin-left:-10.5pt;margin-top:92.85pt;width:120.75pt;height:90.75pt;z-index:251656192;visibility:visible;mso-wrap-style:square;mso-width-percent:0;mso-height-percent:0;mso-wrap-distance-left:9pt;mso-wrap-distance-top:0;mso-wrap-distance-right:9pt;mso-wrap-distance-bottom:0;mso-position-horizontal:absolute;mso-position-horizontal-relative:margin;mso-position-vertical:absolute;mso-position-vertical-relative:text;mso-width-percent:0;mso-height-percent:0;mso-width-relative:margin;mso-height-relative:margin;v-text-anchor:top" o:gfxdata="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" filled="f" stroked="f" strokeweight=".5pt">
                 <v:textbox>
                   <w:txbxContent>
                     <w:p>
@@ -8306,13 +8959,13 @@
         <mc:AlternateContent>
           <mc:Choice Requires="wps">
             <w:drawing>
-              <wp:anchor distT="0" distB="0" distL="114300" distR="114300" simplePos="0" relativeHeight="251678720" behindDoc="0" locked="0" layoutInCell="1" allowOverlap="1" wp14:anchorId="72F3FC52" wp14:editId="459015B6">
+              <wp:anchor distT="0" distB="0" distL="114300" distR="114300" simplePos="0" relativeHeight="251654144" behindDoc="0" locked="0" layoutInCell="1" allowOverlap="1" wp14:anchorId="72F3FC52" wp14:editId="06547889">
                 <wp:simplePos x="0" y="0"/>
                 <wp:positionH relativeFrom="margin">
-                  <wp:posOffset>1047750</wp:posOffset>
+                  <wp:posOffset>1423988</wp:posOffset>
                 </wp:positionH>
                 <wp:positionV relativeFrom="paragraph">
-                  <wp:posOffset>675640</wp:posOffset>
+                  <wp:posOffset>813435</wp:posOffset>
                 </wp:positionV>
                 <wp:extent cx="923925" cy="590550"/>
                 <wp:effectExtent l="0" t="38100" r="47625" b="19050"/>
@@ -8367,7 +9020,7 @@
           </mc:Choice>
           <mc:Fallback>
             <w:pict>
-              <v:shape w14:anchorId="4D00D3B9" id="Connecteur droit avec flèche 97" o:spid="_x0000_s1026" type="#_x0000_t32" style="position:absolute;margin-left:82.5pt;margin-top:53.2pt;width:72.75pt;height:46.5pt;flip:y;z-index:251678720;visibility:visible;mso-wrap-style:square;mso-width-percent:0;mso-height-percent:0;mso-wrap-distance-left:9pt;mso-wrap-distance-top:0;mso-wrap-distance-right:9pt;mso-wrap-distance-bottom:0;mso-position-horizontal:absolute;mso-position-horizontal-relative:margin;mso-position-vertical:absolute;mso-position-vertical-relative:text;mso-width-percent:0;mso-height-percent:0;mso-width-relative:margin;mso-height-relative:margin" o:gfxdata="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" strokecolor="#324b9b" strokeweight="2pt">
+              <v:shape w14:anchorId="382761C3" id="Connecteur droit avec flèche 97" o:spid="_x0000_s1026" type="#_x0000_t32" style="position:absolute;margin-left:112.15pt;margin-top:64.05pt;width:72.75pt;height:46.5pt;flip:y;z-index:251654144;visibility:visible;mso-wrap-style:square;mso-width-percent:0;mso-height-percent:0;mso-wrap-distance-left:9pt;mso-wrap-distance-top:0;mso-wrap-distance-right:9pt;mso-wrap-distance-bottom:0;mso-position-horizontal:absolute;mso-position-horizontal-relative:margin;mso-position-vertical:absolute;mso-position-vertical-relative:text;mso-width-percent:0;mso-height-percent:0;mso-width-relative:margin;mso-height-relative:margin" o:gfxdata="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" strokecolor="#324b9b" strokeweight="2pt">
                 <v:stroke endarrow="open" joinstyle="miter"/>
                 <w10:wrap anchorx="margin"/>
               </v:shape>
@@ -8375,9 +9028,6 @@
           </mc:Fallback>
         </mc:AlternateContent>
       </w:r>
-    </w:p>
-    <w:p/>
-    <w:p>
       <w:r>
         <w:rPr>
           <w:noProof/>
@@ -8386,7 +9036,7 @@
         <mc:AlternateContent>
           <mc:Choice Requires="wps">
             <w:drawing>
-              <wp:anchor distT="0" distB="0" distL="114300" distR="114300" simplePos="0" relativeHeight="251679744" behindDoc="0" locked="0" layoutInCell="1" allowOverlap="1" wp14:anchorId="229B367A" wp14:editId="439DBD6F">
+              <wp:anchor distT="0" distB="0" distL="114300" distR="114300" simplePos="0" relativeHeight="251661824" behindDoc="0" locked="0" layoutInCell="1" allowOverlap="1" wp14:anchorId="229B367A" wp14:editId="61A4559C">
                 <wp:simplePos x="0" y="0"/>
                 <wp:positionH relativeFrom="margin">
                   <wp:posOffset>5949711</wp:posOffset>
@@ -8447,7 +9097,7 @@
           </mc:Choice>
           <mc:Fallback>
             <w:pict>
-              <v:shape w14:anchorId="7F6F4AE2" id="Connecteur droit avec flèche 98" o:spid="_x0000_s1026" type="#_x0000_t32" style="position:absolute;margin-left:468.5pt;margin-top:107.3pt;width:3in;height:85.5pt;flip:x;z-index:251679744;visibility:visible;mso-wrap-style:square;mso-width-percent:0;mso-height-percent:0;mso-wrap-distance-left:9pt;mso-wrap-distance-top:0;mso-wrap-distance-right:9pt;mso-wrap-distance-bottom:0;mso-position-horizontal:absolute;mso-position-horizontal-relative:margin;mso-position-vertical:absolute;mso-position-vertical-relative:text;mso-width-percent:0;mso-height-percent:0;mso-width-relative:margin;mso-height-relative:margin" o:gfxdata="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" strokecolor="#324b9b" strokeweight="2pt">
+              <v:shape w14:anchorId="468060F0" id="Connecteur droit avec flèche 98" o:spid="_x0000_s1026" type="#_x0000_t32" style="position:absolute;margin-left:468.5pt;margin-top:107.3pt;width:3in;height:85.5pt;flip:x;z-index:251661824;visibility:visible;mso-wrap-style:square;mso-width-percent:0;mso-height-percent:0;mso-wrap-distance-left:9pt;mso-wrap-distance-top:0;mso-wrap-distance-right:9pt;mso-wrap-distance-bottom:0;mso-position-horizontal:absolute;mso-position-horizontal-relative:margin;mso-position-vertical:absolute;mso-position-vertical-relative:text;mso-width-percent:0;mso-height-percent:0;mso-width-relative:margin;mso-height-relative:margin" o:gfxdata="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" strokecolor="#324b9b" strokeweight="2pt">
                 <v:stroke endarrow="open" joinstyle="miter"/>
                 <w10:wrap anchorx="margin"/>
               </v:shape>
@@ -8463,7 +9113,7 @@
         <mc:AlternateContent>
           <mc:Choice Requires="wps">
             <w:drawing>
-              <wp:anchor distT="0" distB="0" distL="114300" distR="114300" simplePos="0" relativeHeight="251682816" behindDoc="0" locked="0" layoutInCell="1" allowOverlap="1" wp14:anchorId="1E669662" wp14:editId="00059CDB">
+              <wp:anchor distT="0" distB="0" distL="114300" distR="114300" simplePos="0" relativeHeight="251663872" behindDoc="0" locked="0" layoutInCell="1" allowOverlap="1" wp14:anchorId="1E669662" wp14:editId="3F73C4D9">
                 <wp:simplePos x="0" y="0"/>
                 <wp:positionH relativeFrom="margin">
                   <wp:posOffset>8680378</wp:posOffset>
@@ -8552,7 +9202,7 @@
           </mc:Choice>
           <mc:Fallback>
             <w:pict>
-              <v:shape w14:anchorId="1E669662" id="Zone de texte 100" o:spid="_x0000_s1063" type="#_x0000_t202" style="position:absolute;margin-left:683.5pt;margin-top:82.35pt;width:190.5pt;height:42.75pt;z-index:251682816;visibility:visible;mso-wrap-style:square;mso-width-percent:0;mso-height-percent:0;mso-wrap-distance-left:9pt;mso-wrap-distance-top:0;mso-wrap-distance-right:9pt;mso-wrap-distance-bottom:0;mso-position-horizontal:absolute;mso-position-horizontal-relative:margin;mso-position-vertical:absolute;mso-position-vertical-relative:text;mso-width-percent:0;mso-height-percent:0;mso-width-relative:margin;mso-height-relative:margin;v-text-anchor:top" o:gfxdata="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" filled="f" stroked="f" strokeweight=".5pt">
+              <v:shape w14:anchorId="1E669662" id="Zone de texte 100" o:spid="_x0000_s1063" type="#_x0000_t202" style="position:absolute;margin-left:683.5pt;margin-top:82.35pt;width:190.5pt;height:42.75pt;z-index:251663872;visibility:visible;mso-wrap-style:square;mso-width-percent:0;mso-height-percent:0;mso-wrap-distance-left:9pt;mso-wrap-distance-top:0;mso-wrap-distance-right:9pt;mso-wrap-distance-bottom:0;mso-position-horizontal:absolute;mso-position-horizontal-relative:margin;mso-position-vertical:absolute;mso-position-vertical-relative:text;mso-width-percent:0;mso-height-percent:0;mso-width-relative:margin;mso-height-relative:margin;v-text-anchor:top" o:gfxdata="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" filled="f" stroked="f" strokeweight=".5pt">
                 <v:textbox>
                   <w:txbxContent>
                     <w:p>
@@ -8565,16 +9215,8 @@
                         <w:rPr>
                           <w:color w:val="324B9B"/>
                         </w:rPr>
-                        <w:t xml:space="preserve">Note de </w:t>
+                        <w:t>Note de calcul</w:t>
                       </w:r>
-                      <w:proofErr w:type="gramStart"/>
-                      <w:r>
-                        <w:rPr>
-                          <w:color w:val="324B9B"/>
-                        </w:rPr>
-                        <w:t>calcul</w:t>
-                      </w:r>
-                      <w:proofErr w:type="gramEnd"/>
                       <w:r>
                         <w:rPr>
                           <w:color w:val="324B9B"/>
@@ -8637,7 +9279,7 @@
       </w:r>
     </w:p>
     <w:sectPr>
-      <w:headerReference w:type="default" r:id="rId29"/>
+      <w:headerReference w:type="default" r:id="rId28"/>
       <w:pgSz w:w="16838" w:h="11906" w:orient="landscape"/>
       <w:pgMar w:top="720" w:right="720" w:bottom="720" w:left="720" w:header="680" w:footer="708" w:gutter="0"/>
       <w:cols w:space="708"/>
@@ -8648,7 +9290,7 @@
 </file>
 
 <file path=word/endnotes.xml><?xml version="1.0" encoding="utf-8"?>
-<w:endnotes xmlns:wpc="http://schemas.microsoft.com/office/word/2010/wordprocessingCanvas" xmlns:mo="http://schemas.microsoft.com/office/mac/office/2008/main" xmlns:mc="http://schemas.openxmlformats.org/markup-compatibility/2006" xmlns:mv="urn:schemas-microsoft-com:mac:vml" xmlns:o="urn:schemas-microsoft-com:office:office" xmlns:r="http://schemas.openxmlformats.org/officeDocument/2006/relationships" xmlns:m="http://schemas.openxmlformats.org/officeDocument/2006/math" xmlns:v="urn:schemas-microsoft-com:vml" xmlns:wp14="http://schemas.microsoft.com/office/word/2010/wordprocessingDrawing" xmlns:wp="http://schemas.openxmlformats.org/drawingml/2006/wordprocessingDrawing" xmlns:w10="urn:schemas-microsoft-com:office:word" xmlns:w="http://schemas.openxmlformats.org/wordprocessingml/2006/main" xmlns:w14="http://schemas.microsoft.com/office/word/2010/wordml" xmlns:w15="http://schemas.microsoft.com/office/word/2012/wordml" xmlns:wpg="http://schemas.microsoft.com/office/word/2010/wordprocessingGroup" xmlns:wpi="http://schemas.microsoft.com/office/word/2010/wordprocessingInk" xmlns:wne="http://schemas.microsoft.com/office/word/2006/wordml" xmlns:wps="http://schemas.microsoft.com/office/word/2010/wordprocessingShape" mc:Ignorable="w14 w15 wp14 mv">
+<w:endnotes xmlns:wpc="http://schemas.microsoft.com/office/word/2010/wordprocessingCanvas" xmlns:cx="http://schemas.microsoft.com/office/drawing/2014/chartex" xmlns:cx1="http://schemas.microsoft.com/office/drawing/2015/9/8/chartex" xmlns:cx2="http://schemas.microsoft.com/office/drawing/2015/10/21/chartex" xmlns:cx3="http://schemas.microsoft.com/office/drawing/2016/5/9/chartex" xmlns:cx4="http://schemas.microsoft.com/office/drawing/2016/5/10/chartex" xmlns:cx5="http://schemas.microsoft.com/office/drawing/2016/5/11/chartex" xmlns:cx6="http://schemas.microsoft.com/office/drawing/2016/5/12/chartex" xmlns:cx7="http://schemas.microsoft.com/office/drawing/2016/5/13/chartex" xmlns:cx8="http://schemas.microsoft.com/office/drawing/2016/5/14/chartex" xmlns:mc="http://schemas.openxmlformats.org/markup-compatibility/2006" xmlns:aink="http://schemas.microsoft.com/office/drawing/2016/ink" xmlns:am3d="http://schemas.microsoft.com/office/drawing/2017/model3d" xmlns:o="urn:schemas-microsoft-com:office:office" xmlns:oel="http://schemas.microsoft.com/office/2019/extlst" xmlns:r="http://schemas.openxmlformats.org/officeDocument/2006/relationships" xmlns:m="http://schemas.openxmlformats.org/officeDocument/2006/math" xmlns:v="urn:schemas-microsoft-com:vml" xmlns:wp14="http://schemas.microsoft.com/office/word/2010/wordprocessingDrawing" xmlns:wp="http://schemas.openxmlformats.org/drawingml/2006/wordprocessingDrawing" xmlns:w10="urn:schemas-microsoft-com:office:word" xmlns:w="http://schemas.openxmlformats.org/wordprocessingml/2006/main" xmlns:w14="http://schemas.microsoft.com/office/word/2010/wordml" xmlns:w15="http://schemas.microsoft.com/office/word/2012/wordml" xmlns:w16cex="http://schemas.microsoft.com/office/word/2018/wordml/cex" xmlns:w16cid="http://schemas.microsoft.com/office/word/2016/wordml/cid" xmlns:w16="http://schemas.microsoft.com/office/word/2018/wordml" xmlns:w16du="http://schemas.microsoft.com/office/word/2023/wordml/word16du" xmlns:w16sdtdh="http://schemas.microsoft.com/office/word/2020/wordml/sdtdatahash" xmlns:w16sdtfl="http://schemas.microsoft.com/office/word/2024/wordml/sdtformatlock" xmlns:w16se="http://schemas.microsoft.com/office/word/2015/wordml/symex" xmlns:wpg="http://schemas.microsoft.com/office/word/2010/wordprocessingGroup" xmlns:wpi="http://schemas.microsoft.com/office/word/2010/wordprocessingInk" xmlns:wne="http://schemas.microsoft.com/office/word/2006/wordml" xmlns:wps="http://schemas.microsoft.com/office/word/2010/wordprocessingShape" mc:Ignorable="w14 w15 w16se w16cid w16 w16cex w16sdtdh w16sdtfl w16du wp14">
   <w:endnote w:type="separator" w:id="-1">
     <w:p>
       <w:pPr>
@@ -8673,7 +9315,7 @@
 </file>
 
 <file path=word/footnotes.xml><?xml version="1.0" encoding="utf-8"?>
-<w:footnotes xmlns:wpc="http://schemas.microsoft.com/office/word/2010/wordprocessingCanvas" xmlns:mo="http://schemas.microsoft.com/office/mac/office/2008/main" xmlns:mc="http://schemas.openxmlformats.org/markup-compatibility/2006" xmlns:mv="urn:schemas-microsoft-com:mac:vml" xmlns:o="urn:schemas-microsoft-com:office:office" xmlns:r="http://schemas.openxmlformats.org/officeDocument/2006/relationships" xmlns:m="http://schemas.openxmlformats.org/officeDocument/2006/math" xmlns:v="urn:schemas-microsoft-com:vml" xmlns:wp14="http://schemas.microsoft.com/office/word/2010/wordprocessingDrawing" xmlns:wp="http://schemas.openxmlformats.org/drawingml/2006/wordprocessingDrawing" xmlns:w10="urn:schemas-microsoft-com:office:word" xmlns:w="http://schemas.openxmlformats.org/wordprocessingml/2006/main" xmlns:w14="http://schemas.microsoft.com/office/word/2010/wordml" xmlns:w15="http://schemas.microsoft.com/office/word/2012/wordml" xmlns:wpg="http://schemas.microsoft.com/office/word/2010/wordprocessingGroup" xmlns:wpi="http://schemas.microsoft.com/office/word/2010/wordprocessingInk" xmlns:wne="http://schemas.microsoft.com/office/word/2006/wordml" xmlns:wps="http://schemas.microsoft.com/office/word/2010/wordprocessingShape" mc:Ignorable="w14 w15 wp14 mv">
+<w:footnotes xmlns:wpc="http://schemas.microsoft.com/office/word/2010/wordprocessingCanvas" xmlns:cx="http://schemas.microsoft.com/office/drawing/2014/chartex" xmlns:cx1="http://schemas.microsoft.com/office/drawing/2015/9/8/chartex" xmlns:cx2="http://schemas.microsoft.com/office/drawing/2015/10/21/chartex" xmlns:cx3="http://schemas.microsoft.com/office/drawing/2016/5/9/chartex" xmlns:cx4="http://schemas.microsoft.com/office/drawing/2016/5/10/chartex" xmlns:cx5="http://schemas.microsoft.com/office/drawing/2016/5/11/chartex" xmlns:cx6="http://schemas.microsoft.com/office/drawing/2016/5/12/chartex" xmlns:cx7="http://schemas.microsoft.com/office/drawing/2016/5/13/chartex" xmlns:cx8="http://schemas.microsoft.com/office/drawing/2016/5/14/chartex" xmlns:mc="http://schemas.openxmlformats.org/markup-compatibility/2006" xmlns:aink="http://schemas.microsoft.com/office/drawing/2016/ink" xmlns:am3d="http://schemas.microsoft.com/office/drawing/2017/model3d" xmlns:o="urn:schemas-microsoft-com:office:office" xmlns:oel="http://schemas.microsoft.com/office/2019/extlst" xmlns:r="http://schemas.openxmlformats.org/officeDocument/2006/relationships" xmlns:m="http://schemas.openxmlformats.org/officeDocument/2006/math" xmlns:v="urn:schemas-microsoft-com:vml" xmlns:wp14="http://schemas.microsoft.com/office/word/2010/wordprocessingDrawing" xmlns:wp="http://schemas.openxmlformats.org/drawingml/2006/wordprocessingDrawing" xmlns:w10="urn:schemas-microsoft-com:office:word" xmlns:w="http://schemas.openxmlformats.org/wordprocessingml/2006/main" xmlns:w14="http://schemas.microsoft.com/office/word/2010/wordml" xmlns:w15="http://schemas.microsoft.com/office/word/2012/wordml" xmlns:w16cex="http://schemas.microsoft.com/office/word/2018/wordml/cex" xmlns:w16cid="http://schemas.microsoft.com/office/word/2016/wordml/cid" xmlns:w16="http://schemas.microsoft.com/office/word/2018/wordml" xmlns:w16du="http://schemas.microsoft.com/office/word/2023/wordml/word16du" xmlns:w16sdtdh="http://schemas.microsoft.com/office/word/2020/wordml/sdtdatahash" xmlns:w16sdtfl="http://schemas.microsoft.com/office/word/2024/wordml/sdtformatlock" xmlns:w16se="http://schemas.microsoft.com/office/word/2015/wordml/symex" xmlns:wpg="http://schemas.microsoft.com/office/word/2010/wordprocessingGroup" xmlns:wpi="http://schemas.microsoft.com/office/word/2010/wordprocessingInk" xmlns:wne="http://schemas.microsoft.com/office/word/2006/wordml" xmlns:wps="http://schemas.microsoft.com/office/word/2010/wordprocessingShape" mc:Ignorable="w14 w15 w16se w16cid w16 w16cex w16sdtdh w16sdtfl w16du wp14">
   <w:footnote w:type="separator" w:id="-1">
     <w:p>
       <w:pPr>
@@ -8698,7 +9340,7 @@
 </file>
 
 <file path=word/header1.xml><?xml version="1.0" encoding="utf-8"?>
-<w:hdr xmlns:wpc="http://schemas.microsoft.com/office/word/2010/wordprocessingCanvas" xmlns:mo="http://schemas.microsoft.com/office/mac/office/2008/main" xmlns:mc="http://schemas.openxmlformats.org/markup-compatibility/2006" xmlns:mv="urn:schemas-microsoft-com:mac:vml" xmlns:o="urn:schemas-microsoft-com:office:office" xmlns:r="http://schemas.openxmlformats.org/officeDocument/2006/relationships" xmlns:m="http://schemas.openxmlformats.org/officeDocument/2006/math" xmlns:v="urn:schemas-microsoft-com:vml" xmlns:wp14="http://schemas.microsoft.com/office/word/2010/wordprocessingDrawing" xmlns:wp="http://schemas.openxmlformats.org/drawingml/2006/wordprocessingDrawing" xmlns:w10="urn:schemas-microsoft-com:office:word" xmlns:w="http://schemas.openxmlformats.org/wordprocessingml/2006/main" xmlns:w14="http://schemas.microsoft.com/office/word/2010/wordml" xmlns:w15="http://schemas.microsoft.com/office/word/2012/wordml" xmlns:wpg="http://schemas.microsoft.com/office/word/2010/wordprocessingGroup" xmlns:wpi="http://schemas.microsoft.com/office/word/2010/wordprocessingInk" xmlns:wne="http://schemas.microsoft.com/office/word/2006/wordml" xmlns:wps="http://schemas.microsoft.com/office/word/2010/wordprocessingShape" mc:Ignorable="w14 w15 wp14">
+<w:hdr xmlns:wpc="http://schemas.microsoft.com/office/word/2010/wordprocessingCanvas" xmlns:cx="http://schemas.microsoft.com/office/drawing/2014/chartex" xmlns:cx1="http://schemas.microsoft.com/office/drawing/2015/9/8/chartex" xmlns:cx2="http://schemas.microsoft.com/office/drawing/2015/10/21/chartex" xmlns:cx3="http://schemas.microsoft.com/office/drawing/2016/5/9/chartex" xmlns:cx4="http://schemas.microsoft.com/office/drawing/2016/5/10/chartex" xmlns:cx5="http://schemas.microsoft.com/office/drawing/2016/5/11/chartex" xmlns:cx6="http://schemas.microsoft.com/office/drawing/2016/5/12/chartex" xmlns:cx7="http://schemas.microsoft.com/office/drawing/2016/5/13/chartex" xmlns:cx8="http://schemas.microsoft.com/office/drawing/2016/5/14/chartex" xmlns:mc="http://schemas.openxmlformats.org/markup-compatibility/2006" xmlns:aink="http://schemas.microsoft.com/office/drawing/2016/ink" xmlns:am3d="http://schemas.microsoft.com/office/drawing/2017/model3d" xmlns:o="urn:schemas-microsoft-com:office:office" xmlns:oel="http://schemas.microsoft.com/office/2019/extlst" xmlns:r="http://schemas.openxmlformats.org/officeDocument/2006/relationships" xmlns:m="http://schemas.openxmlformats.org/officeDocument/2006/math" xmlns:v="urn:schemas-microsoft-com:vml" xmlns:wp14="http://schemas.microsoft.com/office/word/2010/wordprocessingDrawing" xmlns:wp="http://schemas.openxmlformats.org/drawingml/2006/wordprocessingDrawing" xmlns:w10="urn:schemas-microsoft-com:office:word" xmlns:w="http://schemas.openxmlformats.org/wordprocessingml/2006/main" xmlns:w14="http://schemas.microsoft.com/office/word/2010/wordml" xmlns:w15="http://schemas.microsoft.com/office/word/2012/wordml" xmlns:w16cex="http://schemas.microsoft.com/office/word/2018/wordml/cex" xmlns:w16cid="http://schemas.microsoft.com/office/word/2016/wordml/cid" xmlns:w16="http://schemas.microsoft.com/office/word/2018/wordml" xmlns:w16du="http://schemas.microsoft.com/office/word/2023/wordml/word16du" xmlns:w16sdtdh="http://schemas.microsoft.com/office/word/2020/wordml/sdtdatahash" xmlns:w16sdtfl="http://schemas.microsoft.com/office/word/2024/wordml/sdtformatlock" xmlns:w16se="http://schemas.microsoft.com/office/word/2015/wordml/symex" xmlns:wpg="http://schemas.microsoft.com/office/word/2010/wordprocessingGroup" xmlns:wpi="http://schemas.microsoft.com/office/word/2010/wordprocessingInk" xmlns:wne="http://schemas.microsoft.com/office/word/2006/wordml" xmlns:wps="http://schemas.microsoft.com/office/word/2010/wordprocessingShape" mc:Ignorable="w14 w15 w16se w16cid w16 w16cex w16sdtdh w16sdtfl w16du wp14">
   <w:p>
     <w:pPr>
       <w:pStyle w:val="En-tte"/>
@@ -8820,7 +9462,7 @@
                                       <v:path o:extrusionok="f" gradientshapeok="t" o:connecttype="rect"/>
                                       <o:lock v:ext="edit" aspectratio="t"/>
                                     </v:shapetype>
-                                    <v:shape id="_x0000_i1028" type="#_x0000_t75" style="width:65.6pt;height:39.2pt">
+                                    <v:shape id="_x0000_i1029" type="#_x0000_t75" style="width:65.25pt;height:39pt">
                                       <v:imagedata r:id="rId1" o:title="conducteo_white_title"/>
                                     </v:shape>
                                   </w:pict>
@@ -8866,7 +9508,7 @@
                                     <w:color w:val="FFFFFF" w:themeColor="background1"/>
                                     <w:sz w:val="20"/>
                                   </w:rPr>
-                                  <w:t>4</w:t>
+                                  <w:t>5</w:t>
                                 </w:r>
                               </w:p>
                             </w:tc>
@@ -8903,11 +9545,11 @@
         </mc:Choice>
         <mc:Fallback>
           <w:pict>
-            <v:shapetype w14:anchorId="373AA978" id="_x0000_t202" coordsize="21600,21600" o:spt="202" path="m0,0l0,21600,21600,21600,21600,0xe">
+            <v:shapetype w14:anchorId="373AA978" id="_x0000_t202" coordsize="21600,21600" o:spt="202" path="m,l,21600r21600,l21600,xe">
               <v:stroke joinstyle="miter"/>
               <v:path gradientshapeok="t" o:connecttype="rect"/>
             </v:shapetype>
-            <v:shape id="Zone de texte 2" o:spid="_x0000_s1064" type="#_x0000_t202" style="position:absolute;margin-left:-36pt;margin-top:-34.7pt;width:840.85pt;height:54.45pt;z-index:251658240;visibility:visible;mso-wrap-style:square;mso-width-percent:0;mso-height-percent:0;mso-wrap-distance-left:9pt;mso-wrap-distance-top:0;mso-wrap-distance-right:9pt;mso-wrap-distance-bottom:0;mso-position-horizontal:absolute;mso-position-horizontal-relative:margin;mso-position-vertical:absolute;mso-position-vertical-relative:text;mso-width-percent:0;mso-height-percent:0;mso-width-relative:margin;mso-height-relative:margin;v-text-anchor:top" o:gfxdata="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" fillcolor="#1f2d56" stroked="f" strokeweight=".5pt">
+            <v:shape id="Zone de texte 2" o:spid="_x0000_s1064" type="#_x0000_t202" style="position:absolute;margin-left:-36pt;margin-top:-34.75pt;width:840.85pt;height:54.45pt;z-index:251658240;visibility:visible;mso-wrap-style:square;mso-width-percent:0;mso-height-percent:0;mso-wrap-distance-left:9pt;mso-wrap-distance-top:0;mso-wrap-distance-right:9pt;mso-wrap-distance-bottom:0;mso-position-horizontal:absolute;mso-position-horizontal-relative:margin;mso-position-vertical:absolute;mso-position-vertical-relative:text;mso-width-percent:0;mso-height-percent:0;mso-width-relative:margin;mso-height-relative:margin;v-text-anchor:top" o:gfxdata="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" fillcolor="#1f2d56" stroked="f" strokeweight=".5pt">
               <v:textbox>
                 <w:txbxContent>
                   <w:tbl>
@@ -8951,7 +9593,7 @@
                               <w:color w:val="FFFFFF" w:themeColor="background1"/>
                             </w:rPr>
                             <w:pict w14:anchorId="22C8CF4C">
-                              <v:shape id="_x0000_i1028" type="#_x0000_t75" style="width:65.6pt;height:39.2pt">
+                              <v:shape id="_x0000_i1029" type="#_x0000_t75" style="width:65.25pt;height:39pt">
                                 <v:imagedata r:id="rId1" o:title="conducteo_white_title"/>
                               </v:shape>
                             </w:pict>
@@ -8997,7 +9639,7 @@
                               <w:color w:val="FFFFFF" w:themeColor="background1"/>
                               <w:sz w:val="20"/>
                             </w:rPr>
-                            <w:t>4</w:t>
+                            <w:t>5</w:t>
                           </w:r>
                         </w:p>
                       </w:tc>
@@ -9025,7 +9667,7 @@
 </file>
 
 <file path=word/styles.xml><?xml version="1.0" encoding="utf-8"?>
-<w:styles xmlns:mc="http://schemas.openxmlformats.org/markup-compatibility/2006" xmlns:r="http://schemas.openxmlformats.org/officeDocument/2006/relationships" xmlns:w="http://schemas.openxmlformats.org/wordprocessingml/2006/main" xmlns:w14="http://schemas.microsoft.com/office/word/2010/wordml" xmlns:w15="http://schemas.microsoft.com/office/word/2012/wordml" mc:Ignorable="w14 w15">
+<w:styles xmlns:mc="http://schemas.openxmlformats.org/markup-compatibility/2006" xmlns:r="http://schemas.openxmlformats.org/officeDocument/2006/relationships" xmlns:w="http://schemas.openxmlformats.org/wordprocessingml/2006/main" xmlns:w14="http://schemas.microsoft.com/office/word/2010/wordml" xmlns:w15="http://schemas.microsoft.com/office/word/2012/wordml" xmlns:w16cex="http://schemas.microsoft.com/office/word/2018/wordml/cex" xmlns:w16cid="http://schemas.microsoft.com/office/word/2016/wordml/cid" xmlns:w16="http://schemas.microsoft.com/office/word/2018/wordml" xmlns:w16du="http://schemas.microsoft.com/office/word/2023/wordml/word16du" xmlns:w16sdtdh="http://schemas.microsoft.com/office/word/2020/wordml/sdtdatahash" xmlns:w16sdtfl="http://schemas.microsoft.com/office/word/2024/wordml/sdtformatlock" xmlns:w16se="http://schemas.microsoft.com/office/word/2015/wordml/symex" mc:Ignorable="w14 w15 w16se w16cid w16 w16cex w16sdtdh w16sdtfl w16du">
   <w:docDefaults>
     <w:rPrDefault>
       <w:rPr>
@@ -9041,7 +9683,7 @@
       </w:pPr>
     </w:pPrDefault>
   </w:docDefaults>
-  <w:latentStyles w:defLockedState="0" w:defUIPriority="99" w:defSemiHidden="0" w:defUnhideWhenUsed="0" w:defQFormat="0" w:count="382">
+  <w:latentStyles w:defLockedState="0" w:defUIPriority="99" w:defSemiHidden="0" w:defUnhideWhenUsed="0" w:defQFormat="0" w:count="376">
     <w:lsdException w:name="Normal" w:uiPriority="0" w:qFormat="1"/>
     <w:lsdException w:name="heading 1" w:uiPriority="9" w:qFormat="1"/>
     <w:lsdException w:name="heading 2" w:semiHidden="1" w:uiPriority="9" w:unhideWhenUsed="1" w:qFormat="1"/>
@@ -9147,6 +9789,7 @@
     <w:lsdException w:name="HTML Sample" w:semiHidden="1" w:unhideWhenUsed="1"/>
     <w:lsdException w:name="HTML Typewriter" w:semiHidden="1" w:unhideWhenUsed="1"/>
     <w:lsdException w:name="HTML Variable" w:semiHidden="1" w:unhideWhenUsed="1"/>
+    <w:lsdException w:name="Normal Table" w:semiHidden="1" w:unhideWhenUsed="1"/>
     <w:lsdException w:name="annotation subject" w:semiHidden="1" w:unhideWhenUsed="1"/>
     <w:lsdException w:name="No List" w:semiHidden="1" w:unhideWhenUsed="1"/>
     <w:lsdException w:name="Outline List 1" w:semiHidden="1" w:unhideWhenUsed="1"/>
@@ -9192,9 +9835,11 @@
     <w:lsdException w:name="Table Subtle 1" w:semiHidden="1" w:unhideWhenUsed="1"/>
     <w:lsdException w:name="Table Subtle 2" w:semiHidden="1" w:unhideWhenUsed="1"/>
     <w:lsdException w:name="Table Web 1" w:semiHidden="1" w:unhideWhenUsed="1"/>
+    <w:lsdException w:name="Table Web 2" w:semiHidden="1" w:unhideWhenUsed="1"/>
     <w:lsdException w:name="Table Web 3" w:semiHidden="1" w:unhideWhenUsed="1"/>
     <w:lsdException w:name="Balloon Text" w:semiHidden="1" w:unhideWhenUsed="1"/>
     <w:lsdException w:name="Table Grid" w:uiPriority="39"/>
+    <w:lsdException w:name="Table Theme" w:semiHidden="1" w:unhideWhenUsed="1"/>
     <w:lsdException w:name="Placeholder Text" w:semiHidden="1"/>
     <w:lsdException w:name="No Spacing" w:uiPriority="1" w:qFormat="1"/>
     <w:lsdException w:name="Light Shading" w:uiPriority="60"/>
@@ -9522,7 +10167,6 @@
       <w:spacing w:after="0" w:line="240" w:lineRule="auto"/>
     </w:pPr>
     <w:tblPr>
-      <w:tblInd w:w="0" w:type="dxa"/>
       <w:tblBorders>
         <w:top w:val="single" w:sz="4" w:space="0" w:color="auto"/>
         <w:left w:val="single" w:sz="4" w:space="0" w:color="auto"/>
@@ -9531,12 +10175,6 @@
         <w:insideH w:val="single" w:sz="4" w:space="0" w:color="auto"/>
         <w:insideV w:val="single" w:sz="4" w:space="0" w:color="auto"/>
       </w:tblBorders>
-      <w:tblCellMar>
-        <w:top w:w="0" w:type="dxa"/>
-        <w:left w:w="108" w:type="dxa"/>
-        <w:bottom w:w="0" w:type="dxa"/>
-        <w:right w:w="108" w:type="dxa"/>
-      </w:tblCellMar>
     </w:tblPr>
   </w:style>
 </w:styles>
